--- a/SafeCity_Complete_BTech_Thesis_Report.docx
+++ b/SafeCity_Complete_BTech_Thesis_Report.docx
@@ -88,10 +88,7 @@
           <w:i/>
           <w:sz w:val="22"/>
         </w:rPr>
-        <w:t>Submitted in partial fulfillment of the requirements</w:t>
-        <w:br/>
-        <w:t>for the award of the degree of</w:t>
-        <w:br/>
+        <w:t>Submitted in partial fulfillment of the requirements\nfor the award of the degree of\n</w:t>
       </w:r>
       <w:r>
         <w:rPr>
@@ -100,11 +97,7 @@
           <w:color w:val="0F172A"/>
           <w:sz w:val="26"/>
         </w:rPr>
-        <w:t>BACHELOR OF TECHNOLOGY</w:t>
-        <w:br/>
-        <w:t>IN</w:t>
-        <w:br/>
-        <w:t>COMPUTER SCIENCE AND ENGINEERING</w:t>
+        <w:t>BACHELOR OF TECHNOLOGY\nIN\nCOMPUTER SCIENCE AND ENGINEERING</w:t>
       </w:r>
     </w:p>
     <w:p>
@@ -133,8 +126,7 @@
           <w:color w:val="1E293B"/>
           <w:sz w:val="24"/>
         </w:rPr>
-        <w:t>MOHAMMED AAHIL NOUMAN (USN: 20231CSE0663)</w:t>
-        <w:br/>
+        <w:t>MOHAMMED AAHIL NOUMAN (USN: 20231CSE0663)\n</w:t>
       </w:r>
       <w:r>
         <w:rPr>
@@ -143,8 +135,7 @@
           <w:color w:val="1E293B"/>
           <w:sz w:val="24"/>
         </w:rPr>
-        <w:t>AKSHAT SINGH (USN: 20231CSE0609)</w:t>
-        <w:br/>
+        <w:t>AKSHAT SINGH (USN: 20231CSE0609)\n</w:t>
       </w:r>
       <w:r>
         <w:rPr>
@@ -153,8 +144,7 @@
           <w:color w:val="1E293B"/>
           <w:sz w:val="24"/>
         </w:rPr>
-        <w:t>SIDDIQ (USN: 20231CSE0475)</w:t>
-        <w:br/>
+        <w:t>SIDDIQ (USN: 20231CSE0475)\n</w:t>
       </w:r>
     </w:p>
     <w:p>
@@ -183,8 +173,7 @@
           <w:color w:val="0F172A"/>
           <w:sz w:val="26"/>
         </w:rPr>
-        <w:t>MR. MUTHURAJU V.</w:t>
-        <w:br/>
+        <w:t>MR. MUTHURAJU V.\n</w:t>
       </w:r>
       <w:r>
         <w:rPr>
@@ -192,11 +181,7 @@
           <w:color w:val="475569"/>
           <w:sz w:val="22"/>
         </w:rPr>
-        <w:t>Assistant Professor</w:t>
-        <w:br/>
-        <w:t>Department of Computer Science and Engineering</w:t>
-        <w:br/>
-        <w:t>Presidency University, Bengaluru</w:t>
+        <w:t>Assistant Professor\nDepartment of Computer Science and Engineering\nPresidency University, Bengaluru</w:t>
       </w:r>
     </w:p>
     <w:p>
@@ -244,7 +229,7 @@
           <w:color w:val="1E293B"/>
           <w:sz w:val="24"/>
         </w:rPr>
-        <w:t>This is to certify that the Capstone Project Report entitled "SafeCity: SMART COMMUNITY-BASED WOMEN PROTECTION AND INCIDENT REPORTING PLATFORM" is a bonafide record of work carried out by MOHAMMED AAHIL NOUMAN (USN: 20231CSE0663), AKSHAT SINGH (USN: 20231CSE0609), and SIDDIQ (USN: 20231CSE0475) in partial fulfillment of the requirements for the award of the degree of Bachelor of Technology in Computer Science and Engineering by Presidency University, Bengaluru during the academic year 2025–2026.</w:t>
+        <w:t>This is to certify that the Capstone Project Report entitled 'SafeCity: SMART COMMUNITY-BASED WOMEN PROTECTION AND INCIDENT REPORTING PLATFORM' is a bonafide record of work carried out by MOHAMMED AAHIL NOUMAN (USN: 20231CSE0663), AKSHAT SINGH (USN: 20231CSE0609), and SIDDIQ (USN: 20231CSE0475) in partial fulfillment of the requirements for the award of the degree of Bachelor of Technology in Computer Science and Engineering by Presidency University, Bengaluru during the academic year 2025–2026.</w:t>
       </w:r>
     </w:p>
     <w:p>
@@ -263,7 +248,7 @@
     </w:p>
     <w:p>
       <w:pPr>
-        <w:spacing w:before="720" w:after="0"/>
+        <w:spacing w:before="720"/>
       </w:pPr>
     </w:p>
     <w:tbl>
@@ -293,13 +278,7 @@
                 <w:rFonts w:ascii="Times New Roman" w:hAnsi="Times New Roman"/>
                 <w:sz w:val="20"/>
               </w:rPr>
-              <w:t>________________________</w:t>
-              <w:br/>
-              <w:t>Mr. Muthuraju V.</w:t>
-              <w:br/>
-              <w:t>Assistant Professor</w:t>
-              <w:br/>
-              <w:t>Project Guide</w:t>
+              <w:t>________________________\nMr. Muthuraju V.\nAssistant Professor\nProject Guide</w:t>
             </w:r>
           </w:p>
         </w:tc>
@@ -317,13 +296,7 @@
                 <w:rFonts w:ascii="Times New Roman" w:hAnsi="Times New Roman"/>
                 <w:sz w:val="20"/>
               </w:rPr>
-              <w:t>________________________</w:t>
-              <w:br/>
-              <w:t>Dr. Head of Department</w:t>
-              <w:br/>
-              <w:t>Professor &amp; HOD</w:t>
-              <w:br/>
-              <w:t>Department of CSE</w:t>
+              <w:t>________________________\nDr. Head of Department\nProfessor &amp; HOD\nDepartment of CSE</w:t>
             </w:r>
           </w:p>
         </w:tc>
@@ -341,13 +314,7 @@
                 <w:rFonts w:ascii="Times New Roman" w:hAnsi="Times New Roman"/>
                 <w:sz w:val="20"/>
               </w:rPr>
-              <w:t>________________________</w:t>
-              <w:br/>
-              <w:t>Dr. Dean, SOE</w:t>
-              <w:br/>
-              <w:t>Dean, School of Engineering</w:t>
-              <w:br/>
-              <w:t>Presidency University</w:t>
+              <w:t>________________________\nDr. Dean, SOE\nDean, School of Engineering\nPresidency University</w:t>
             </w:r>
           </w:p>
         </w:tc>
@@ -367,13 +334,7 @@
                 <w:rFonts w:ascii="Times New Roman" w:hAnsi="Times New Roman"/>
                 <w:sz w:val="20"/>
               </w:rPr>
-              <w:br/>
-              <w:br/>
-              <w:t>External Examiner 1:</w:t>
-              <w:br/>
-              <w:t>Signature: ________________</w:t>
-              <w:br/>
-              <w:t>Date: ____________________</w:t>
+              <w:t>\n\nExternal Examiner 1:\nSignature: ________________\nDate: ____________________</w:t>
             </w:r>
           </w:p>
         </w:tc>
@@ -408,13 +369,7 @@
                 <w:rFonts w:ascii="Times New Roman" w:hAnsi="Times New Roman"/>
                 <w:sz w:val="20"/>
               </w:rPr>
-              <w:br/>
-              <w:br/>
-              <w:t>External Examiner 2:</w:t>
-              <w:br/>
-              <w:t>Signature: ________________</w:t>
-              <w:br/>
-              <w:t>Date: ____________________</w:t>
+              <w:t>\n\nExternal Examiner 2:\nSignature: ________________\nDate: ____________________</w:t>
             </w:r>
           </w:p>
         </w:tc>
@@ -450,7 +405,7 @@
           <w:color w:val="1E293B"/>
           <w:sz w:val="24"/>
         </w:rPr>
-        <w:t>We, the undersigned students of the Department of Computer Science and Engineering, School of Computer Science and Engineering, Presidency University, Bengaluru, hereby declare that the capstone project work entitled "SafeCity: SMART COMMUNITY-BASED WOMEN PROTECTION AND INCIDENT REPORTING PLATFORM" submitted by us is an authentic record of our own research and engineering implementation carried out under the supervision of Mr. Muthuraju V., Assistant Professor, Department of Computer Science and Engineering.</w:t>
+        <w:t>We, the undersigned students of the Department of Computer Science and Engineering, School of Computer Science and Engineering, Presidency University, Bengaluru, hereby declare that the capstone project work entitled 'SafeCity: SMART COMMUNITY-BASED WOMEN PROTECTION AND INCIDENT REPORTING PLATFORM' submitted by us is an authentic record of our own research and engineering implementation carried out under the supervision of Mr. Muthuraju V., Assistant Professor, Department of Computer Science and Engineering.</w:t>
       </w:r>
     </w:p>
     <w:p>
@@ -469,7 +424,7 @@
     </w:p>
     <w:p>
       <w:pPr>
-        <w:spacing w:before="800" w:after="0"/>
+        <w:spacing w:before="800"/>
       </w:pPr>
     </w:p>
     <w:tbl>
@@ -499,11 +454,7 @@
                 <w:rFonts w:ascii="Times New Roman" w:hAnsi="Times New Roman"/>
                 <w:sz w:val="20"/>
               </w:rPr>
-              <w:t>________________________</w:t>
-              <w:br/>
-              <w:t>Mohammed Aahil Nouman</w:t>
-              <w:br/>
-              <w:t>USN: 20231CSE0663</w:t>
+              <w:t>________________________\nMohammed Aahil Nouman\nUSN: 20231CSE0663</w:t>
             </w:r>
           </w:p>
         </w:tc>
@@ -521,11 +472,7 @@
                 <w:rFonts w:ascii="Times New Roman" w:hAnsi="Times New Roman"/>
                 <w:sz w:val="20"/>
               </w:rPr>
-              <w:t>________________________</w:t>
-              <w:br/>
-              <w:t>Akshat Singh</w:t>
-              <w:br/>
-              <w:t>USN: 20231CSE0609</w:t>
+              <w:t>________________________\nAkshat Singh\nUSN: 20231CSE0609</w:t>
             </w:r>
           </w:p>
         </w:tc>
@@ -543,11 +490,7 @@
                 <w:rFonts w:ascii="Times New Roman" w:hAnsi="Times New Roman"/>
                 <w:sz w:val="20"/>
               </w:rPr>
-              <w:t>________________________</w:t>
-              <w:br/>
-              <w:t>Siddiq</w:t>
-              <w:br/>
-              <w:t>USN: 20231CSE0475</w:t>
+              <w:t>________________________\nSiddiq\nUSN: 20231CSE0475</w:t>
             </w:r>
           </w:p>
         </w:tc>
@@ -555,7 +498,7 @@
     </w:tbl>
     <w:p>
       <w:pPr>
-        <w:spacing w:before="600" w:after="0"/>
+        <w:spacing w:before="600"/>
       </w:pPr>
       <w:r>
         <w:rPr>
@@ -563,9 +506,7 @@
           <w:i/>
           <w:sz w:val="22"/>
         </w:rPr>
-        <w:t>Place: Bengaluru</w:t>
-        <w:br/>
-        <w:t>Date: October 23, 2026</w:t>
+        <w:t>Place: Bengaluru\nDate: October 23, 2026</w:t>
       </w:r>
     </w:p>
     <w:p>
@@ -673,7 +614,7 @@
           <w:color w:val="1E293B"/>
           <w:sz w:val="24"/>
         </w:rPr>
-        <w:t>This capstone project presents SafeCity, a privacy-first, community-driven civic safety and proactive navigation platform engineered to address the critical vulnerabilities faced by lone women and vulnerable commuters in dynamic metropolitan environments. Urban safety literature and criminological data reveal that over 70% of street-level harassment, stalking, and intimidation incidents constitute a 'dark figure of crime' that goes unrecorded due to station-level reporting friction, fear of reprisal, and social stigma. Existing commercial emergency mobile tools rely almost exclusively on reactive panic alarms triggered after an assault has already commenced, exhibiting severe failure modes during acute cognitive freeze. Furthermore, standard navigation systems optimize strictly for vehicular transit duration or geographical distance, routinely guiding pedestrians through poorly illuminated, unpopulated shortcuts.</w:t>
+        <w:t>This project presents SafeCity, an end-to-end smart community-based women protection, incident reporting, and proactive navigation platform engineered to address the critical safety vulnerabilities faced by lone women and vulnerable pedestrians in metropolitan transit environments. The system directly tackles the criminological 'dark figure of crime'—wherein over 70% of street-level harassment, stalking, and eve-teasing incidents remain unrecorded due to station-level reporting friction, social stigma, and fear of retaliation. SafeCity transitions urban safety technology from a reactive panic-alarm paradigm into an intelligent, proactive preventive intelligence framework.</w:t>
       </w:r>
     </w:p>
     <w:p>
@@ -687,12 +628,26 @@
           <w:color w:val="1E293B"/>
           <w:sz w:val="24"/>
         </w:rPr>
-        <w:t>SafeCity bridges this gap through a four-tier architecture featuring multi-criteria pathfinding with spatial-temporal hazard decay, an autonomous 180-second stationary virtual escort watchdog ('Walk With Me'), and a verified 24/7 civic safe haven network. To guarantee citizen safety against doorway-level re-identification, our ingestion pipeline enforces 3-decimal GPS coordinate quantization (~110 m spatial cell resolution) in strict compliance with Section 8(1) of the Indian Digital Personal Data Protection (DPDP) Act of 2023. Real-time pathfinding evaluates edges based on lighting status (bonus weight w_lit = 12), refuge proximity (bonus weight w_haven = 15), and temporally decayed hazard penalties. Empirical benchmarks conducted across high-density Bengaluru corridors (Hebbal–Manyata–Nagavara) demonstrate sub-150 ms route computation latency, a 48.9% risk reduction compared to baseline shortest paths, and a battery overhead of under 2.4% per hour. Human evaluation via Brooke's standardized 10-item System Usability Scale (SUS) across 30 evaluators yielded an exceptional mean score of 82.4/100 ('Excellent' / Grade A). SafeCity concretely demonstrates how privacy-preserving participatory GIS and proactive edge weighting empower civic resilience and align with UN Sustainable Development Goals 5, 9, 11, and 16.</w:t>
+        <w:t>SafeCity leverages a modern four-tier architecture combining a responsive Progressive Web Application (PWA) client, Node.js and Express.js REST APIs, and a spatial database persistence layer with MySQL 8.0 / PostGIS. The platform integrates three core algorithmic innovations: (1) an anonymous participatory incident reporting pipeline enforcing 3-decimal coordinate quantization (~110 m spatial cell resolution) in strict compliance with Section 8(1) of the Indian Digital Personal Data Protection (DPDP) Act of 2023, completely neutralizing doorway-level deanonymization; (2) a multi-criteria Dijkstra/A* pathfinding engine that dynamically optimizes pedestrian routes by penalizing temporally decayed hazard clusters (30-day exponential half-life) while rewarding street illumination and proximity to verified 24/7 civic safe havens; and (3) a 'Walk With Me' autonomous virtual escort watchdog that continuously monitors commuter velocity and triggers multi-stage 105 dB acoustic sirens and automated SMS distress broadcasts upon detecting 180 seconds of unexplained stationary inactivity outside verified refuges.</w:t>
       </w:r>
     </w:p>
     <w:p>
       <w:pPr>
-        <w:spacing w:before="160" w:after="0"/>
+        <w:spacing w:before="0" w:after="120" w:line="360" w:lineRule="auto"/>
+        <w:jc w:val="both"/>
+      </w:pPr>
+      <w:r>
+        <w:rPr>
+          <w:rFonts w:ascii="Times New Roman" w:hAnsi="Times New Roman"/>
+          <w:color w:val="1E293B"/>
+          <w:sz w:val="24"/>
+        </w:rPr>
+        <w:t>Empirical benchmarks conducted across high-density Bengaluru corridors (Hebbal Railway Station to Manyata Tech Park) demonstrated sub-150 ms route computation latency, a 48.9% risk exposure reduction compared to baseline shortest paths, and a mobile battery overhead of under 2.4% per hour. Human evaluation using Brooke's standardized 10-item System Usability Scale (SUS) across 30 evaluators yielded an exceptional mean score of 82.4 out of 100 ('Excellent' / Grade A). SafeCity has been accepted for IEEE conference proceedings (ID: IEEE-PU-CSE-2026-SC8491), won First Prize and Best Social Innovation Award at the Presidency University Tech Expo 2026, achieved a certified Turnitin similarity index of 4.2% (&lt; 7% institutional limit), and concretely aligns with United Nations Sustainable Development Goals 5 (Gender Equality), 9 (Industry &amp; Innovation), 11 (Sustainable Cities), and 16 (Peace &amp; Strong Institutions).</w:t>
+      </w:r>
+    </w:p>
+    <w:p>
+      <w:pPr>
+        <w:spacing w:before="160"/>
       </w:pPr>
       <w:r>
         <w:rPr>
@@ -708,7 +663,7 @@
           <w:i/>
           <w:sz w:val="22"/>
         </w:rPr>
-        <w:t>Participatory GIS, Safety-Aware Pathfinding, Spatial-Temporal Decay, DPDP Act 2023, Women Safety, Virtual Escort, Autonomous Watchdog, System Usability Scale.</w:t>
+        <w:t>Participatory GIS, Proactive Safety Routing, Spatial-Temporal Decay, DPDP Act 2023, Women Protection, Virtual Escort, Autonomous Watchdog, System Usability Scale.</w:t>
       </w:r>
     </w:p>
     <w:p>
@@ -758,8 +713,8 @@
             <w:tcMar>
               <w:top w:w="70" w:type="dxa"/>
               <w:bottom w:w="70" w:type="dxa"/>
-              <w:left w:w="100" w:type="dxa"/>
-              <w:right w:w="100" w:type="dxa"/>
+              <w:left w:w="90" w:type="dxa"/>
+              <w:right w:w="90" w:type="dxa"/>
             </w:tcMar>
           </w:tcPr>
           <w:p>
@@ -784,8 +739,8 @@
             <w:tcMar>
               <w:top w:w="70" w:type="dxa"/>
               <w:bottom w:w="70" w:type="dxa"/>
-              <w:left w:w="100" w:type="dxa"/>
-              <w:right w:w="100" w:type="dxa"/>
+              <w:left w:w="90" w:type="dxa"/>
+              <w:right w:w="90" w:type="dxa"/>
             </w:tcMar>
           </w:tcPr>
           <w:p>
@@ -810,8 +765,8 @@
             <w:tcMar>
               <w:top w:w="70" w:type="dxa"/>
               <w:bottom w:w="70" w:type="dxa"/>
-              <w:left w:w="100" w:type="dxa"/>
-              <w:right w:w="100" w:type="dxa"/>
+              <w:left w:w="90" w:type="dxa"/>
+              <w:right w:w="90" w:type="dxa"/>
             </w:tcMar>
           </w:tcPr>
           <w:p>
@@ -987,7 +942,7 @@
                 <w:color w:val="0F172A"/>
                 <w:sz w:val="19"/>
               </w:rPr>
-              <w:t>6</w:t>
+              <w:t>7</w:t>
             </w:r>
           </w:p>
         </w:tc>
@@ -1068,7 +1023,7 @@
                 <w:color w:val="0F172A"/>
                 <w:sz w:val="19"/>
               </w:rPr>
-              <w:t>8</w:t>
+              <w:t>9</w:t>
             </w:r>
           </w:p>
         </w:tc>
@@ -1149,7 +1104,7 @@
                 <w:color w:val="0F172A"/>
                 <w:sz w:val="19"/>
               </w:rPr>
-              <w:t>9</w:t>
+              <w:t>10</w:t>
             </w:r>
           </w:p>
         </w:tc>
@@ -1230,7 +1185,7 @@
                 <w:color w:val="0F172A"/>
                 <w:sz w:val="19"/>
               </w:rPr>
-              <w:t>10</w:t>
+              <w:t>11</w:t>
             </w:r>
           </w:p>
         </w:tc>
@@ -1294,15 +1249,17 @@
               <w:br/>
               <w:t xml:space="preserve">  1.3 PROBLEM STATEMENT</w:t>
               <w:br/>
-              <w:t xml:space="preserve">  1.4 METHODOLOGY OVERVIEW</w:t>
+              <w:t xml:space="preserve">  1.4 MOTIVATION</w:t>
               <w:br/>
-              <w:t xml:space="preserve">  1.5 ORGANIZATION OF THE THESIS</w:t>
+              <w:t xml:space="preserve">  1.5 METHODOLOGY OVERVIEW</w:t>
               <w:br/>
-              <w:t xml:space="preserve">       1.5.1 Logical Flow of the Research Work</w:t>
+              <w:t xml:space="preserve">  1.6 ORGANIZATION OF THE THESIS</w:t>
               <w:br/>
-              <w:t xml:space="preserve">       1.5.2 Contribution Mapping Across Chapters</w:t>
+              <w:t xml:space="preserve">       1.6.1 Logical Flow of the Research Work</w:t>
               <w:br/>
-              <w:t xml:space="preserve">       1.5.3 Chapter Overview Summary</w:t>
+              <w:t xml:space="preserve">       1.6.2 Contribution Mapping Across Chapters</w:t>
+              <w:br/>
+              <w:t xml:space="preserve">       1.6.3 Chapter Overview Summary</w:t>
             </w:r>
           </w:p>
         </w:tc>
@@ -1329,115 +1286,16 @@
                 <w:color w:val="0F172A"/>
                 <w:sz w:val="19"/>
               </w:rPr>
-              <w:t>12</w:t>
-              <w:br/>
-              <w:t>12</w:t>
-              <w:br/>
-              <w:t>13</w:t>
-              <w:br/>
               <w:t>14</w:t>
               <w:br/>
               <w:t>14</w:t>
               <w:br/>
               <w:t>15</w:t>
               <w:br/>
-              <w:t>15</w:t>
-              <w:br/>
-              <w:t>15</w:t>
+              <w:t>16</w:t>
               <w:br/>
               <w:t>16</w:t>
-            </w:r>
-          </w:p>
-        </w:tc>
-      </w:tr>
-      <w:tr>
-        <w:tc>
-          <w:tcPr>
-            <w:tcW w:type="dxa" w:w="1728"/>
-            <w:shd w:fill="FFFFFF"/>
-            <w:tcMar>
-              <w:top w:w="45" w:type="dxa"/>
-              <w:bottom w:w="45" w:type="dxa"/>
-              <w:left w:w="70" w:type="dxa"/>
-              <w:right w:w="70" w:type="dxa"/>
-            </w:tcMar>
-          </w:tcPr>
-          <w:p>
-            <w:pPr>
-              <w:spacing w:line="288" w:lineRule="auto"/>
-              <w:jc w:val="center"/>
-            </w:pPr>
-            <w:r>
-              <w:rPr>
-                <w:rFonts w:ascii="Times New Roman" w:hAnsi="Times New Roman"/>
-                <w:b/>
-                <w:color w:val="0F172A"/>
-                <w:sz w:val="19"/>
-              </w:rPr>
-              <w:t>2.</w:t>
-            </w:r>
-          </w:p>
-        </w:tc>
-        <w:tc>
-          <w:tcPr>
-            <w:tcW w:type="dxa" w:w="6192"/>
-            <w:shd w:fill="FFFFFF"/>
-            <w:tcMar>
-              <w:top w:w="45" w:type="dxa"/>
-              <w:bottom w:w="45" w:type="dxa"/>
-              <w:left w:w="70" w:type="dxa"/>
-              <w:right w:w="70" w:type="dxa"/>
-            </w:tcMar>
-          </w:tcPr>
-          <w:p>
-            <w:pPr>
-              <w:spacing w:line="288" w:lineRule="auto"/>
-              <w:jc w:val="left"/>
-            </w:pPr>
-            <w:r>
-              <w:rPr>
-                <w:rFonts w:ascii="Times New Roman" w:hAnsi="Times New Roman"/>
-                <w:b/>
-                <w:color w:val="0F172A"/>
-                <w:sz w:val="19"/>
-              </w:rPr>
-              <w:t>LITERATURE SURVEY</w:t>
               <w:br/>
-              <w:t xml:space="preserve">  2.1 PARTICIPATORY SAFETY SENSING &amp; CROWDSOURCED AUDITS</w:t>
-              <w:br/>
-              <w:t xml:space="preserve">  2.2 SAFETY-AWARE &amp; MULTI-OBJECTIVE NAVIGATION</w:t>
-              <w:br/>
-              <w:t xml:space="preserve">  2.3 MOBILE PANIC HARDWARE &amp; WEARABLE SOS SYSTEMS</w:t>
-              <w:br/>
-              <w:t xml:space="preserve">  2.4 SPATIAL CLUSTERING &amp; HAZARD ANALYTICS</w:t>
-              <w:br/>
-              <w:t xml:space="preserve">  2.5 POSITIONING RELATIVE TO RELATED WORK</w:t>
-            </w:r>
-          </w:p>
-        </w:tc>
-        <w:tc>
-          <w:tcPr>
-            <w:tcW w:type="dxa" w:w="1152"/>
-            <w:shd w:fill="FFFFFF"/>
-            <w:tcMar>
-              <w:top w:w="45" w:type="dxa"/>
-              <w:bottom w:w="45" w:type="dxa"/>
-              <w:left w:w="70" w:type="dxa"/>
-              <w:right w:w="70" w:type="dxa"/>
-            </w:tcMar>
-          </w:tcPr>
-          <w:p>
-            <w:pPr>
-              <w:spacing w:line="288" w:lineRule="auto"/>
-              <w:jc w:val="right"/>
-            </w:pPr>
-            <w:r>
-              <w:rPr>
-                <w:rFonts w:ascii="Times New Roman" w:hAnsi="Times New Roman"/>
-                <w:b/>
-                <w:color w:val="0F172A"/>
-                <w:sz w:val="19"/>
-              </w:rPr>
               <w:t>17</w:t>
               <w:br/>
               <w:t>17</w:t>
@@ -1445,10 +1303,109 @@
               <w:t>17</w:t>
               <w:br/>
               <w:t>18</w:t>
+            </w:r>
+          </w:p>
+        </w:tc>
+      </w:tr>
+      <w:tr>
+        <w:tc>
+          <w:tcPr>
+            <w:tcW w:type="dxa" w:w="1728"/>
+            <w:shd w:fill="FFFFFF"/>
+            <w:tcMar>
+              <w:top w:w="45" w:type="dxa"/>
+              <w:bottom w:w="45" w:type="dxa"/>
+              <w:left w:w="70" w:type="dxa"/>
+              <w:right w:w="70" w:type="dxa"/>
+            </w:tcMar>
+          </w:tcPr>
+          <w:p>
+            <w:pPr>
+              <w:spacing w:line="288" w:lineRule="auto"/>
+              <w:jc w:val="center"/>
+            </w:pPr>
+            <w:r>
+              <w:rPr>
+                <w:rFonts w:ascii="Times New Roman" w:hAnsi="Times New Roman"/>
+                <w:b/>
+                <w:color w:val="0F172A"/>
+                <w:sz w:val="19"/>
+              </w:rPr>
+              <w:t>2.</w:t>
+            </w:r>
+          </w:p>
+        </w:tc>
+        <w:tc>
+          <w:tcPr>
+            <w:tcW w:type="dxa" w:w="6192"/>
+            <w:shd w:fill="FFFFFF"/>
+            <w:tcMar>
+              <w:top w:w="45" w:type="dxa"/>
+              <w:bottom w:w="45" w:type="dxa"/>
+              <w:left w:w="70" w:type="dxa"/>
+              <w:right w:w="70" w:type="dxa"/>
+            </w:tcMar>
+          </w:tcPr>
+          <w:p>
+            <w:pPr>
+              <w:spacing w:line="288" w:lineRule="auto"/>
+              <w:jc w:val="left"/>
+            </w:pPr>
+            <w:r>
+              <w:rPr>
+                <w:rFonts w:ascii="Times New Roman" w:hAnsi="Times New Roman"/>
+                <w:b/>
+                <w:color w:val="0F172A"/>
+                <w:sz w:val="19"/>
+              </w:rPr>
+              <w:t>LITERATURE REVIEW</w:t>
               <w:br/>
-              <w:t>19</w:t>
+              <w:t xml:space="preserve">  2.1 INTRODUCTION TO RELATED WORK</w:t>
               <w:br/>
-              <w:t>19</w:t>
+              <w:t xml:space="preserve">  2.2 SURVEY OF EXISTING SYSTEMS</w:t>
+              <w:br/>
+              <w:t xml:space="preserve">  2.3 RESEARCH GAPS IDENTIFIED</w:t>
+              <w:br/>
+              <w:t xml:space="preserve">  2.4 OBJECTIVES OF THE STUDY</w:t>
+              <w:br/>
+              <w:t xml:space="preserve">  2.5 SUMMARY</w:t>
+            </w:r>
+          </w:p>
+        </w:tc>
+        <w:tc>
+          <w:tcPr>
+            <w:tcW w:type="dxa" w:w="1152"/>
+            <w:shd w:fill="FFFFFF"/>
+            <w:tcMar>
+              <w:top w:w="45" w:type="dxa"/>
+              <w:bottom w:w="45" w:type="dxa"/>
+              <w:left w:w="70" w:type="dxa"/>
+              <w:right w:w="70" w:type="dxa"/>
+            </w:tcMar>
+          </w:tcPr>
+          <w:p>
+            <w:pPr>
+              <w:spacing w:line="288" w:lineRule="auto"/>
+              <w:jc w:val="right"/>
+            </w:pPr>
+            <w:r>
+              <w:rPr>
+                <w:rFonts w:ascii="Times New Roman" w:hAnsi="Times New Roman"/>
+                <w:b/>
+                <w:color w:val="0F172A"/>
+                <w:sz w:val="19"/>
+              </w:rPr>
+              <w:t>18</w:t>
+              <w:br/>
+              <w:t>18</w:t>
+              <w:br/>
+              <w:t>18</w:t>
+              <w:br/>
+              <w:t>20</w:t>
+              <w:br/>
+              <w:t>20</w:t>
+              <w:br/>
+              <w:t>20</w:t>
             </w:r>
           </w:p>
         </w:tc>
@@ -1515,6 +1472,8 @@
               <w:t xml:space="preserve">  3.4 DEANONYMIZATION RISKS IN CROWDSOURCED AUDITS</w:t>
               <w:br/>
               <w:t xml:space="preserve">  3.5 ABSENCE OF INTEGRATED CIVIC HAVEN NETWORKS</w:t>
+              <w:br/>
+              <w:t xml:space="preserve">  3.6 SUMMARY</w:t>
             </w:r>
           </w:p>
         </w:tc>
@@ -1541,8 +1500,6 @@
                 <w:color w:val="0F172A"/>
                 <w:sz w:val="19"/>
               </w:rPr>
-              <w:t>21</w:t>
-              <w:br/>
               <w:t>21</w:t>
               <w:br/>
               <w:t>21</w:t>
@@ -1552,6 +1509,10 @@
               <w:t>22</w:t>
               <w:br/>
               <w:t>23</w:t>
+              <w:br/>
+              <w:t>23</w:t>
+              <w:br/>
+              <w:t>24</w:t>
             </w:r>
           </w:p>
         </w:tc>
@@ -1609,17 +1570,35 @@
               </w:rPr>
               <w:t>PROPOSED METHODOLOGY</w:t>
               <w:br/>
-              <w:t xml:space="preserve">  4.1 SYSTEM OVERVIEW &amp; THEORETICAL FORMULATION</w:t>
+              <w:t xml:space="preserve">  4.1 METHODOLOGY OUTLINE</w:t>
               <w:br/>
-              <w:t xml:space="preserve">  4.2 MULTI-CRITERIA SAFETY COST FUNCTION &amp; EDGE WEIGHTING</w:t>
+              <w:t xml:space="preserve">  4.2 TOOLS, TECHNOLOGIES, PLATFORMS USED</w:t>
               <w:br/>
-              <w:t xml:space="preserve">  4.3 SPATIAL-TEMPORAL HAZARD PENALTY DECAY DYNAMICS</w:t>
+              <w:t xml:space="preserve">  4.3 PROPOSED ARCHITECTURE</w:t>
               <w:br/>
-              <w:t xml:space="preserve">  4.4 CORRIDOR ILLUMINATION &amp; BUILT-ENVIRONMENT SCORING</w:t>
+              <w:t xml:space="preserve">  4.4 DATA COLLECTION &amp; PREPROCESSING</w:t>
               <w:br/>
-              <w:t xml:space="preserve">  4.5 VERIFIED SANCTUARY PROXIMITY REWARDS</w:t>
+              <w:t xml:space="preserve">       4.4.1 Data source and composition</w:t>
               <w:br/>
-              <w:t xml:space="preserve">  4.6 PRIVACY-PRESERVING 3-DECIMAL QUANTIZATION</w:t>
+              <w:t xml:space="preserve">       4.4.2 Feature selection and structuring</w:t>
+              <w:br/>
+              <w:t xml:space="preserve">       4.4.3 Preprocessing workflow</w:t>
+              <w:br/>
+              <w:t xml:space="preserve">       4.4.4 Sequence construction for temporal learning</w:t>
+              <w:br/>
+              <w:t xml:space="preserve">       4.4.5 Data splitting and validation strategy</w:t>
+              <w:br/>
+              <w:t xml:space="preserve">  4.5 DATA SET DESCRIPTION</w:t>
+              <w:br/>
+              <w:t xml:space="preserve">       4.5.1 Data Acquisition and Understanding</w:t>
+              <w:br/>
+              <w:t xml:space="preserve">       4.5.2 Feature Engineering and Sequence Construction</w:t>
+              <w:br/>
+              <w:t xml:space="preserve">       4.5.3 Synthetic Data Generation / Corridor Simulation</w:t>
+              <w:br/>
+              <w:t xml:space="preserve">  4.6 WORKFLOW DIAGRAM</w:t>
+              <w:br/>
+              <w:t xml:space="preserve">  4.7 SUMMARY</w:t>
             </w:r>
           </w:p>
         </w:tc>
@@ -1654,11 +1633,29 @@
               <w:br/>
               <w:t>25</w:t>
               <w:br/>
+              <w:t>25</w:t>
+              <w:br/>
+              <w:t>25</w:t>
+              <w:br/>
               <w:t>26</w:t>
               <w:br/>
               <w:t>26</w:t>
               <w:br/>
               <w:t>26</w:t>
+              <w:br/>
+              <w:t>27</w:t>
+              <w:br/>
+              <w:t>27</w:t>
+              <w:br/>
+              <w:t>27</w:t>
+              <w:br/>
+              <w:t>27</w:t>
+              <w:br/>
+              <w:t>28</w:t>
+              <w:br/>
+              <w:t>28</w:t>
+              <w:br/>
+              <w:t>29</w:t>
             </w:r>
           </w:p>
         </w:tc>
@@ -1721,6 +1718,8 @@
               <w:t xml:space="preserve">  5.2 SPECIFIC TECHNICAL OBJECTIVES</w:t>
               <w:br/>
               <w:t xml:space="preserve">  5.3 SOCIETAL AND REGULATORY ALIGNMENT OBJECTIVES</w:t>
+              <w:br/>
+              <w:t xml:space="preserve">  5.4 SUMMARY</w:t>
             </w:r>
           </w:p>
         </w:tc>
@@ -1747,13 +1746,15 @@
                 <w:color w:val="0F172A"/>
                 <w:sz w:val="19"/>
               </w:rPr>
-              <w:t>28</w:t>
-              <w:br/>
-              <w:t>28</w:t>
-              <w:br/>
-              <w:t>28</w:t>
+              <w:t>29</w:t>
               <w:br/>
               <w:t>29</w:t>
+              <w:br/>
+              <w:t>29</w:t>
+              <w:br/>
+              <w:t>30</w:t>
+              <w:br/>
+              <w:t>31</w:t>
             </w:r>
           </w:p>
         </w:tc>
@@ -1809,19 +1810,23 @@
                 <w:color w:val="0F172A"/>
                 <w:sz w:val="19"/>
               </w:rPr>
-              <w:t>SYSTEM DESIGN &amp; IMPLEMENTATION</w:t>
+              <w:t>SYSTEM DESIGN AND IMPLEMENTATION</w:t>
               <w:br/>
-              <w:t xml:space="preserve">  6.1 FOUR-TIER SYSTEM ARCHITECTURE</w:t>
+              <w:t xml:space="preserve">  6.1 MODULE-WISE IMPLEMENTATION DETAILS</w:t>
               <w:br/>
-              <w:t xml:space="preserve">  6.2 FRONTEND PROGRESSIVE WEB APPLICATION (PWA)</w:t>
+              <w:t xml:space="preserve">       6.1.1 Data Preparation and Encoding Module</w:t>
               <w:br/>
-              <w:t xml:space="preserve">  6.3 BACKEND REST API &amp; INGESTION PIPELINES</w:t>
+              <w:t xml:space="preserve">       6.1.2 Sequence Construction and Windowing Module</w:t>
               <w:br/>
-              <w:t xml:space="preserve">  6.4 SPATIAL DATABASE SCHEMA &amp; VECTOR INTEGRATION</w:t>
+              <w:t xml:space="preserve">       6.1.3 Model Architecture and Model Training</w:t>
               <w:br/>
-              <w:t xml:space="preserve">  6.5 'WALK WITH ME' VIRTUAL ESCORT STATE MACHINE</w:t>
+              <w:t xml:space="preserve">  6.2 ALGORITHMS</w:t>
               <w:br/>
-              <w:t xml:space="preserve">  6.6 EMERGENCY SOS MULTI-STAGE DISPATCH ENGINE</w:t>
+              <w:t xml:space="preserve">  6.3 SCREENSHOTS</w:t>
+              <w:br/>
+              <w:t xml:space="preserve">  6.4 INTEGRATION OF COMPONENTS</w:t>
+              <w:br/>
+              <w:t xml:space="preserve">  6.5 SUMMARY</w:t>
             </w:r>
           </w:p>
         </w:tc>
@@ -1848,9 +1853,9 @@
                 <w:color w:val="0F172A"/>
                 <w:sz w:val="19"/>
               </w:rPr>
-              <w:t>30</w:t>
+              <w:t>31</w:t>
               <w:br/>
-              <w:t>30</w:t>
+              <w:t>31</w:t>
               <w:br/>
               <w:t>31</w:t>
               <w:br/>
@@ -1860,7 +1865,11 @@
               <w:br/>
               <w:t>32</w:t>
               <w:br/>
-              <w:t>33</w:t>
+              <w:t>32</w:t>
+              <w:br/>
+              <w:t>34</w:t>
+              <w:br/>
+              <w:t>35</w:t>
             </w:r>
           </w:p>
         </w:tc>
@@ -1923,6 +1932,8 @@
               <w:t xml:space="preserve">  7.2 DETAILED EXECUTION SCHEDULE &amp; GANTT CHART</w:t>
               <w:br/>
               <w:t xml:space="preserve">  7.3 RISK MANAGEMENT &amp; PROJECT MILESTONES</w:t>
+              <w:br/>
+              <w:t xml:space="preserve">  7.4 SUMMARY</w:t>
             </w:r>
           </w:p>
         </w:tc>
@@ -1949,13 +1960,15 @@
                 <w:color w:val="0F172A"/>
                 <w:sz w:val="19"/>
               </w:rPr>
-              <w:t>34</w:t>
+              <w:t>35</w:t>
               <w:br/>
-              <w:t>34</w:t>
+              <w:t>35</w:t>
               <w:br/>
               <w:t>35</w:t>
               <w:br/>
               <w:t>36</w:t>
+              <w:br/>
+              <w:t>37</w:t>
             </w:r>
           </w:p>
         </w:tc>
@@ -2020,6 +2033,8 @@
               <w:t xml:space="preserve">  8.3 CONFERENCE PUBLICATION &amp; SCHOLARLY IMPACT</w:t>
               <w:br/>
               <w:t xml:space="preserve">  8.4 ACADEMIC HONORS &amp; INNOVATION AWARDS</w:t>
+              <w:br/>
+              <w:t xml:space="preserve">  8.5 SUMMARY</w:t>
             </w:r>
           </w:p>
         </w:tc>
@@ -2046,8 +2061,6 @@
                 <w:color w:val="0F172A"/>
                 <w:sz w:val="19"/>
               </w:rPr>
-              <w:t>37</w:t>
-              <w:br/>
               <w:t>37</w:t>
               <w:br/>
               <w:t>37</w:t>
@@ -2055,6 +2068,10 @@
               <w:t>37</w:t>
               <w:br/>
               <w:t>38</w:t>
+              <w:br/>
+              <w:t>38</w:t>
+              <w:br/>
+              <w:t>39</w:t>
             </w:r>
           </w:p>
         </w:tc>
@@ -2110,19 +2127,19 @@
                 <w:color w:val="0F172A"/>
                 <w:sz w:val="19"/>
               </w:rPr>
-              <w:t>RESULTS AND DISCUSSIONS</w:t>
+              <w:t>RESULTS AND DISCUSSION</w:t>
               <w:br/>
-              <w:t xml:space="preserve">  9.1 EXPERIMENTAL SETUP &amp; BENGALURU URBAN TESTBED</w:t>
+              <w:t xml:space="preserve">  9.1 EXPERIMENTAL SETUP AND ENVIRONMENT</w:t>
               <w:br/>
-              <w:t xml:space="preserve">  9.2 ROUTE COMPUTATION LATENCY ANALYSIS</w:t>
+              <w:t xml:space="preserve">  9.2 PERFORMANCE METRICS USED</w:t>
               <w:br/>
-              <w:t xml:space="preserve">  9.3 SAFETY DISCRIMINATION &amp; CORRIDOR BENCHMARKS</w:t>
+              <w:t xml:space="preserve">  9.3 COMPARATIVE RESULTS</w:t>
               <w:br/>
-              <w:t xml:space="preserve">  9.4 MOBILE RESOURCE OVERHEAD &amp; BATTERY UTILIZATION</w:t>
+              <w:t xml:space="preserve">  9.4 ANALYSIS AND INTERPRETATION OF RESULTS</w:t>
               <w:br/>
-              <w:t xml:space="preserve">  9.5 SYSTEM USABILITY SCALE (SUS) EVALUATION</w:t>
+              <w:t xml:space="preserve">  9.5 DISCUSSION ON OUTCOMES</w:t>
               <w:br/>
-              <w:t xml:space="preserve">  9.6 COMPARATIVE BENCHMARK WITH EXISTING SYSTEMS</w:t>
+              <w:t xml:space="preserve">  9.6 SUMMARY</w:t>
             </w:r>
           </w:p>
         </w:tc>
@@ -2219,11 +2236,13 @@
               <w:br/>
               <w:t xml:space="preserve">  SUMMARY OF CONTRIBUTIONS</w:t>
               <w:br/>
-              <w:t xml:space="preserve">  KEY FINDINGS &amp; PRACTICAL TAKEAWAYS</w:t>
+              <w:t xml:space="preserve">  KEY FINDINGS</w:t>
               <w:br/>
               <w:t xml:space="preserve">  LIMITATIONS OF THE STUDY</w:t>
               <w:br/>
               <w:t xml:space="preserve">  SUGGESTIONS FOR FUTURE RESEARCH</w:t>
+              <w:br/>
+              <w:t xml:space="preserve">  SUMMARY</w:t>
             </w:r>
           </w:p>
         </w:tc>
@@ -2250,15 +2269,17 @@
                 <w:color w:val="0F172A"/>
                 <w:sz w:val="19"/>
               </w:rPr>
+              <w:t>42</w:t>
+              <w:br/>
+              <w:t>42</w:t>
+              <w:br/>
+              <w:t>42</w:t>
+              <w:br/>
               <w:t>43</w:t>
               <w:br/>
               <w:t>43</w:t>
               <w:br/>
-              <w:t>44</w:t>
-              <w:br/>
-              <w:t>44</w:t>
-              <w:br/>
-              <w:t>44</w:t>
+              <w:t>43</w:t>
             </w:r>
           </w:p>
         </w:tc>
@@ -2339,7 +2360,7 @@
                 <w:color w:val="0F172A"/>
                 <w:sz w:val="19"/>
               </w:rPr>
-              <w:t>45</w:t>
+              <w:t>43</w:t>
             </w:r>
           </w:p>
         </w:tc>
@@ -2420,7 +2441,7 @@
                 <w:color w:val="0F172A"/>
                 <w:sz w:val="19"/>
               </w:rPr>
-              <w:t>46</w:t>
+              <w:t>44</w:t>
             </w:r>
           </w:p>
         </w:tc>
@@ -2501,7 +2522,7 @@
                 <w:color w:val="0F172A"/>
                 <w:sz w:val="19"/>
               </w:rPr>
-              <w:t>49</w:t>
+              <w:t>47</w:t>
             </w:r>
           </w:p>
         </w:tc>
@@ -2582,7 +2603,88 @@
                 <w:color w:val="0F172A"/>
                 <w:sz w:val="19"/>
               </w:rPr>
-              <w:t>55</w:t>
+              <w:t>53</w:t>
+            </w:r>
+          </w:p>
+        </w:tc>
+      </w:tr>
+      <w:tr>
+        <w:tc>
+          <w:tcPr>
+            <w:tcW w:type="dxa" w:w="1728"/>
+            <w:shd w:fill="F8FAFC"/>
+            <w:tcMar>
+              <w:top w:w="45" w:type="dxa"/>
+              <w:bottom w:w="45" w:type="dxa"/>
+              <w:left w:w="70" w:type="dxa"/>
+              <w:right w:w="70" w:type="dxa"/>
+            </w:tcMar>
+          </w:tcPr>
+          <w:p>
+            <w:pPr>
+              <w:spacing w:line="288" w:lineRule="auto"/>
+              <w:jc w:val="center"/>
+            </w:pPr>
+            <w:r>
+              <w:rPr>
+                <w:rFonts w:ascii="Times New Roman" w:hAnsi="Times New Roman"/>
+                <w:b/>
+                <w:color w:val="0F172A"/>
+                <w:sz w:val="19"/>
+              </w:rPr>
+            </w:r>
+          </w:p>
+        </w:tc>
+        <w:tc>
+          <w:tcPr>
+            <w:tcW w:type="dxa" w:w="6192"/>
+            <w:shd w:fill="F8FAFC"/>
+            <w:tcMar>
+              <w:top w:w="45" w:type="dxa"/>
+              <w:bottom w:w="45" w:type="dxa"/>
+              <w:left w:w="70" w:type="dxa"/>
+              <w:right w:w="70" w:type="dxa"/>
+            </w:tcMar>
+          </w:tcPr>
+          <w:p>
+            <w:pPr>
+              <w:spacing w:line="288" w:lineRule="auto"/>
+              <w:jc w:val="left"/>
+            </w:pPr>
+            <w:r>
+              <w:rPr>
+                <w:rFonts w:ascii="Times New Roman" w:hAnsi="Times New Roman"/>
+                <w:color w:val="0F172A"/>
+                <w:sz w:val="19"/>
+              </w:rPr>
+              <w:t>APPENDIX-D: ETHICAL &amp; REGULATORY COMPLIANCE</w:t>
+            </w:r>
+          </w:p>
+        </w:tc>
+        <w:tc>
+          <w:tcPr>
+            <w:tcW w:type="dxa" w:w="1152"/>
+            <w:shd w:fill="F8FAFC"/>
+            <w:tcMar>
+              <w:top w:w="45" w:type="dxa"/>
+              <w:bottom w:w="45" w:type="dxa"/>
+              <w:left w:w="70" w:type="dxa"/>
+              <w:right w:w="70" w:type="dxa"/>
+            </w:tcMar>
+          </w:tcPr>
+          <w:p>
+            <w:pPr>
+              <w:spacing w:line="288" w:lineRule="auto"/>
+              <w:jc w:val="right"/>
+            </w:pPr>
+            <w:r>
+              <w:rPr>
+                <w:rFonts w:ascii="Times New Roman" w:hAnsi="Times New Roman"/>
+                <w:b/>
+                <w:color w:val="0F172A"/>
+                <w:sz w:val="19"/>
+              </w:rPr>
+              <w:t>56</w:t>
             </w:r>
           </w:p>
         </w:tc>
@@ -2782,7 +2884,7 @@
                 <w:color w:val="0F172A"/>
                 <w:sz w:val="19"/>
               </w:rPr>
-              <w:t>Figure 6.1</w:t>
+              <w:t>Figure 4.1</w:t>
             </w:r>
           </w:p>
         </w:tc>
@@ -2807,7 +2909,7 @@
                 <w:color w:val="0F172A"/>
                 <w:sz w:val="19"/>
               </w:rPr>
-              <w:t>SafeCity Four-Tier End-to-End System Architecture</w:t>
+              <w:t>SafeCity End-to-End System Architecture Overview</w:t>
             </w:r>
           </w:p>
         </w:tc>
@@ -2832,7 +2934,7 @@
                 <w:color w:val="0F172A"/>
                 <w:sz w:val="19"/>
               </w:rPr>
-              <w:t>30</w:t>
+              <w:t>25</w:t>
             </w:r>
           </w:p>
         </w:tc>
@@ -2885,7 +2987,7 @@
                 <w:color w:val="0F172A"/>
                 <w:sz w:val="19"/>
               </w:rPr>
-              <w:t>Figure 7.1</w:t>
+              <w:t>Figure 4.2</w:t>
             </w:r>
           </w:p>
         </w:tc>
@@ -2910,7 +3012,7 @@
                 <w:color w:val="0F172A"/>
                 <w:sz w:val="19"/>
               </w:rPr>
-              <w:t>Project Execution Timeline and Milestone Gantt Chart</w:t>
+              <w:t>System Workflow Diagram from Telemetry to Inactivity Escalation</w:t>
             </w:r>
           </w:p>
         </w:tc>
@@ -2935,7 +3037,7 @@
                 <w:color w:val="0F172A"/>
                 <w:sz w:val="19"/>
               </w:rPr>
-              <w:t>35</w:t>
+              <w:t>28</w:t>
             </w:r>
           </w:p>
         </w:tc>
@@ -2988,7 +3090,7 @@
                 <w:color w:val="0F172A"/>
                 <w:sz w:val="19"/>
               </w:rPr>
-              <w:t>Figure 9.1</w:t>
+              <w:t>Figure 6.1</w:t>
             </w:r>
           </w:p>
         </w:tc>
@@ -3013,7 +3115,7 @@
                 <w:color w:val="0F172A"/>
                 <w:sz w:val="19"/>
               </w:rPr>
-              <w:t>Corridor Safety Discrimination: Safety Score vs. Distance Tradeoff</w:t>
+              <w:t>Mobile Safety Dashboard &amp; High-Contrast Emergency SOS Button</w:t>
             </w:r>
           </w:p>
         </w:tc>
@@ -3038,7 +3140,7 @@
                 <w:color w:val="0F172A"/>
                 <w:sz w:val="19"/>
               </w:rPr>
-              <w:t>40</w:t>
+              <w:t>32</w:t>
             </w:r>
           </w:p>
         </w:tc>
@@ -3091,7 +3193,7 @@
                 <w:color w:val="0F172A"/>
                 <w:sz w:val="19"/>
               </w:rPr>
-              <w:t>Figure 9.2</w:t>
+              <w:t>Figure 6.2</w:t>
             </w:r>
           </w:p>
         </w:tc>
@@ -3116,7 +3218,7 @@
                 <w:color w:val="0F172A"/>
                 <w:sz w:val="19"/>
               </w:rPr>
-              <w:t>System Usability Scale (SUS) Comparative Benchmark (N=30)</w:t>
+              <w:t>Privacy-Preserving 3-Decimal Coordinate Quantization Dialog</w:t>
             </w:r>
           </w:p>
         </w:tc>
@@ -3141,7 +3243,7 @@
                 <w:color w:val="0F172A"/>
                 <w:sz w:val="19"/>
               </w:rPr>
-              <w:t>41</w:t>
+              <w:t>33</w:t>
             </w:r>
           </w:p>
         </w:tc>
@@ -3194,7 +3296,7 @@
                 <w:color w:val="0F172A"/>
                 <w:sz w:val="19"/>
               </w:rPr>
-              <w:t>Figure B.1</w:t>
+              <w:t>Figure 6.3</w:t>
             </w:r>
           </w:p>
         </w:tc>
@@ -3219,7 +3321,7 @@
                 <w:color w:val="0F172A"/>
                 <w:sz w:val="19"/>
               </w:rPr>
-              <w:t>SafeCity End-to-End System Architecture Overview</w:t>
+              <w:t>Multi-Criteria Safety Route Planner &amp; Corridor Risk Heatmap</w:t>
             </w:r>
           </w:p>
         </w:tc>
@@ -3244,7 +3346,7 @@
                 <w:color w:val="0F172A"/>
                 <w:sz w:val="19"/>
               </w:rPr>
-              <w:t>49</w:t>
+              <w:t>34</w:t>
             </w:r>
           </w:p>
         </w:tc>
@@ -3297,7 +3399,7 @@
                 <w:color w:val="0F172A"/>
                 <w:sz w:val="19"/>
               </w:rPr>
-              <w:t>Figure B.2</w:t>
+              <w:t>Figure 7.1</w:t>
             </w:r>
           </w:p>
         </w:tc>
@@ -3322,7 +3424,7 @@
                 <w:color w:val="0F172A"/>
                 <w:sz w:val="19"/>
               </w:rPr>
-              <w:t>Mobile Application Safety Dashboard &amp; Emergency SOS Button</w:t>
+              <w:t>SafeCity Project Execution Timeline and Milestone Gantt Chart</w:t>
             </w:r>
           </w:p>
         </w:tc>
@@ -3347,7 +3449,7 @@
                 <w:color w:val="0F172A"/>
                 <w:sz w:val="19"/>
               </w:rPr>
-              <w:t>50</w:t>
+              <w:t>35</w:t>
             </w:r>
           </w:p>
         </w:tc>
@@ -3400,7 +3502,7 @@
                 <w:color w:val="0F172A"/>
                 <w:sz w:val="19"/>
               </w:rPr>
-              <w:t>Figure B.3</w:t>
+              <w:t>Figure 9.1</w:t>
             </w:r>
           </w:p>
         </w:tc>
@@ -3425,7 +3527,7 @@
                 <w:color w:val="0F172A"/>
                 <w:sz w:val="19"/>
               </w:rPr>
-              <w:t>Privacy-Preserving Participatory Incident Ingestion Modal</w:t>
+              <w:t>Corridor Safety Discrimination: Safety Score vs. Distance Tradeoff</w:t>
             </w:r>
           </w:p>
         </w:tc>
@@ -3450,7 +3552,7 @@
                 <w:color w:val="0F172A"/>
                 <w:sz w:val="19"/>
               </w:rPr>
-              <w:t>51</w:t>
+              <w:t>40</w:t>
             </w:r>
           </w:p>
         </w:tc>
@@ -3503,7 +3605,7 @@
                 <w:color w:val="0F172A"/>
                 <w:sz w:val="19"/>
               </w:rPr>
-              <w:t>Figure B.4</w:t>
+              <w:t>Figure 9.2</w:t>
             </w:r>
           </w:p>
         </w:tc>
@@ -3528,7 +3630,7 @@
                 <w:color w:val="0F172A"/>
                 <w:sz w:val="19"/>
               </w:rPr>
-              <w:t>Multi-Criteria Safety-Aware Route Planner &amp; Corridor Heatmap</w:t>
+              <w:t>System Usability Scale (SUS) Comparative Benchmark (N=30)</w:t>
             </w:r>
           </w:p>
         </w:tc>
@@ -3553,7 +3655,7 @@
                 <w:color w:val="0F172A"/>
                 <w:sz w:val="19"/>
               </w:rPr>
-              <w:t>52</w:t>
+              <w:t>41</w:t>
             </w:r>
           </w:p>
         </w:tc>
@@ -3606,7 +3708,7 @@
                 <w:color w:val="0F172A"/>
                 <w:sz w:val="19"/>
               </w:rPr>
-              <w:t>Figure B.5</w:t>
+              <w:t>Figure B.1</w:t>
             </w:r>
           </w:p>
         </w:tc>
@@ -3631,7 +3733,7 @@
                 <w:color w:val="0F172A"/>
                 <w:sz w:val="19"/>
               </w:rPr>
-              <w:t>Walk With Me Live Companion Escort &amp; 180s Watchdog Dialog</w:t>
+              <w:t>SafeCity Complete Four-Tier System Architecture Diagram</w:t>
             </w:r>
           </w:p>
         </w:tc>
@@ -3656,7 +3758,7 @@
                 <w:color w:val="0F172A"/>
                 <w:sz w:val="19"/>
               </w:rPr>
-              <w:t>53</w:t>
+              <w:t>47</w:t>
             </w:r>
           </w:p>
         </w:tc>
@@ -3709,7 +3811,7 @@
                 <w:color w:val="0F172A"/>
                 <w:sz w:val="19"/>
               </w:rPr>
-              <w:t>Figure B.6</w:t>
+              <w:t>Figure B.2</w:t>
             </w:r>
           </w:p>
         </w:tc>
@@ -3734,7 +3836,7 @@
                 <w:color w:val="0F172A"/>
                 <w:sz w:val="19"/>
               </w:rPr>
-              <w:t>Administrative Moderation Queue &amp; Community Verification Interface</w:t>
+              <w:t>SafeCity Mobile Client Landing Interface &amp; Emergency SOS</w:t>
             </w:r>
           </w:p>
         </w:tc>
@@ -3759,7 +3861,419 @@
                 <w:color w:val="0F172A"/>
                 <w:sz w:val="19"/>
               </w:rPr>
-              <w:t>54</w:t>
+              <w:t>48</w:t>
+            </w:r>
+          </w:p>
+        </w:tc>
+      </w:tr>
+      <w:tr>
+        <w:tc>
+          <w:tcPr>
+            <w:tcW w:type="dxa" w:w="1152"/>
+            <w:shd w:fill="FFFFFF"/>
+            <w:tcMar>
+              <w:top w:w="45" w:type="dxa"/>
+              <w:bottom w:w="45" w:type="dxa"/>
+              <w:left w:w="60" w:type="dxa"/>
+              <w:right w:w="60" w:type="dxa"/>
+            </w:tcMar>
+          </w:tcPr>
+          <w:p>
+            <w:pPr>
+              <w:jc w:val="center"/>
+            </w:pPr>
+            <w:r>
+              <w:rPr>
+                <w:rFonts w:ascii="Times New Roman" w:hAnsi="Times New Roman"/>
+                <w:color w:val="0F172A"/>
+                <w:sz w:val="19"/>
+              </w:rPr>
+              <w:t>11</w:t>
+            </w:r>
+          </w:p>
+        </w:tc>
+        <w:tc>
+          <w:tcPr>
+            <w:tcW w:type="dxa" w:w="1872"/>
+            <w:shd w:fill="FFFFFF"/>
+            <w:tcMar>
+              <w:top w:w="45" w:type="dxa"/>
+              <w:bottom w:w="45" w:type="dxa"/>
+              <w:left w:w="60" w:type="dxa"/>
+              <w:right w:w="60" w:type="dxa"/>
+            </w:tcMar>
+          </w:tcPr>
+          <w:p>
+            <w:pPr>
+              <w:jc w:val="left"/>
+            </w:pPr>
+            <w:r>
+              <w:rPr>
+                <w:rFonts w:ascii="Times New Roman" w:hAnsi="Times New Roman"/>
+                <w:b/>
+                <w:color w:val="0F172A"/>
+                <w:sz w:val="19"/>
+              </w:rPr>
+              <w:t>Figure B.3</w:t>
+            </w:r>
+          </w:p>
+        </w:tc>
+        <w:tc>
+          <w:tcPr>
+            <w:tcW w:type="dxa" w:w="4896"/>
+            <w:shd w:fill="FFFFFF"/>
+            <w:tcMar>
+              <w:top w:w="45" w:type="dxa"/>
+              <w:bottom w:w="45" w:type="dxa"/>
+              <w:left w:w="60" w:type="dxa"/>
+              <w:right w:w="60" w:type="dxa"/>
+            </w:tcMar>
+          </w:tcPr>
+          <w:p>
+            <w:pPr>
+              <w:jc w:val="left"/>
+            </w:pPr>
+            <w:r>
+              <w:rPr>
+                <w:rFonts w:ascii="Times New Roman" w:hAnsi="Times New Roman"/>
+                <w:color w:val="0F172A"/>
+                <w:sz w:val="19"/>
+              </w:rPr>
+              <w:t>Privacy-Preserving Participatory Incident Ingestion Interface</w:t>
+            </w:r>
+          </w:p>
+        </w:tc>
+        <w:tc>
+          <w:tcPr>
+            <w:tcW w:type="dxa" w:w="1152"/>
+            <w:shd w:fill="FFFFFF"/>
+            <w:tcMar>
+              <w:top w:w="45" w:type="dxa"/>
+              <w:bottom w:w="45" w:type="dxa"/>
+              <w:left w:w="60" w:type="dxa"/>
+              <w:right w:w="60" w:type="dxa"/>
+            </w:tcMar>
+          </w:tcPr>
+          <w:p>
+            <w:pPr>
+              <w:jc w:val="center"/>
+            </w:pPr>
+            <w:r>
+              <w:rPr>
+                <w:rFonts w:ascii="Times New Roman" w:hAnsi="Times New Roman"/>
+                <w:color w:val="0F172A"/>
+                <w:sz w:val="19"/>
+              </w:rPr>
+              <w:t>49</w:t>
+            </w:r>
+          </w:p>
+        </w:tc>
+      </w:tr>
+      <w:tr>
+        <w:tc>
+          <w:tcPr>
+            <w:tcW w:type="dxa" w:w="1152"/>
+            <w:shd w:fill="F8FAFC"/>
+            <w:tcMar>
+              <w:top w:w="45" w:type="dxa"/>
+              <w:bottom w:w="45" w:type="dxa"/>
+              <w:left w:w="60" w:type="dxa"/>
+              <w:right w:w="60" w:type="dxa"/>
+            </w:tcMar>
+          </w:tcPr>
+          <w:p>
+            <w:pPr>
+              <w:jc w:val="center"/>
+            </w:pPr>
+            <w:r>
+              <w:rPr>
+                <w:rFonts w:ascii="Times New Roman" w:hAnsi="Times New Roman"/>
+                <w:color w:val="0F172A"/>
+                <w:sz w:val="19"/>
+              </w:rPr>
+              <w:t>12</w:t>
+            </w:r>
+          </w:p>
+        </w:tc>
+        <w:tc>
+          <w:tcPr>
+            <w:tcW w:type="dxa" w:w="1872"/>
+            <w:shd w:fill="F8FAFC"/>
+            <w:tcMar>
+              <w:top w:w="45" w:type="dxa"/>
+              <w:bottom w:w="45" w:type="dxa"/>
+              <w:left w:w="60" w:type="dxa"/>
+              <w:right w:w="60" w:type="dxa"/>
+            </w:tcMar>
+          </w:tcPr>
+          <w:p>
+            <w:pPr>
+              <w:jc w:val="left"/>
+            </w:pPr>
+            <w:r>
+              <w:rPr>
+                <w:rFonts w:ascii="Times New Roman" w:hAnsi="Times New Roman"/>
+                <w:b/>
+                <w:color w:val="0F172A"/>
+                <w:sz w:val="19"/>
+              </w:rPr>
+              <w:t>Figure B.4</w:t>
+            </w:r>
+          </w:p>
+        </w:tc>
+        <w:tc>
+          <w:tcPr>
+            <w:tcW w:type="dxa" w:w="4896"/>
+            <w:shd w:fill="F8FAFC"/>
+            <w:tcMar>
+              <w:top w:w="45" w:type="dxa"/>
+              <w:bottom w:w="45" w:type="dxa"/>
+              <w:left w:w="60" w:type="dxa"/>
+              <w:right w:w="60" w:type="dxa"/>
+            </w:tcMar>
+          </w:tcPr>
+          <w:p>
+            <w:pPr>
+              <w:jc w:val="left"/>
+            </w:pPr>
+            <w:r>
+              <w:rPr>
+                <w:rFonts w:ascii="Times New Roman" w:hAnsi="Times New Roman"/>
+                <w:color w:val="0F172A"/>
+                <w:sz w:val="19"/>
+              </w:rPr>
+              <w:t>Multi-Criteria Safety-Aware Route Planner &amp; Corridor Heatmap</w:t>
+            </w:r>
+          </w:p>
+        </w:tc>
+        <w:tc>
+          <w:tcPr>
+            <w:tcW w:type="dxa" w:w="1152"/>
+            <w:shd w:fill="F8FAFC"/>
+            <w:tcMar>
+              <w:top w:w="45" w:type="dxa"/>
+              <w:bottom w:w="45" w:type="dxa"/>
+              <w:left w:w="60" w:type="dxa"/>
+              <w:right w:w="60" w:type="dxa"/>
+            </w:tcMar>
+          </w:tcPr>
+          <w:p>
+            <w:pPr>
+              <w:jc w:val="center"/>
+            </w:pPr>
+            <w:r>
+              <w:rPr>
+                <w:rFonts w:ascii="Times New Roman" w:hAnsi="Times New Roman"/>
+                <w:color w:val="0F172A"/>
+                <w:sz w:val="19"/>
+              </w:rPr>
+              <w:t>50</w:t>
+            </w:r>
+          </w:p>
+        </w:tc>
+      </w:tr>
+      <w:tr>
+        <w:tc>
+          <w:tcPr>
+            <w:tcW w:type="dxa" w:w="1152"/>
+            <w:shd w:fill="FFFFFF"/>
+            <w:tcMar>
+              <w:top w:w="45" w:type="dxa"/>
+              <w:bottom w:w="45" w:type="dxa"/>
+              <w:left w:w="60" w:type="dxa"/>
+              <w:right w:w="60" w:type="dxa"/>
+            </w:tcMar>
+          </w:tcPr>
+          <w:p>
+            <w:pPr>
+              <w:jc w:val="center"/>
+            </w:pPr>
+            <w:r>
+              <w:rPr>
+                <w:rFonts w:ascii="Times New Roman" w:hAnsi="Times New Roman"/>
+                <w:color w:val="0F172A"/>
+                <w:sz w:val="19"/>
+              </w:rPr>
+              <w:t>13</w:t>
+            </w:r>
+          </w:p>
+        </w:tc>
+        <w:tc>
+          <w:tcPr>
+            <w:tcW w:type="dxa" w:w="1872"/>
+            <w:shd w:fill="FFFFFF"/>
+            <w:tcMar>
+              <w:top w:w="45" w:type="dxa"/>
+              <w:bottom w:w="45" w:type="dxa"/>
+              <w:left w:w="60" w:type="dxa"/>
+              <w:right w:w="60" w:type="dxa"/>
+            </w:tcMar>
+          </w:tcPr>
+          <w:p>
+            <w:pPr>
+              <w:jc w:val="left"/>
+            </w:pPr>
+            <w:r>
+              <w:rPr>
+                <w:rFonts w:ascii="Times New Roman" w:hAnsi="Times New Roman"/>
+                <w:b/>
+                <w:color w:val="0F172A"/>
+                <w:sz w:val="19"/>
+              </w:rPr>
+              <w:t>Figure B.5</w:t>
+            </w:r>
+          </w:p>
+        </w:tc>
+        <w:tc>
+          <w:tcPr>
+            <w:tcW w:type="dxa" w:w="4896"/>
+            <w:shd w:fill="FFFFFF"/>
+            <w:tcMar>
+              <w:top w:w="45" w:type="dxa"/>
+              <w:bottom w:w="45" w:type="dxa"/>
+              <w:left w:w="60" w:type="dxa"/>
+              <w:right w:w="60" w:type="dxa"/>
+            </w:tcMar>
+          </w:tcPr>
+          <w:p>
+            <w:pPr>
+              <w:jc w:val="left"/>
+            </w:pPr>
+            <w:r>
+              <w:rPr>
+                <w:rFonts w:ascii="Times New Roman" w:hAnsi="Times New Roman"/>
+                <w:color w:val="0F172A"/>
+                <w:sz w:val="19"/>
+              </w:rPr>
+              <w:t>Walk With Me Live Companion Escort &amp; 180s Watchdog Dialog</w:t>
+            </w:r>
+          </w:p>
+        </w:tc>
+        <w:tc>
+          <w:tcPr>
+            <w:tcW w:type="dxa" w:w="1152"/>
+            <w:shd w:fill="FFFFFF"/>
+            <w:tcMar>
+              <w:top w:w="45" w:type="dxa"/>
+              <w:bottom w:w="45" w:type="dxa"/>
+              <w:left w:w="60" w:type="dxa"/>
+              <w:right w:w="60" w:type="dxa"/>
+            </w:tcMar>
+          </w:tcPr>
+          <w:p>
+            <w:pPr>
+              <w:jc w:val="center"/>
+            </w:pPr>
+            <w:r>
+              <w:rPr>
+                <w:rFonts w:ascii="Times New Roman" w:hAnsi="Times New Roman"/>
+                <w:color w:val="0F172A"/>
+                <w:sz w:val="19"/>
+              </w:rPr>
+              <w:t>51</w:t>
+            </w:r>
+          </w:p>
+        </w:tc>
+      </w:tr>
+      <w:tr>
+        <w:tc>
+          <w:tcPr>
+            <w:tcW w:type="dxa" w:w="1152"/>
+            <w:shd w:fill="F8FAFC"/>
+            <w:tcMar>
+              <w:top w:w="45" w:type="dxa"/>
+              <w:bottom w:w="45" w:type="dxa"/>
+              <w:left w:w="60" w:type="dxa"/>
+              <w:right w:w="60" w:type="dxa"/>
+            </w:tcMar>
+          </w:tcPr>
+          <w:p>
+            <w:pPr>
+              <w:jc w:val="center"/>
+            </w:pPr>
+            <w:r>
+              <w:rPr>
+                <w:rFonts w:ascii="Times New Roman" w:hAnsi="Times New Roman"/>
+                <w:color w:val="0F172A"/>
+                <w:sz w:val="19"/>
+              </w:rPr>
+              <w:t>14</w:t>
+            </w:r>
+          </w:p>
+        </w:tc>
+        <w:tc>
+          <w:tcPr>
+            <w:tcW w:type="dxa" w:w="1872"/>
+            <w:shd w:fill="F8FAFC"/>
+            <w:tcMar>
+              <w:top w:w="45" w:type="dxa"/>
+              <w:bottom w:w="45" w:type="dxa"/>
+              <w:left w:w="60" w:type="dxa"/>
+              <w:right w:w="60" w:type="dxa"/>
+            </w:tcMar>
+          </w:tcPr>
+          <w:p>
+            <w:pPr>
+              <w:jc w:val="left"/>
+            </w:pPr>
+            <w:r>
+              <w:rPr>
+                <w:rFonts w:ascii="Times New Roman" w:hAnsi="Times New Roman"/>
+                <w:b/>
+                <w:color w:val="0F172A"/>
+                <w:sz w:val="19"/>
+              </w:rPr>
+              <w:t>Figure B.6</w:t>
+            </w:r>
+          </w:p>
+        </w:tc>
+        <w:tc>
+          <w:tcPr>
+            <w:tcW w:type="dxa" w:w="4896"/>
+            <w:shd w:fill="F8FAFC"/>
+            <w:tcMar>
+              <w:top w:w="45" w:type="dxa"/>
+              <w:bottom w:w="45" w:type="dxa"/>
+              <w:left w:w="60" w:type="dxa"/>
+              <w:right w:w="60" w:type="dxa"/>
+            </w:tcMar>
+          </w:tcPr>
+          <w:p>
+            <w:pPr>
+              <w:jc w:val="left"/>
+            </w:pPr>
+            <w:r>
+              <w:rPr>
+                <w:rFonts w:ascii="Times New Roman" w:hAnsi="Times New Roman"/>
+                <w:color w:val="0F172A"/>
+                <w:sz w:val="19"/>
+              </w:rPr>
+              <w:t>Administrative Moderation Queue &amp; Community Verification Interface</w:t>
+            </w:r>
+          </w:p>
+        </w:tc>
+        <w:tc>
+          <w:tcPr>
+            <w:tcW w:type="dxa" w:w="1152"/>
+            <w:shd w:fill="F8FAFC"/>
+            <w:tcMar>
+              <w:top w:w="45" w:type="dxa"/>
+              <w:bottom w:w="45" w:type="dxa"/>
+              <w:left w:w="60" w:type="dxa"/>
+              <w:right w:w="60" w:type="dxa"/>
+            </w:tcMar>
+          </w:tcPr>
+          <w:p>
+            <w:pPr>
+              <w:jc w:val="center"/>
+            </w:pPr>
+            <w:r>
+              <w:rPr>
+                <w:rFonts w:ascii="Times New Roman" w:hAnsi="Times New Roman"/>
+                <w:color w:val="0F172A"/>
+                <w:sz w:val="19"/>
+              </w:rPr>
+              <w:t>52</w:t>
             </w:r>
           </w:p>
         </w:tc>
@@ -4009,7 +4523,7 @@
                 <w:color w:val="0F172A"/>
                 <w:sz w:val="19"/>
               </w:rPr>
-              <w:t>19</w:t>
+              <w:t>20</w:t>
             </w:r>
           </w:p>
         </w:tc>
@@ -4112,7 +4626,7 @@
                 <w:color w:val="0F172A"/>
                 <w:sz w:val="19"/>
               </w:rPr>
-              <w:t>27</w:t>
+              <w:t>26</w:t>
             </w:r>
           </w:p>
         </w:tc>
@@ -4215,7 +4729,7 @@
                 <w:color w:val="0F172A"/>
                 <w:sz w:val="19"/>
               </w:rPr>
-              <w:t>31</w:t>
+              <w:t>34</w:t>
             </w:r>
           </w:p>
         </w:tc>
@@ -4318,7 +4832,7 @@
                 <w:color w:val="0F172A"/>
                 <w:sz w:val="19"/>
               </w:rPr>
-              <w:t>35</w:t>
+              <w:t>36</w:t>
             </w:r>
           </w:p>
         </w:tc>
@@ -4730,7 +5244,7 @@
                 <w:color w:val="0F172A"/>
                 <w:sz w:val="19"/>
               </w:rPr>
-              <w:t>56</w:t>
+              <w:t>54</w:t>
             </w:r>
           </w:p>
         </w:tc>
@@ -4752,7 +5266,7 @@
           <w:b/>
           <w:sz w:val="32"/>
         </w:rPr>
-        <w:t>ABBREVIATIONS</w:t>
+        <w:t>Abbreviations</w:t>
       </w:r>
     </w:p>
     <w:tbl>
@@ -5169,7 +5683,7 @@
                 <w:color w:val="0F172A"/>
                 <w:sz w:val="19"/>
               </w:rPr>
-              <w:t>CSS</w:t>
+              <w:t>COTS</w:t>
             </w:r>
           </w:p>
         </w:tc>
@@ -5194,7 +5708,7 @@
                 <w:color w:val="0F172A"/>
                 <w:sz w:val="19"/>
               </w:rPr>
-              <w:t>Cascading Style Sheets</w:t>
+              <w:t>Commercial Off-The-Shelf</w:t>
             </w:r>
           </w:p>
         </w:tc>
@@ -5222,7 +5736,7 @@
                 <w:color w:val="0F172A"/>
                 <w:sz w:val="19"/>
               </w:rPr>
-              <w:t>DBSCAN</w:t>
+              <w:t>CSS</w:t>
             </w:r>
           </w:p>
         </w:tc>
@@ -5247,7 +5761,7 @@
                 <w:color w:val="0F172A"/>
                 <w:sz w:val="19"/>
               </w:rPr>
-              <w:t>Density-Based Spatial Clustering of Applications with Noise</w:t>
+              <w:t>Cascading Style Sheets</w:t>
             </w:r>
           </w:p>
         </w:tc>
@@ -5275,7 +5789,7 @@
                 <w:color w:val="0F172A"/>
                 <w:sz w:val="19"/>
               </w:rPr>
-              <w:t>DPDP Act</w:t>
+              <w:t>CSV</w:t>
             </w:r>
           </w:p>
         </w:tc>
@@ -5300,7 +5814,7 @@
                 <w:color w:val="0F172A"/>
                 <w:sz w:val="19"/>
               </w:rPr>
-              <w:t>Digital Personal Data Protection Act (India, 2023)</w:t>
+              <w:t>Comma-Separated Values</w:t>
             </w:r>
           </w:p>
         </w:tc>
@@ -5328,7 +5842,7 @@
                 <w:color w:val="0F172A"/>
                 <w:sz w:val="19"/>
               </w:rPr>
-              <w:t>FIR</w:t>
+              <w:t>DBSCAN</w:t>
             </w:r>
           </w:p>
         </w:tc>
@@ -5353,7 +5867,7 @@
                 <w:color w:val="0F172A"/>
                 <w:sz w:val="19"/>
               </w:rPr>
-              <w:t>First Information Report</w:t>
+              <w:t>Density-Based Spatial Clustering of Applications with Noise</w:t>
             </w:r>
           </w:p>
         </w:tc>
@@ -5381,7 +5895,7 @@
                 <w:color w:val="0F172A"/>
                 <w:sz w:val="19"/>
               </w:rPr>
-              <w:t>GIS</w:t>
+              <w:t>DPDP Act</w:t>
             </w:r>
           </w:p>
         </w:tc>
@@ -5406,7 +5920,7 @@
                 <w:color w:val="0F172A"/>
                 <w:sz w:val="19"/>
               </w:rPr>
-              <w:t>Geographic Information System</w:t>
+              <w:t>Digital Personal Data Protection Act (India, 2023)</w:t>
             </w:r>
           </w:p>
         </w:tc>
@@ -5434,7 +5948,7 @@
                 <w:color w:val="0F172A"/>
                 <w:sz w:val="19"/>
               </w:rPr>
-              <w:t>GPS</w:t>
+              <w:t>FIR</w:t>
             </w:r>
           </w:p>
         </w:tc>
@@ -5459,7 +5973,7 @@
                 <w:color w:val="0F172A"/>
                 <w:sz w:val="19"/>
               </w:rPr>
-              <w:t>Global Positioning System</w:t>
+              <w:t>First Information Report</w:t>
             </w:r>
           </w:p>
         </w:tc>
@@ -5487,7 +6001,7 @@
                 <w:color w:val="0F172A"/>
                 <w:sz w:val="19"/>
               </w:rPr>
-              <w:t>HCI</w:t>
+              <w:t>GIS</w:t>
             </w:r>
           </w:p>
         </w:tc>
@@ -5512,7 +6026,7 @@
                 <w:color w:val="0F172A"/>
                 <w:sz w:val="19"/>
               </w:rPr>
-              <w:t>Human-Computer Interaction</w:t>
+              <w:t>Geographic Information System</w:t>
             </w:r>
           </w:p>
         </w:tc>
@@ -5540,7 +6054,7 @@
                 <w:color w:val="0F172A"/>
                 <w:sz w:val="19"/>
               </w:rPr>
-              <w:t>HTML</w:t>
+              <w:t>GPS</w:t>
             </w:r>
           </w:p>
         </w:tc>
@@ -5565,7 +6079,7 @@
                 <w:color w:val="0F172A"/>
                 <w:sz w:val="19"/>
               </w:rPr>
-              <w:t>HyperText Markup Language</w:t>
+              <w:t>Global Positioning System</w:t>
             </w:r>
           </w:p>
         </w:tc>
@@ -5593,7 +6107,7 @@
                 <w:color w:val="0F172A"/>
                 <w:sz w:val="19"/>
               </w:rPr>
-              <w:t>HTTP</w:t>
+              <w:t>HCI</w:t>
             </w:r>
           </w:p>
         </w:tc>
@@ -5618,7 +6132,7 @@
                 <w:color w:val="0F172A"/>
                 <w:sz w:val="19"/>
               </w:rPr>
-              <w:t>HyperText Transfer Protocol</w:t>
+              <w:t>Human-Computer Interaction</w:t>
             </w:r>
           </w:p>
         </w:tc>
@@ -5646,7 +6160,7 @@
                 <w:color w:val="0F172A"/>
                 <w:sz w:val="19"/>
               </w:rPr>
-              <w:t>HTTPS</w:t>
+              <w:t>HTML</w:t>
             </w:r>
           </w:p>
         </w:tc>
@@ -5671,7 +6185,7 @@
                 <w:color w:val="0F172A"/>
                 <w:sz w:val="19"/>
               </w:rPr>
-              <w:t>HyperText Transfer Protocol Secure</w:t>
+              <w:t>HyperText Markup Language</w:t>
             </w:r>
           </w:p>
         </w:tc>
@@ -5699,7 +6213,7 @@
                 <w:color w:val="0F172A"/>
                 <w:sz w:val="19"/>
               </w:rPr>
-              <w:t>IEEE</w:t>
+              <w:t>HTTP</w:t>
             </w:r>
           </w:p>
         </w:tc>
@@ -5724,7 +6238,7 @@
                 <w:color w:val="0F172A"/>
                 <w:sz w:val="19"/>
               </w:rPr>
-              <w:t>Institute of Electrical and Electronics Engineers</w:t>
+              <w:t>HyperText Transfer Protocol</w:t>
             </w:r>
           </w:p>
         </w:tc>
@@ -5752,7 +6266,7 @@
                 <w:color w:val="0F172A"/>
                 <w:sz w:val="19"/>
               </w:rPr>
-              <w:t>IoT</w:t>
+              <w:t>HTTPS</w:t>
             </w:r>
           </w:p>
         </w:tc>
@@ -5777,7 +6291,7 @@
                 <w:color w:val="0F172A"/>
                 <w:sz w:val="19"/>
               </w:rPr>
-              <w:t>Internet of Things</w:t>
+              <w:t>HyperText Transfer Protocol Secure</w:t>
             </w:r>
           </w:p>
         </w:tc>
@@ -5805,7 +6319,7 @@
                 <w:color w:val="0F172A"/>
                 <w:sz w:val="19"/>
               </w:rPr>
-              <w:t>JSON</w:t>
+              <w:t>IEEE</w:t>
             </w:r>
           </w:p>
         </w:tc>
@@ -5830,7 +6344,7 @@
                 <w:color w:val="0F172A"/>
                 <w:sz w:val="19"/>
               </w:rPr>
-              <w:t>JavaScript Object Notation</w:t>
+              <w:t>Institute of Electrical and Electronics Engineers</w:t>
             </w:r>
           </w:p>
         </w:tc>
@@ -5858,7 +6372,7 @@
                 <w:color w:val="0F172A"/>
                 <w:sz w:val="19"/>
               </w:rPr>
-              <w:t>JWT</w:t>
+              <w:t>IoT</w:t>
             </w:r>
           </w:p>
         </w:tc>
@@ -5883,7 +6397,7 @@
                 <w:color w:val="0F172A"/>
                 <w:sz w:val="19"/>
               </w:rPr>
-              <w:t>JSON Web Token</w:t>
+              <w:t>Internet of Things</w:t>
             </w:r>
           </w:p>
         </w:tc>
@@ -5911,7 +6425,7 @@
                 <w:color w:val="0F172A"/>
                 <w:sz w:val="19"/>
               </w:rPr>
-              <w:t>KDE</w:t>
+              <w:t>JSON</w:t>
             </w:r>
           </w:p>
         </w:tc>
@@ -5936,7 +6450,7 @@
                 <w:color w:val="0F172A"/>
                 <w:sz w:val="19"/>
               </w:rPr>
-              <w:t>Kernel Density Estimation</w:t>
+              <w:t>JavaScript Object Notation</w:t>
             </w:r>
           </w:p>
         </w:tc>
@@ -5964,7 +6478,7 @@
                 <w:color w:val="0F172A"/>
                 <w:sz w:val="19"/>
               </w:rPr>
-              <w:t>NSSO</w:t>
+              <w:t>JWT</w:t>
             </w:r>
           </w:p>
         </w:tc>
@@ -5989,7 +6503,7 @@
                 <w:color w:val="0F172A"/>
                 <w:sz w:val="19"/>
               </w:rPr>
-              <w:t>National Sample Survey Office</w:t>
+              <w:t>JSON Web Token</w:t>
             </w:r>
           </w:p>
         </w:tc>
@@ -6017,7 +6531,7 @@
                 <w:color w:val="0F172A"/>
                 <w:sz w:val="19"/>
               </w:rPr>
-              <w:t>OSM</w:t>
+              <w:t>KDE</w:t>
             </w:r>
           </w:p>
         </w:tc>
@@ -6042,7 +6556,7 @@
                 <w:color w:val="0F172A"/>
                 <w:sz w:val="19"/>
               </w:rPr>
-              <w:t>OpenStreetMap</w:t>
+              <w:t>Kernel Density Estimation</w:t>
             </w:r>
           </w:p>
         </w:tc>
@@ -6070,7 +6584,7 @@
                 <w:color w:val="0F172A"/>
                 <w:sz w:val="19"/>
               </w:rPr>
-              <w:t>PWA</w:t>
+              <w:t>NCRB</w:t>
             </w:r>
           </w:p>
         </w:tc>
@@ -6095,7 +6609,7 @@
                 <w:color w:val="0F172A"/>
                 <w:sz w:val="19"/>
               </w:rPr>
-              <w:t>Progressive Web Application</w:t>
+              <w:t>National Crime Records Bureau</w:t>
             </w:r>
           </w:p>
         </w:tc>
@@ -6123,7 +6637,7 @@
                 <w:color w:val="0F172A"/>
                 <w:sz w:val="19"/>
               </w:rPr>
-              <w:t>RBAC</w:t>
+              <w:t>NLP</w:t>
             </w:r>
           </w:p>
         </w:tc>
@@ -6148,7 +6662,7 @@
                 <w:color w:val="0F172A"/>
                 <w:sz w:val="19"/>
               </w:rPr>
-              <w:t>Role-Based Access Control</w:t>
+              <w:t>Natural Language Processing</w:t>
             </w:r>
           </w:p>
         </w:tc>
@@ -6176,7 +6690,7 @@
                 <w:color w:val="0F172A"/>
                 <w:sz w:val="19"/>
               </w:rPr>
-              <w:t>REST</w:t>
+              <w:t>NSSO</w:t>
             </w:r>
           </w:p>
         </w:tc>
@@ -6201,7 +6715,7 @@
                 <w:color w:val="0F172A"/>
                 <w:sz w:val="19"/>
               </w:rPr>
-              <w:t>Representational State Transfer</w:t>
+              <w:t>National Sample Survey Office</w:t>
             </w:r>
           </w:p>
         </w:tc>
@@ -6229,7 +6743,7 @@
                 <w:color w:val="0F172A"/>
                 <w:sz w:val="19"/>
               </w:rPr>
-              <w:t>SDG</w:t>
+              <w:t>OSM</w:t>
             </w:r>
           </w:p>
         </w:tc>
@@ -6254,7 +6768,7 @@
                 <w:color w:val="0F172A"/>
                 <w:sz w:val="19"/>
               </w:rPr>
-              <w:t>Sustainable Development Goal (United Nations)</w:t>
+              <w:t>OpenStreetMap</w:t>
             </w:r>
           </w:p>
         </w:tc>
@@ -6282,7 +6796,7 @@
                 <w:color w:val="0F172A"/>
                 <w:sz w:val="19"/>
               </w:rPr>
-              <w:t>SMS</w:t>
+              <w:t>PESTEL</w:t>
             </w:r>
           </w:p>
         </w:tc>
@@ -6307,7 +6821,7 @@
                 <w:color w:val="0F172A"/>
                 <w:sz w:val="19"/>
               </w:rPr>
-              <w:t>Short Message Service</w:t>
+              <w:t>Political, Economic, Social, Technological, Environmental, Legal</w:t>
             </w:r>
           </w:p>
         </w:tc>
@@ -6335,7 +6849,7 @@
                 <w:color w:val="0F172A"/>
                 <w:sz w:val="19"/>
               </w:rPr>
-              <w:t>SOS</w:t>
+              <w:t>PII</w:t>
             </w:r>
           </w:p>
         </w:tc>
@@ -6360,7 +6874,7 @@
                 <w:color w:val="0F172A"/>
                 <w:sz w:val="19"/>
               </w:rPr>
-              <w:t>Save Our Souls (Emergency Distress Signal)</w:t>
+              <w:t>Personally Identifiable Information</w:t>
             </w:r>
           </w:p>
         </w:tc>
@@ -6388,7 +6902,7 @@
                 <w:color w:val="0F172A"/>
                 <w:sz w:val="19"/>
               </w:rPr>
-              <w:t>SPA</w:t>
+              <w:t>PWA</w:t>
             </w:r>
           </w:p>
         </w:tc>
@@ -6413,7 +6927,7 @@
                 <w:color w:val="0F172A"/>
                 <w:sz w:val="19"/>
               </w:rPr>
-              <w:t>Single Page Application</w:t>
+              <w:t>Progressive Web Application</w:t>
             </w:r>
           </w:p>
         </w:tc>
@@ -6441,7 +6955,7 @@
                 <w:color w:val="0F172A"/>
                 <w:sz w:val="19"/>
               </w:rPr>
-              <w:t>SQL</w:t>
+              <w:t>QoS</w:t>
             </w:r>
           </w:p>
         </w:tc>
@@ -6466,7 +6980,7 @@
                 <w:color w:val="0F172A"/>
                 <w:sz w:val="19"/>
               </w:rPr>
-              <w:t>Structured Query Language</w:t>
+              <w:t>Quality of Service</w:t>
             </w:r>
           </w:p>
         </w:tc>
@@ -6494,7 +7008,7 @@
                 <w:color w:val="0F172A"/>
                 <w:sz w:val="19"/>
               </w:rPr>
-              <w:t>SUS</w:t>
+              <w:t>RBAC</w:t>
             </w:r>
           </w:p>
         </w:tc>
@@ -6519,7 +7033,7 @@
                 <w:color w:val="0F172A"/>
                 <w:sz w:val="19"/>
               </w:rPr>
-              <w:t>System Usability Scale</w:t>
+              <w:t>Role-Based Access Control</w:t>
             </w:r>
           </w:p>
         </w:tc>
@@ -6547,7 +7061,7 @@
                 <w:color w:val="0F172A"/>
                 <w:sz w:val="19"/>
               </w:rPr>
-              <w:t>UI</w:t>
+              <w:t>REST</w:t>
             </w:r>
           </w:p>
         </w:tc>
@@ -6572,7 +7086,7 @@
                 <w:color w:val="0F172A"/>
                 <w:sz w:val="19"/>
               </w:rPr>
-              <w:t>User Interface</w:t>
+              <w:t>Representational State Transfer</w:t>
             </w:r>
           </w:p>
         </w:tc>
@@ -6600,7 +7114,7 @@
                 <w:color w:val="0F172A"/>
                 <w:sz w:val="19"/>
               </w:rPr>
-              <w:t>URI</w:t>
+              <w:t>SDG</w:t>
             </w:r>
           </w:p>
         </w:tc>
@@ -6625,7 +7139,7 @@
                 <w:color w:val="0F172A"/>
                 <w:sz w:val="19"/>
               </w:rPr>
-              <w:t>Uniform Resource Identifier</w:t>
+              <w:t>Sustainable Development Goal (United Nations)</w:t>
             </w:r>
           </w:p>
         </w:tc>
@@ -6653,7 +7167,7 @@
                 <w:color w:val="0F172A"/>
                 <w:sz w:val="19"/>
               </w:rPr>
-              <w:t>URL</w:t>
+              <w:t>SDK</w:t>
             </w:r>
           </w:p>
         </w:tc>
@@ -6678,7 +7192,7 @@
                 <w:color w:val="0F172A"/>
                 <w:sz w:val="19"/>
               </w:rPr>
-              <w:t>Uniform Resource Locator</w:t>
+              <w:t>Software Development Kit</w:t>
             </w:r>
           </w:p>
         </w:tc>
@@ -6706,7 +7220,7 @@
                 <w:color w:val="0F172A"/>
                 <w:sz w:val="19"/>
               </w:rPr>
-              <w:t>USN</w:t>
+              <w:t>SMS</w:t>
             </w:r>
           </w:p>
         </w:tc>
@@ -6731,7 +7245,7 @@
                 <w:color w:val="0F172A"/>
                 <w:sz w:val="19"/>
               </w:rPr>
-              <w:t>University Seat Number</w:t>
+              <w:t>Short Message Service</w:t>
             </w:r>
           </w:p>
         </w:tc>
@@ -6759,7 +7273,7 @@
                 <w:color w:val="0F172A"/>
                 <w:sz w:val="19"/>
               </w:rPr>
-              <w:t>UX</w:t>
+              <w:t>SOS</w:t>
             </w:r>
           </w:p>
         </w:tc>
@@ -6784,7 +7298,7 @@
                 <w:color w:val="0F172A"/>
                 <w:sz w:val="19"/>
               </w:rPr>
-              <w:t>User Experience</w:t>
+              <w:t>Save Our Souls (Emergency Distress Signal)</w:t>
             </w:r>
           </w:p>
         </w:tc>
@@ -6812,7 +7326,7 @@
                 <w:color w:val="0F172A"/>
                 <w:sz w:val="19"/>
               </w:rPr>
-              <w:t>W3C</w:t>
+              <w:t>SPA</w:t>
             </w:r>
           </w:p>
         </w:tc>
@@ -6837,7 +7351,590 @@
                 <w:color w:val="0F172A"/>
                 <w:sz w:val="19"/>
               </w:rPr>
+              <w:t>Single Page Application</w:t>
+            </w:r>
+          </w:p>
+        </w:tc>
+      </w:tr>
+      <w:tr>
+        <w:tc>
+          <w:tcPr>
+            <w:tcW w:type="dxa" w:w="2880"/>
+            <w:shd w:fill="FFFFFF"/>
+            <w:tcMar>
+              <w:top w:w="40" w:type="dxa"/>
+              <w:bottom w:w="40" w:type="dxa"/>
+              <w:left w:w="70" w:type="dxa"/>
+              <w:right w:w="70" w:type="dxa"/>
+            </w:tcMar>
+          </w:tcPr>
+          <w:p>
+            <w:pPr>
+              <w:jc w:val="left"/>
+            </w:pPr>
+            <w:r>
+              <w:rPr>
+                <w:rFonts w:ascii="Times New Roman" w:hAnsi="Times New Roman"/>
+                <w:b/>
+                <w:color w:val="0F172A"/>
+                <w:sz w:val="19"/>
+              </w:rPr>
+              <w:t>SQL</w:t>
+            </w:r>
+          </w:p>
+        </w:tc>
+        <w:tc>
+          <w:tcPr>
+            <w:tcW w:type="dxa" w:w="6192"/>
+            <w:shd w:fill="FFFFFF"/>
+            <w:tcMar>
+              <w:top w:w="40" w:type="dxa"/>
+              <w:bottom w:w="40" w:type="dxa"/>
+              <w:left w:w="70" w:type="dxa"/>
+              <w:right w:w="70" w:type="dxa"/>
+            </w:tcMar>
+          </w:tcPr>
+          <w:p>
+            <w:pPr>
+              <w:jc w:val="left"/>
+            </w:pPr>
+            <w:r>
+              <w:rPr>
+                <w:rFonts w:ascii="Times New Roman" w:hAnsi="Times New Roman"/>
+                <w:color w:val="0F172A"/>
+                <w:sz w:val="19"/>
+              </w:rPr>
+              <w:t>Structured Query Language</w:t>
+            </w:r>
+          </w:p>
+        </w:tc>
+      </w:tr>
+      <w:tr>
+        <w:tc>
+          <w:tcPr>
+            <w:tcW w:type="dxa" w:w="2880"/>
+            <w:shd w:fill="F8FAFC"/>
+            <w:tcMar>
+              <w:top w:w="40" w:type="dxa"/>
+              <w:bottom w:w="40" w:type="dxa"/>
+              <w:left w:w="70" w:type="dxa"/>
+              <w:right w:w="70" w:type="dxa"/>
+            </w:tcMar>
+          </w:tcPr>
+          <w:p>
+            <w:pPr>
+              <w:jc w:val="left"/>
+            </w:pPr>
+            <w:r>
+              <w:rPr>
+                <w:rFonts w:ascii="Times New Roman" w:hAnsi="Times New Roman"/>
+                <w:b/>
+                <w:color w:val="0F172A"/>
+                <w:sz w:val="19"/>
+              </w:rPr>
+              <w:t>SSL</w:t>
+            </w:r>
+          </w:p>
+        </w:tc>
+        <w:tc>
+          <w:tcPr>
+            <w:tcW w:type="dxa" w:w="6192"/>
+            <w:shd w:fill="F8FAFC"/>
+            <w:tcMar>
+              <w:top w:w="40" w:type="dxa"/>
+              <w:bottom w:w="40" w:type="dxa"/>
+              <w:left w:w="70" w:type="dxa"/>
+              <w:right w:w="70" w:type="dxa"/>
+            </w:tcMar>
+          </w:tcPr>
+          <w:p>
+            <w:pPr>
+              <w:jc w:val="left"/>
+            </w:pPr>
+            <w:r>
+              <w:rPr>
+                <w:rFonts w:ascii="Times New Roman" w:hAnsi="Times New Roman"/>
+                <w:color w:val="0F172A"/>
+                <w:sz w:val="19"/>
+              </w:rPr>
+              <w:t>Secure Sockets Layer</w:t>
+            </w:r>
+          </w:p>
+        </w:tc>
+      </w:tr>
+      <w:tr>
+        <w:tc>
+          <w:tcPr>
+            <w:tcW w:type="dxa" w:w="2880"/>
+            <w:shd w:fill="FFFFFF"/>
+            <w:tcMar>
+              <w:top w:w="40" w:type="dxa"/>
+              <w:bottom w:w="40" w:type="dxa"/>
+              <w:left w:w="70" w:type="dxa"/>
+              <w:right w:w="70" w:type="dxa"/>
+            </w:tcMar>
+          </w:tcPr>
+          <w:p>
+            <w:pPr>
+              <w:jc w:val="left"/>
+            </w:pPr>
+            <w:r>
+              <w:rPr>
+                <w:rFonts w:ascii="Times New Roman" w:hAnsi="Times New Roman"/>
+                <w:b/>
+                <w:color w:val="0F172A"/>
+                <w:sz w:val="19"/>
+              </w:rPr>
+              <w:t>SUS</w:t>
+            </w:r>
+          </w:p>
+        </w:tc>
+        <w:tc>
+          <w:tcPr>
+            <w:tcW w:type="dxa" w:w="6192"/>
+            <w:shd w:fill="FFFFFF"/>
+            <w:tcMar>
+              <w:top w:w="40" w:type="dxa"/>
+              <w:bottom w:w="40" w:type="dxa"/>
+              <w:left w:w="70" w:type="dxa"/>
+              <w:right w:w="70" w:type="dxa"/>
+            </w:tcMar>
+          </w:tcPr>
+          <w:p>
+            <w:pPr>
+              <w:jc w:val="left"/>
+            </w:pPr>
+            <w:r>
+              <w:rPr>
+                <w:rFonts w:ascii="Times New Roman" w:hAnsi="Times New Roman"/>
+                <w:color w:val="0F172A"/>
+                <w:sz w:val="19"/>
+              </w:rPr>
+              <w:t>System Usability Scale</w:t>
+            </w:r>
+          </w:p>
+        </w:tc>
+      </w:tr>
+      <w:tr>
+        <w:tc>
+          <w:tcPr>
+            <w:tcW w:type="dxa" w:w="2880"/>
+            <w:shd w:fill="F8FAFC"/>
+            <w:tcMar>
+              <w:top w:w="40" w:type="dxa"/>
+              <w:bottom w:w="40" w:type="dxa"/>
+              <w:left w:w="70" w:type="dxa"/>
+              <w:right w:w="70" w:type="dxa"/>
+            </w:tcMar>
+          </w:tcPr>
+          <w:p>
+            <w:pPr>
+              <w:jc w:val="left"/>
+            </w:pPr>
+            <w:r>
+              <w:rPr>
+                <w:rFonts w:ascii="Times New Roman" w:hAnsi="Times New Roman"/>
+                <w:b/>
+                <w:color w:val="0F172A"/>
+                <w:sz w:val="19"/>
+              </w:rPr>
+              <w:t>TLS</w:t>
+            </w:r>
+          </w:p>
+        </w:tc>
+        <w:tc>
+          <w:tcPr>
+            <w:tcW w:type="dxa" w:w="6192"/>
+            <w:shd w:fill="F8FAFC"/>
+            <w:tcMar>
+              <w:top w:w="40" w:type="dxa"/>
+              <w:bottom w:w="40" w:type="dxa"/>
+              <w:left w:w="70" w:type="dxa"/>
+              <w:right w:w="70" w:type="dxa"/>
+            </w:tcMar>
+          </w:tcPr>
+          <w:p>
+            <w:pPr>
+              <w:jc w:val="left"/>
+            </w:pPr>
+            <w:r>
+              <w:rPr>
+                <w:rFonts w:ascii="Times New Roman" w:hAnsi="Times New Roman"/>
+                <w:color w:val="0F172A"/>
+                <w:sz w:val="19"/>
+              </w:rPr>
+              <w:t>Transport Layer Security</w:t>
+            </w:r>
+          </w:p>
+        </w:tc>
+      </w:tr>
+      <w:tr>
+        <w:tc>
+          <w:tcPr>
+            <w:tcW w:type="dxa" w:w="2880"/>
+            <w:shd w:fill="FFFFFF"/>
+            <w:tcMar>
+              <w:top w:w="40" w:type="dxa"/>
+              <w:bottom w:w="40" w:type="dxa"/>
+              <w:left w:w="70" w:type="dxa"/>
+              <w:right w:w="70" w:type="dxa"/>
+            </w:tcMar>
+          </w:tcPr>
+          <w:p>
+            <w:pPr>
+              <w:jc w:val="left"/>
+            </w:pPr>
+            <w:r>
+              <w:rPr>
+                <w:rFonts w:ascii="Times New Roman" w:hAnsi="Times New Roman"/>
+                <w:b/>
+                <w:color w:val="0F172A"/>
+                <w:sz w:val="19"/>
+              </w:rPr>
+              <w:t>UI</w:t>
+            </w:r>
+          </w:p>
+        </w:tc>
+        <w:tc>
+          <w:tcPr>
+            <w:tcW w:type="dxa" w:w="6192"/>
+            <w:shd w:fill="FFFFFF"/>
+            <w:tcMar>
+              <w:top w:w="40" w:type="dxa"/>
+              <w:bottom w:w="40" w:type="dxa"/>
+              <w:left w:w="70" w:type="dxa"/>
+              <w:right w:w="70" w:type="dxa"/>
+            </w:tcMar>
+          </w:tcPr>
+          <w:p>
+            <w:pPr>
+              <w:jc w:val="left"/>
+            </w:pPr>
+            <w:r>
+              <w:rPr>
+                <w:rFonts w:ascii="Times New Roman" w:hAnsi="Times New Roman"/>
+                <w:color w:val="0F172A"/>
+                <w:sz w:val="19"/>
+              </w:rPr>
+              <w:t>User Interface</w:t>
+            </w:r>
+          </w:p>
+        </w:tc>
+      </w:tr>
+      <w:tr>
+        <w:tc>
+          <w:tcPr>
+            <w:tcW w:type="dxa" w:w="2880"/>
+            <w:shd w:fill="F8FAFC"/>
+            <w:tcMar>
+              <w:top w:w="40" w:type="dxa"/>
+              <w:bottom w:w="40" w:type="dxa"/>
+              <w:left w:w="70" w:type="dxa"/>
+              <w:right w:w="70" w:type="dxa"/>
+            </w:tcMar>
+          </w:tcPr>
+          <w:p>
+            <w:pPr>
+              <w:jc w:val="left"/>
+            </w:pPr>
+            <w:r>
+              <w:rPr>
+                <w:rFonts w:ascii="Times New Roman" w:hAnsi="Times New Roman"/>
+                <w:b/>
+                <w:color w:val="0F172A"/>
+                <w:sz w:val="19"/>
+              </w:rPr>
+              <w:t>URI</w:t>
+            </w:r>
+          </w:p>
+        </w:tc>
+        <w:tc>
+          <w:tcPr>
+            <w:tcW w:type="dxa" w:w="6192"/>
+            <w:shd w:fill="F8FAFC"/>
+            <w:tcMar>
+              <w:top w:w="40" w:type="dxa"/>
+              <w:bottom w:w="40" w:type="dxa"/>
+              <w:left w:w="70" w:type="dxa"/>
+              <w:right w:w="70" w:type="dxa"/>
+            </w:tcMar>
+          </w:tcPr>
+          <w:p>
+            <w:pPr>
+              <w:jc w:val="left"/>
+            </w:pPr>
+            <w:r>
+              <w:rPr>
+                <w:rFonts w:ascii="Times New Roman" w:hAnsi="Times New Roman"/>
+                <w:color w:val="0F172A"/>
+                <w:sz w:val="19"/>
+              </w:rPr>
+              <w:t>Uniform Resource Identifier</w:t>
+            </w:r>
+          </w:p>
+        </w:tc>
+      </w:tr>
+      <w:tr>
+        <w:tc>
+          <w:tcPr>
+            <w:tcW w:type="dxa" w:w="2880"/>
+            <w:shd w:fill="FFFFFF"/>
+            <w:tcMar>
+              <w:top w:w="40" w:type="dxa"/>
+              <w:bottom w:w="40" w:type="dxa"/>
+              <w:left w:w="70" w:type="dxa"/>
+              <w:right w:w="70" w:type="dxa"/>
+            </w:tcMar>
+          </w:tcPr>
+          <w:p>
+            <w:pPr>
+              <w:jc w:val="left"/>
+            </w:pPr>
+            <w:r>
+              <w:rPr>
+                <w:rFonts w:ascii="Times New Roman" w:hAnsi="Times New Roman"/>
+                <w:b/>
+                <w:color w:val="0F172A"/>
+                <w:sz w:val="19"/>
+              </w:rPr>
+              <w:t>URL</w:t>
+            </w:r>
+          </w:p>
+        </w:tc>
+        <w:tc>
+          <w:tcPr>
+            <w:tcW w:type="dxa" w:w="6192"/>
+            <w:shd w:fill="FFFFFF"/>
+            <w:tcMar>
+              <w:top w:w="40" w:type="dxa"/>
+              <w:bottom w:w="40" w:type="dxa"/>
+              <w:left w:w="70" w:type="dxa"/>
+              <w:right w:w="70" w:type="dxa"/>
+            </w:tcMar>
+          </w:tcPr>
+          <w:p>
+            <w:pPr>
+              <w:jc w:val="left"/>
+            </w:pPr>
+            <w:r>
+              <w:rPr>
+                <w:rFonts w:ascii="Times New Roman" w:hAnsi="Times New Roman"/>
+                <w:color w:val="0F172A"/>
+                <w:sz w:val="19"/>
+              </w:rPr>
+              <w:t>Uniform Resource Locator</w:t>
+            </w:r>
+          </w:p>
+        </w:tc>
+      </w:tr>
+      <w:tr>
+        <w:tc>
+          <w:tcPr>
+            <w:tcW w:type="dxa" w:w="2880"/>
+            <w:shd w:fill="F8FAFC"/>
+            <w:tcMar>
+              <w:top w:w="40" w:type="dxa"/>
+              <w:bottom w:w="40" w:type="dxa"/>
+              <w:left w:w="70" w:type="dxa"/>
+              <w:right w:w="70" w:type="dxa"/>
+            </w:tcMar>
+          </w:tcPr>
+          <w:p>
+            <w:pPr>
+              <w:jc w:val="left"/>
+            </w:pPr>
+            <w:r>
+              <w:rPr>
+                <w:rFonts w:ascii="Times New Roman" w:hAnsi="Times New Roman"/>
+                <w:b/>
+                <w:color w:val="0F172A"/>
+                <w:sz w:val="19"/>
+              </w:rPr>
+              <w:t>USN</w:t>
+            </w:r>
+          </w:p>
+        </w:tc>
+        <w:tc>
+          <w:tcPr>
+            <w:tcW w:type="dxa" w:w="6192"/>
+            <w:shd w:fill="F8FAFC"/>
+            <w:tcMar>
+              <w:top w:w="40" w:type="dxa"/>
+              <w:bottom w:w="40" w:type="dxa"/>
+              <w:left w:w="70" w:type="dxa"/>
+              <w:right w:w="70" w:type="dxa"/>
+            </w:tcMar>
+          </w:tcPr>
+          <w:p>
+            <w:pPr>
+              <w:jc w:val="left"/>
+            </w:pPr>
+            <w:r>
+              <w:rPr>
+                <w:rFonts w:ascii="Times New Roman" w:hAnsi="Times New Roman"/>
+                <w:color w:val="0F172A"/>
+                <w:sz w:val="19"/>
+              </w:rPr>
+              <w:t>University Seat Number</w:t>
+            </w:r>
+          </w:p>
+        </w:tc>
+      </w:tr>
+      <w:tr>
+        <w:tc>
+          <w:tcPr>
+            <w:tcW w:type="dxa" w:w="2880"/>
+            <w:shd w:fill="FFFFFF"/>
+            <w:tcMar>
+              <w:top w:w="40" w:type="dxa"/>
+              <w:bottom w:w="40" w:type="dxa"/>
+              <w:left w:w="70" w:type="dxa"/>
+              <w:right w:w="70" w:type="dxa"/>
+            </w:tcMar>
+          </w:tcPr>
+          <w:p>
+            <w:pPr>
+              <w:jc w:val="left"/>
+            </w:pPr>
+            <w:r>
+              <w:rPr>
+                <w:rFonts w:ascii="Times New Roman" w:hAnsi="Times New Roman"/>
+                <w:b/>
+                <w:color w:val="0F172A"/>
+                <w:sz w:val="19"/>
+              </w:rPr>
+              <w:t>UX</w:t>
+            </w:r>
+          </w:p>
+        </w:tc>
+        <w:tc>
+          <w:tcPr>
+            <w:tcW w:type="dxa" w:w="6192"/>
+            <w:shd w:fill="FFFFFF"/>
+            <w:tcMar>
+              <w:top w:w="40" w:type="dxa"/>
+              <w:bottom w:w="40" w:type="dxa"/>
+              <w:left w:w="70" w:type="dxa"/>
+              <w:right w:w="70" w:type="dxa"/>
+            </w:tcMar>
+          </w:tcPr>
+          <w:p>
+            <w:pPr>
+              <w:jc w:val="left"/>
+            </w:pPr>
+            <w:r>
+              <w:rPr>
+                <w:rFonts w:ascii="Times New Roman" w:hAnsi="Times New Roman"/>
+                <w:color w:val="0F172A"/>
+                <w:sz w:val="19"/>
+              </w:rPr>
+              <w:t>User Experience</w:t>
+            </w:r>
+          </w:p>
+        </w:tc>
+      </w:tr>
+      <w:tr>
+        <w:tc>
+          <w:tcPr>
+            <w:tcW w:type="dxa" w:w="2880"/>
+            <w:shd w:fill="F8FAFC"/>
+            <w:tcMar>
+              <w:top w:w="40" w:type="dxa"/>
+              <w:bottom w:w="40" w:type="dxa"/>
+              <w:left w:w="70" w:type="dxa"/>
+              <w:right w:w="70" w:type="dxa"/>
+            </w:tcMar>
+          </w:tcPr>
+          <w:p>
+            <w:pPr>
+              <w:jc w:val="left"/>
+            </w:pPr>
+            <w:r>
+              <w:rPr>
+                <w:rFonts w:ascii="Times New Roman" w:hAnsi="Times New Roman"/>
+                <w:b/>
+                <w:color w:val="0F172A"/>
+                <w:sz w:val="19"/>
+              </w:rPr>
+              <w:t>W3C</w:t>
+            </w:r>
+          </w:p>
+        </w:tc>
+        <w:tc>
+          <w:tcPr>
+            <w:tcW w:type="dxa" w:w="6192"/>
+            <w:shd w:fill="F8FAFC"/>
+            <w:tcMar>
+              <w:top w:w="40" w:type="dxa"/>
+              <w:bottom w:w="40" w:type="dxa"/>
+              <w:left w:w="70" w:type="dxa"/>
+              <w:right w:w="70" w:type="dxa"/>
+            </w:tcMar>
+          </w:tcPr>
+          <w:p>
+            <w:pPr>
+              <w:jc w:val="left"/>
+            </w:pPr>
+            <w:r>
+              <w:rPr>
+                <w:rFonts w:ascii="Times New Roman" w:hAnsi="Times New Roman"/>
+                <w:color w:val="0F172A"/>
+                <w:sz w:val="19"/>
+              </w:rPr>
               <w:t>World Wide Web Consortium</w:t>
+            </w:r>
+          </w:p>
+        </w:tc>
+      </w:tr>
+      <w:tr>
+        <w:tc>
+          <w:tcPr>
+            <w:tcW w:type="dxa" w:w="2880"/>
+            <w:shd w:fill="FFFFFF"/>
+            <w:tcMar>
+              <w:top w:w="40" w:type="dxa"/>
+              <w:bottom w:w="40" w:type="dxa"/>
+              <w:left w:w="70" w:type="dxa"/>
+              <w:right w:w="70" w:type="dxa"/>
+            </w:tcMar>
+          </w:tcPr>
+          <w:p>
+            <w:pPr>
+              <w:jc w:val="left"/>
+            </w:pPr>
+            <w:r>
+              <w:rPr>
+                <w:rFonts w:ascii="Times New Roman" w:hAnsi="Times New Roman"/>
+                <w:b/>
+                <w:color w:val="0F172A"/>
+                <w:sz w:val="19"/>
+              </w:rPr>
+              <w:t>WGS 84</w:t>
+            </w:r>
+          </w:p>
+        </w:tc>
+        <w:tc>
+          <w:tcPr>
+            <w:tcW w:type="dxa" w:w="6192"/>
+            <w:shd w:fill="FFFFFF"/>
+            <w:tcMar>
+              <w:top w:w="40" w:type="dxa"/>
+              <w:bottom w:w="40" w:type="dxa"/>
+              <w:left w:w="70" w:type="dxa"/>
+              <w:right w:w="70" w:type="dxa"/>
+            </w:tcMar>
+          </w:tcPr>
+          <w:p>
+            <w:pPr>
+              <w:jc w:val="left"/>
+            </w:pPr>
+            <w:r>
+              <w:rPr>
+                <w:rFonts w:ascii="Times New Roman" w:hAnsi="Times New Roman"/>
+                <w:color w:val="0F172A"/>
+                <w:sz w:val="19"/>
+              </w:rPr>
+              <w:t>World Geodetic System 1984</w:t>
             </w:r>
           </w:p>
         </w:tc>
@@ -6906,7 +8003,7 @@
           <w:color w:val="1E293B"/>
           <w:sz w:val="24"/>
         </w:rPr>
-        <w:t>The rapid pace of global urbanization has profoundly transformed metropolitan landscapes, expanding industrial, economic, and technological hubs across emerging economies. In Indian metropolitan agglomerations such as Bengaluru, Mumbai, and Delhi-NCR, women constitute an increasingly substantial and vital proportion of the formal and informal workforce, particularly in the information technology, business process outsourcing, healthcare, and retail sectors. According to recent surveys by the National Sample Survey Office (NSSO), women's participation in urban evening-shift and night-shift employment has grown by over 34% across major technological corridors in the past decade. However, this demographic transformation has underscored acute disparities in urban infrastructure and mobility safety.</w:t>
+        <w:t>The rapid pace of global urbanization has profoundly altered the spatial, social, and economic dynamics of major metropolitan regions across emerging economies. In Indian technology hubs such as Bengaluru, women now represent an indispensable and expanding proportion of the formal and informal workforce, especially across the information technology (IT), biotechnology, healthcare, and retail sectors. According to recent surveys by the National Sample Survey Office (NSSO), female employment during non-standard hours (evening and night shifts) has expanded by more than 34% over the past decade. However, this demographic progress has underscored persistent disparities in urban transport infrastructure, street illumination, and nocturnal pedestrian safety.</w:t>
       </w:r>
     </w:p>
     <w:p>
@@ -6920,35 +8017,7 @@
           <w:color w:val="1E293B"/>
           <w:sz w:val="24"/>
         </w:rPr>
-        <w:t>Freedom of movement within public spaces represents a fundamental human right and a core determinant of socioeconomic empowerment. When female commuters, university students, and lone pedestrians perceive urban streets and public transit interchanges as hostile or unpredictable, their educational opportunities, employment horizons, and civic engagement become severely circumscribed. Criminological studies consistently demonstrate that urban safety cannot be quantified solely through official police crime statistics. In reality, the vast majority of street-level transgressions—including catcalling, persistent following, verbal intimidation, unsolicited physical contact, and poorly lit transit ambushes—remain entirely unrecorded. Criminologists refer to this vast disparity between actual victim experiences and formal police registrations as the 'dark figure of crime'.</w:t>
-      </w:r>
-    </w:p>
-    <w:p>
-      <w:pPr>
-        <w:spacing w:before="0" w:after="120" w:line="360" w:lineRule="auto"/>
-        <w:jc w:val="both"/>
-      </w:pPr>
-      <w:r>
-        <w:rPr>
-          <w:rFonts w:ascii="Times New Roman" w:hAnsi="Times New Roman"/>
-          <w:color w:val="1E293B"/>
-          <w:sz w:val="24"/>
-        </w:rPr>
-        <w:t>Official crime registries, such as First Information Reports (FIRs) filed under the National Crime Records Bureau (NCRB), capture fewer than 15% of daily street harassment incidents. This severe under-reporting stems from systemic friction: mandatory in-person station visits, complex legal verbiage, pervasive societal stigma, fear of secondary victimization, and justified anxiety over retaliatory stalking. In the absence of an accessible, non-stigmatizing, and anonymous reporting mechanism, municipal corporations (such as the Bruhat Bengaluru Mahanagara Palike - BBMP) and law enforcement authorities operate within an empirical vacuum. Consequently, hazardous street-level deficiencies—such as defunct streetlights, deserted bus stops, broken surveillance cameras, and secluded alleys—remain unaddressed for months or years.</w:t>
-      </w:r>
-    </w:p>
-    <w:p>
-      <w:pPr>
-        <w:spacing w:before="0" w:after="120" w:line="360" w:lineRule="auto"/>
-        <w:jc w:val="both"/>
-      </w:pPr>
-      <w:r>
-        <w:rPr>
-          <w:rFonts w:ascii="Times New Roman" w:hAnsi="Times New Roman"/>
-          <w:color w:val="1E293B"/>
-          <w:sz w:val="24"/>
-        </w:rPr>
-        <w:t>At the same time, existing personal safety applications suffer from a catastrophic conceptual flaw: they are almost entirely reactive. Commercial safety applications and wearable panic hardware depend on the victim actively recognizing an imminent physical attack and triggering a distress beacon while under extreme duress. Human-computer interaction (HCI) and trauma psychology demonstrate that sudden confrontations induce severe sympathetic nervous system arousal ('cognitive freeze'), rendering victims incapable of retrieving, unlocking, and operating a smartphone interface. Therefore, true physical protection requires proactive, preventive decision support—guiding pedestrians along well-lit, populated, and sanctuary-rich corridors before high-risk zones are entered.</w:t>
+        <w:t>Autonomous mobility in public spaces constitutes a foundational prerequisite for gender equity and societal development. When lone female commuters and students perceive city streets and transit interchanges as hazardous, unpredictable, or intimidating, their economic horizons and educational opportunities become severely restricted. Urban safety cannot be measured solely through formal police records. In reality, the vast majority of street-level offences—including persistent stalking, catcalling, verbal aggression, unsolicited physical proximity, and poorly lit transit ambushes—remain unrecorded. Criminologists refer to this critical discrepancy as the 'dark figure of crime'.</w:t>
       </w:r>
     </w:p>
     <w:p>
@@ -6977,7 +8046,7 @@
           <w:color w:val="1E293B"/>
           <w:sz w:val="24"/>
         </w:rPr>
-        <w:t>The primary scope of the SafeCity platform encompasses the design, mathematical modeling, full-stack implementation, and empirical validation of an end-to-end, community-driven civic safety ecosystem. Specifically, the system scope includes:</w:t>
+        <w:t>The primary scope of the SafeCity platform encompasses the architectural modeling, full-stack software implementation, mathematical pathfinding formulation, and empirical validation of an end-to-end community safety ecosystem. Specifically, the system scope includes:</w:t>
       </w:r>
     </w:p>
     <w:p>
@@ -7001,7 +8070,7 @@
           <w:color w:val="1E293B"/>
           <w:sz w:val="24"/>
         </w:rPr>
-        <w:t>A cross-platform Progressive Web Application (PWA) shell accessible instantaneously across diverse mobile operating systems (Android, iOS) without app-store installation barriers.</w:t>
+        <w:t>A universal Progressive Web Application (PWA) operable on any modern mobile smartphone browser without app-store installation friction.</w:t>
       </w:r>
     </w:p>
     <w:p>
@@ -7025,7 +8094,7 @@
           <w:color w:val="1E293B"/>
           <w:sz w:val="24"/>
         </w:rPr>
-        <w:t>A privacy-preserving incident ingestion pipeline that strips device identifiers and quantizes GPS coordinates to three decimal places (~110 m spatial cell resolution) in compliance with the Indian Digital Personal Data Protection (DPDP) Act of 2023.</w:t>
+        <w:t>An anonymous incident intake pipeline enforcing 3-decimal GPS coordinate quantization (~110 m spatial cell resolution) in compliance with Section 8(1) of the Indian Digital Personal Data Protection (DPDP) Act of 2023.</w:t>
       </w:r>
     </w:p>
     <w:p>
@@ -7041,7 +8110,7 @@
           <w:color w:val="0F172A"/>
           <w:sz w:val="24"/>
         </w:rPr>
-        <w:t>Proactive Route Optimization:</w:t>
+        <w:t>Proactive Safety Navigation:</w:t>
       </w:r>
       <w:r>
         <w:rPr>
@@ -7049,7 +8118,7 @@
           <w:color w:val="1E293B"/>
           <w:sz w:val="24"/>
         </w:rPr>
-        <w:t>A multi-criteria pathfinding engine that dynamically penalizes unlit corridors and active crime clusters while rewarding proximity to verified 24/7 civic havens.</w:t>
+        <w:t>A multi-criteria Dijkstra/A* pathfinding solver that penalizes temporally decayed crime clusters while rewarding street illumination and sanctuary proximity.</w:t>
       </w:r>
     </w:p>
     <w:p>
@@ -7065,7 +8134,7 @@
           <w:color w:val="0F172A"/>
           <w:sz w:val="24"/>
         </w:rPr>
-        <w:t>Zero-Cognitive-Load Escort:</w:t>
+        <w:t>Autonomous Inactivity Escort:</w:t>
       </w:r>
       <w:r>
         <w:rPr>
@@ -7073,7 +8142,7 @@
           <w:color w:val="1E293B"/>
           <w:sz w:val="24"/>
         </w:rPr>
-        <w:t>A 'Walk With Me' autonomous virtual escort watchdog that continuously monitors commuter telemetry and automatically triggers multi-stage distress escalation upon detecting 180 seconds of unexplained stationary inactivity.</w:t>
+        <w:t>A 'Walk With Me' autonomous virtual escort watchdog that monitors velocity telemetry and escalates to acoustic alarms and SMS broadcasts upon 180 seconds of unexplained immobility.</w:t>
       </w:r>
     </w:p>
     <w:p>
@@ -7089,7 +8158,7 @@
           <w:color w:val="0F172A"/>
           <w:sz w:val="24"/>
         </w:rPr>
-        <w:t>Crowdsourced Integrity:</w:t>
+        <w:t>Crowdsourced Data Integrity:</w:t>
       </w:r>
       <w:r>
         <w:rPr>
@@ -7097,7 +8166,7 @@
           <w:color w:val="1E293B"/>
           <w:sz w:val="24"/>
         </w:rPr>
-        <w:t>An administrative moderation queue enabling vetted community overseers to filter spam, verify reports, and eliminate reporting bias.</w:t>
+        <w:t>A two-tier community moderation queue enabling verified community overseers to eliminate malicious spam and commercial bias.</w:t>
       </w:r>
     </w:p>
     <w:p>
@@ -7111,7 +8180,7 @@
           <w:color w:val="1E293B"/>
           <w:sz w:val="24"/>
         </w:rPr>
-        <w:t>Notwithstanding these robust capabilities, the operational scope is bounded by certain realistic technical limitations. First, SafeCity relies on the positioning accuracy of client-side GPS hardware; severe urban canyons or deep subterranean transit basements can introduce coordinate drift exceeding 15 meters. Second, the proactive routing model depends on the participatory density of citizen reports within a given municipal ward; newly onboarded suburban sectors may experience a 'cold-start' data scarcity phase prior to community adoption. Finally, while SafeCity provides automated distress SMS and acoustic sirens, physical intervention remains dependent on the responsiveness of registered emergency contacts and local emergency services.</w:t>
+        <w:t>The platform is bounded by realistic operational limitations: client positioning accuracy depends on smartphone GPS hardware, which can experience multipath drift in narrow urban canyons; newly onboarded suburban sectors experience an initial cold-start data scarcity phase prior to community adoption; and emergency SMS dispatch remains contingent on mobile network operator coverage.</w:t>
       </w:r>
     </w:p>
     <w:p>
@@ -7140,21 +8209,7 @@
           <w:color w:val="1E293B"/>
           <w:sz w:val="24"/>
         </w:rPr>
-        <w:t>Modern urban commuters face a dual failure in digital safety and navigation systems. On one hand, ubiquitous commercial mapping engines (e.g., Google Maps, Apple Maps) optimize exclusively for vehicular travel time or Euclidean distance, routinely directing lone pedestrians through unlit, unmonitored interior alleys that present severe safety hazards. On the other hand, commercial personal safety applications rely entirely on reactive panic alarms requiring explicit physical intervention during active assaults, ignoring the psychological reality of cognitive freeze and failing to prevent danger before it materializes.</w:t>
-      </w:r>
-    </w:p>
-    <w:p>
-      <w:pPr>
-        <w:spacing w:before="0" w:after="120" w:line="360" w:lineRule="auto"/>
-        <w:jc w:val="both"/>
-      </w:pPr>
-      <w:r>
-        <w:rPr>
-          <w:rFonts w:ascii="Times New Roman" w:hAnsi="Times New Roman"/>
-          <w:color w:val="1E293B"/>
-          <w:sz w:val="24"/>
-        </w:rPr>
-        <w:t>Compounding this challenge is the complete absence of a privacy-preserving civic platform that bridges the 'dark figure of crime' without compromising victim safety. Existing crowdsourced mapping initiatives either collect intrusive personally identifiable information (PII) or publish high-precision GPS coordinates that inadvertently expose users' domestic and professional doorways to stalkers. There is an urgent, unmet societal need for an intelligent, cross-platform civic framework that synthesizes anonymous community hazard intelligence, applies mathematical spatial-temporal decay, enforces strict data minimization under the DPDP Act 2023, and delivers proactive, safety-aware navigation alongside autonomous inactivity monitoring.</w:t>
+        <w:t>Urban commuters face a fundamental structural deficiency in digital navigation and personal safety systems. Commercial mapping platforms (such as Google Maps) optimize purely for geographical distance or vehicular throughput, routinely guiding lone pedestrians through unlit, deserted shortcuts that present acute physical hazards. Concurrently, commercial mobile safety applications rely almost exclusively on reactive panic alarms requiring explicit physical intervention during an active assault. Under sudden physical terror, acute sympathetic nervous system arousal induces cognitive freeze, rendering victims incapable of retrieving or operating mobile devices. There is an urgent, unmet societal need for an intelligent, privacy-first platform that translates crowdsourced community hazard reports into proactive, safety-aware navigation and autonomous inactivity safeguards.</w:t>
       </w:r>
     </w:p>
     <w:p>
@@ -7169,7 +8224,7 @@
           <w:color w:val="0F172A"/>
           <w:sz w:val="28"/>
         </w:rPr>
-        <w:t>1.4 METHODOLOGY OVERVIEW</w:t>
+        <w:t>1.4 MOTIVATION</w:t>
       </w:r>
     </w:p>
     <w:p>
@@ -7183,21 +8238,7 @@
           <w:color w:val="1E293B"/>
           <w:sz w:val="24"/>
         </w:rPr>
-        <w:t>To resolve the identified challenges, SafeCity formulates a comprehensive four-tier system architecture integrating modern participatory sensing, multi-objective graph optimization, and mobile telemetry analysis. The presentation layer employs a responsive Progressive Web Application built with React.js, Leaflet GIS, and Service Workers, ensuring sub-second UI responsiveness and offline capability. The application layer leverages a Node.js and Express RESTful API protected by JSON Web Tokens (JWT) and strict CORS/rate-limiting policies.</w:t>
-      </w:r>
-    </w:p>
-    <w:p>
-      <w:pPr>
-        <w:spacing w:before="0" w:after="120" w:line="360" w:lineRule="auto"/>
-        <w:jc w:val="both"/>
-      </w:pPr>
-      <w:r>
-        <w:rPr>
-          <w:rFonts w:ascii="Times New Roman" w:hAnsi="Times New Roman"/>
-          <w:color w:val="1E293B"/>
-          <w:sz w:val="24"/>
-        </w:rPr>
-        <w:t>Geospatial incident ingestion enforces spatial quantization by truncating latitude and longitude coordinates to three decimal places, collapsing location precision into a privacy-preserving ~110 m x 110 m bounding grid. The routing engine models the street network as a directed graph where edge costs reflect not merely physical distance, but a composite safety penalty incorporating temporally decayed historical crime reports, built-environment street lighting scores, and spatial proximity to verified 24/7 civic sanctuaries (hospitals, fuel stations, police kiosks, and 24-hour retail stores). Complementing pre-trip navigation, the 'Walk With Me' virtual escort runs an autonomous telemetry state machine that monitors commuter velocity; if a commuter remains stationary in an unverified location for 180 seconds, the system initiates a two-tier acoustic and SMS distress escalation sequence without requiring user intervention.</w:t>
+        <w:t>This research is driven by three core imperatives: First, the urgent humanitarian need to safeguard women and vulnerable citizens navigating urban streets after dark. Second, the technical challenge of bridging the 'dark figure of crime' without compromising victim privacy or violating statutory data protection frameworks (such as the Indian DPDP Act of 2023). Third, the realization that preventive navigation—avoiding high-risk streets before entering them—is vastly more effective at preserving life and dignity than reactive post-incident alarms.</w:t>
       </w:r>
     </w:p>
     <w:p>
@@ -7212,7 +8253,50 @@
           <w:color w:val="0F172A"/>
           <w:sz w:val="28"/>
         </w:rPr>
-        <w:t>1.5 ORGANIZATION OF THE THESIS</w:t>
+        <w:t>1.5 METHODOLOGY OVERVIEW</w:t>
+      </w:r>
+    </w:p>
+    <w:p>
+      <w:pPr>
+        <w:spacing w:before="0" w:after="120" w:line="360" w:lineRule="auto"/>
+        <w:jc w:val="both"/>
+      </w:pPr>
+      <w:r>
+        <w:rPr>
+          <w:rFonts w:ascii="Times New Roman" w:hAnsi="Times New Roman"/>
+          <w:color w:val="1E293B"/>
+          <w:sz w:val="24"/>
+        </w:rPr>
+        <w:t>SafeCity formulates a comprehensive four-tier system architecture integrating modern participatory sensing, multi-objective graph optimization, and mobile telemetry analysis. The client presentation layer utilizes a responsive PWA built with HTML5, CSS3, Tailwind CSS, Leaflet GIS, and Service Workers for offline shell caching. The backend API layer is engineered in Node.js and Express.js, protected by JSON Web Tokens (JWT), CORS policies, and rate limiters.</w:t>
+      </w:r>
+    </w:p>
+    <w:p>
+      <w:pPr>
+        <w:spacing w:before="0" w:after="120" w:line="360" w:lineRule="auto"/>
+        <w:jc w:val="both"/>
+      </w:pPr>
+      <w:r>
+        <w:rPr>
+          <w:rFonts w:ascii="Times New Roman" w:hAnsi="Times New Roman"/>
+          <w:color w:val="1E293B"/>
+          <w:sz w:val="24"/>
+        </w:rPr>
+        <w:t>Geospatial incident ingestion enforces spatial quantization by truncating latitude and longitude to three decimal places, collapsing precision into a privacy-preserving ~110 m x 110 m grid cell. Pathfinding models the street network as a directed multigraph where edge weights incorporate physical distance, exponentially decayed incident penalties, street lighting scores, and spatial proximity to verified 24/7 civic sanctuaries. Complementing routing, the 'Walk With Me' watchdog runs an autonomous telemetry state machine that monitors user movement; if a user remains stationary for 180 seconds outside verified safe havens, the system initiates multi-stage acoustic and SMS distress alerts without requiring user interaction.</w:t>
+      </w:r>
+    </w:p>
+    <w:p>
+      <w:pPr>
+        <w:keepNext/>
+        <w:spacing w:before="280" w:after="120"/>
+      </w:pPr>
+      <w:r>
+        <w:rPr>
+          <w:rFonts w:ascii="Times New Roman" w:hAnsi="Times New Roman"/>
+          <w:b/>
+          <w:color w:val="0F172A"/>
+          <w:sz w:val="28"/>
+        </w:rPr>
+        <w:t>1.6 ORGANIZATION OF THE THESIS</w:t>
       </w:r>
     </w:p>
     <w:p>
@@ -7227,7 +8311,7 @@
           <w:color w:val="1E293B"/>
           <w:sz w:val="24"/>
         </w:rPr>
-        <w:t>1.5.1 Logical Flow of the Research Work</w:t>
+        <w:t>1.6.1 Logical Flow of the Research Work</w:t>
       </w:r>
     </w:p>
     <w:p>
@@ -7241,7 +8325,7 @@
           <w:color w:val="1E293B"/>
           <w:sz w:val="24"/>
         </w:rPr>
-        <w:t>The research and engineering workflow underlying SafeCity progresses systematically from problem identification through theoretical formulation, architectural design, full-stack implementation, and rigorous empirical validation. Each phase directly informs subsequent engineering decisions, ensuring mathematical cohesion and practical usability.</w:t>
+        <w:t>The research work progresses systematically from problem identification through theoretical formulation, architectural design, full-stack implementation, and rigorous empirical validation. Each phase directly informs subsequent engineering decisions, ensuring mathematical cohesion and practical usability.</w:t>
       </w:r>
     </w:p>
     <w:p>
@@ -7256,7 +8340,7 @@
           <w:color w:val="1E293B"/>
           <w:sz w:val="24"/>
         </w:rPr>
-        <w:t>1.5.2 Contribution Mapping Across Chapters</w:t>
+        <w:t>1.6.2 Contribution Mapping Across Chapters</w:t>
       </w:r>
     </w:p>
     <w:p>
@@ -7270,7 +8354,7 @@
           <w:color w:val="1E293B"/>
           <w:sz w:val="24"/>
         </w:rPr>
-        <w:t>The contributions of this capstone thesis are systematically mapped across nine core chapters:</w:t>
+        <w:t>The thesis contributions are mapped across nine core chapters:</w:t>
       </w:r>
     </w:p>
     <w:p>
@@ -7294,7 +8378,7 @@
           <w:color w:val="1E293B"/>
           <w:sz w:val="24"/>
         </w:rPr>
-        <w:t>Establishes urban mobility disparities, criminological motivation, project scope, and problem formulation.</w:t>
+        <w:t>Establishes urban mobility disparities, criminological motivation, scope, and problem formulation.</w:t>
       </w:r>
     </w:p>
     <w:p>
@@ -7310,7 +8394,7 @@
           <w:color w:val="0F172A"/>
           <w:sz w:val="24"/>
         </w:rPr>
-        <w:t>Chapter 2 (Literature Survey):</w:t>
+        <w:t>Chapter 2 (Literature Review):</w:t>
       </w:r>
       <w:r>
         <w:rPr>
@@ -7318,7 +8402,7 @@
           <w:color w:val="1E293B"/>
           <w:sz w:val="24"/>
         </w:rPr>
-        <w:t>Surveys existing literature across participatory GIS, safety routing, panic hardware, and spatial clustering, establishing a comparative taxonomy.</w:t>
+        <w:t>Surveys existing literature across participatory GIS, safety routing, panic hardware, and spatial clustering.</w:t>
       </w:r>
     </w:p>
     <w:p>
@@ -7366,7 +8450,7 @@
           <w:color w:val="1E293B"/>
           <w:sz w:val="24"/>
         </w:rPr>
-        <w:t>Details the mathematical cost functions, exponential temporal decay modeling, haven proximity rewards, and 3-decimal quantization.</w:t>
+        <w:t>Details the mathematical cost functions, exponential decay dynamics, data preprocessing, and workflow architecture.</w:t>
       </w:r>
     </w:p>
     <w:p>
@@ -7414,7 +8498,7 @@
           <w:color w:val="1E293B"/>
           <w:sz w:val="24"/>
         </w:rPr>
-        <w:t>Explicates the four-tier architectural implementation, PWA interface, Express API, spatial schema, and virtual escort state machine.</w:t>
+        <w:t>Explicates module-wise implementation, algorithms, user interface screenshots, and component integration.</w:t>
       </w:r>
     </w:p>
     <w:p>
@@ -7438,7 +8522,7 @@
           <w:color w:val="1E293B"/>
           <w:sz w:val="24"/>
         </w:rPr>
-        <w:t>Documents the 8-month project execution schedule and Gantt chart across six distinct engineering phases.</w:t>
+        <w:t>Presents the 8-month project execution schedule and Gantt chart across six distinct engineering phases.</w:t>
       </w:r>
     </w:p>
     <w:p>
@@ -7478,7 +8562,7 @@
           <w:color w:val="0F172A"/>
           <w:sz w:val="24"/>
         </w:rPr>
-        <w:t>Chapter 9 (Results and Discussions):</w:t>
+        <w:t>Chapter 9 (Results and Discussion):</w:t>
       </w:r>
       <w:r>
         <w:rPr>
@@ -7501,7 +8585,7 @@
           <w:color w:val="1E293B"/>
           <w:sz w:val="24"/>
         </w:rPr>
-        <w:t>1.5.3 Chapter Overview Summary</w:t>
+        <w:t>1.6.3 Chapter Overview Summary</w:t>
       </w:r>
     </w:p>
     <w:p>
@@ -7515,7 +8599,7 @@
           <w:color w:val="1E293B"/>
           <w:sz w:val="24"/>
         </w:rPr>
-        <w:t>Following the technical chapters, the thesis provides a comprehensive Conclusion and Future Work chapter synthesizing findings and outlining long-term roadmaps, followed by standard IEEE References, Appendix-A (Pseudocode Algorithms), Appendix-B (System Screenshots and Walkthroughs), and Appendix-C (Enclosures including paper registration proof, awards, 4.2% plagiarism check report, and UN SDG alignment matrix).</w:t>
+        <w:t>Following the technical chapters, the thesis provides a comprehensive Conclusion and Future Work chapter synthesizing findings and outlining long-term roadmaps, followed by standard IEEE References, Appendix-A (Pseudocode), Appendix-B (Screenshots), Appendix-C (Enclosures), and Appendix-D (Ethical and Regulatory Compliance).</w:t>
       </w:r>
     </w:p>
     <w:p>
@@ -7552,7 +8636,7 @@
           <w:color w:val="0F172A"/>
           <w:sz w:val="32"/>
         </w:rPr>
-        <w:t>LITERATURE SURVEY</w:t>
+        <w:t>LITERATURE REVIEW</w:t>
       </w:r>
     </w:p>
     <w:p>
@@ -7567,7 +8651,7 @@
           <w:color w:val="0F172A"/>
           <w:sz w:val="28"/>
         </w:rPr>
-        <w:t>2.1 PARTICIPATORY SAFETY SENSING &amp; CROWDSOURCED AUDITS</w:t>
+        <w:t>2.1 INTRODUCTION TO RELATED WORK</w:t>
       </w:r>
     </w:p>
     <w:p>
@@ -7581,21 +8665,7 @@
           <w:color w:val="1E293B"/>
           <w:sz w:val="24"/>
         </w:rPr>
-        <w:t>Participatory Geographic Information Systems (PGIS) and mobile crowdsourcing have emerged as foundational paradigms for capturing subjective citizen perceptions of the urban built environment. Early pioneering work by Viswanath and Basu (2015) introduced 'SafetiPin', a mobile audit platform that evaluates urban corridors across nine physical and social parameters, including lighting, openness, sightlines, security presence, and demographic diversity. SafetiPin demonstrated that subjective perceptions of safety correlate strongly with objective environmental features, such as active street frontages and consistent illumination. However, SafetiPin operates primarily as an analytical audit tool for urban planners rather than a real-time navigational decision support system. Users are required to complete lengthy audit questionnaires, creating high cognitive friction that discourages rapid reporting during daily commutes.</w:t>
-      </w:r>
-    </w:p>
-    <w:p>
-      <w:pPr>
-        <w:spacing w:before="0" w:after="120" w:line="360" w:lineRule="auto"/>
-        <w:jc w:val="both"/>
-      </w:pPr>
-      <w:r>
-        <w:rPr>
-          <w:rFonts w:ascii="Times New Roman" w:hAnsi="Times New Roman"/>
-          <w:color w:val="1E293B"/>
-          <w:sz w:val="24"/>
-        </w:rPr>
-        <w:t>Similarly, Abdelmonem (2015) analyzed 'HarassMap', an SMS- and web-based crowdsourcing deployment in Cairo designed to document street-level sexual harassment. HarassMap proved highly effective in breaking cultural taboos and demonstrating that harassment occurs in broad daylight across diverse socio-economic strata. Nevertheless, HarassMap and related crowdsourced portals (such as Hollaback!) lack algorithmic integration with pathfinding graph solvers; incidents are plotted as static map pins without informing pre-trip routing or triggering autonomous emergency safeguards. Furthermore, early crowdsourced portals published unquantized GPS coordinates, inadvertently introducing privacy risks where victims' exact home addresses or daily bus stops could be reverse-engineered by malicious third parties.</w:t>
+        <w:t>Personal safety in urban transit environments has been investigated across multiple academic disciplines, including geographic information science, human-computer interaction, criminology, and intelligent transportation systems. This chapter provides a rigorous taxonomy of related systems, examining participatory safety sensing, multi-objective pathfinding, mobile panic hardware, and spatial clustering algorithms.</w:t>
       </w:r>
     </w:p>
     <w:p>
@@ -7610,7 +8680,7 @@
           <w:color w:val="0F172A"/>
           <w:sz w:val="28"/>
         </w:rPr>
-        <w:t>2.2 SAFETY-AWARE &amp; MULTI-OBJECTIVE NAVIGATION SYSTEMS</w:t>
+        <w:t>2.2 SURVEY OF EXISTING SYSTEMS</w:t>
       </w:r>
     </w:p>
     <w:p>
@@ -7624,7 +8694,7 @@
           <w:color w:val="1E293B"/>
           <w:sz w:val="24"/>
         </w:rPr>
-        <w:t>Traditional routing algorithms, rooted in Dijkstra's shortest path formulation and the A* heuristic search algorithm, optimize strictly for time-delay minimization or physical distance. In pedestrian contexts, however, minimizing distance frequently conflicts with personal safety. Galbrun et al. (2016) proposed a dual-objective pathfinding framework that balances route length against cumulative crime density scores extracted from historical police precinct records. Their work demonstrated that pedestrians are consistently willing to accept a modest distance penalty (between 10% and 25%) in exchange for a substantial reduction in subjective risk exposure.</w:t>
+        <w:t>Early pioneering work by Viswanath and Basu (2015) introduced 'SafetiPin', a mobile audit platform that evaluates urban corridors across nine physical parameters, including illumination, openness, sightlines, security presence, and demographic diversity. SafetiPin established that subjective perceptions of safety correlate strongly with objective environmental features. However, SafetiPin operates primarily as an analytical tool for urban planners rather than a real-time navigational decision support system, requiring lengthy audit questionnaires that commuters cannot complete during daily transit.</w:t>
       </w:r>
     </w:p>
     <w:p>
@@ -7638,7 +8708,21 @@
           <w:color w:val="1E293B"/>
           <w:sz w:val="24"/>
         </w:rPr>
-        <w:t>Shah et al. (2020) advanced this paradigm by incorporating OpenStreetMap (OSM) spatial tags, such as street illumination, sidewalk presence, and road classification, into an automated edge cost calculation. While theoretically sound, existing safety-aware navigation research exhibits two critical deficiencies. First, historical crime data is treated as static; a violent incident that occurred three years ago incurs the exact same routing penalty as an incident reported three hours ago, leading to permanent algorithmic stigmatization of gentrifying or newly patrolled neighborhoods. Second, prior navigation models treat the urban graph as an isolated topology, completely failing to incorporate positive environmental attractors—specifically, verified 24/7 civic sanctuaries (pharmacies, hospital emergency rooms, staffed fuel stations, and police outposts) where a distressed commuter can seek immediate refuge.</w:t>
+        <w:t>Abdelmonem (2015) analyzed 'HarassMap', a crowdsourcing deployment in Cairo designed to document street-level harassment. HarassMap proved highly effective in breaking cultural taboos, but lacked algorithmic integration with pathfinding solvers; incidents are plotted as static pins without informing pre-trip routing. In the routing domain, Galbrun et al. (2016) proposed a dual-objective pathfinding framework balancing route length against historical crime density. Shah et al. (2020) incorporated OpenStreetMap spatial tags (lighting, sidewalk presence) into an edge cost calculation. However, both treated crime data as static and failed to model positive environmental attractors, such as verified 24/7 safe havens.</w:t>
+      </w:r>
+    </w:p>
+    <w:p>
+      <w:pPr>
+        <w:spacing w:before="0" w:after="120" w:line="360" w:lineRule="auto"/>
+        <w:jc w:val="both"/>
+      </w:pPr>
+      <w:r>
+        <w:rPr>
+          <w:rFonts w:ascii="Times New Roman" w:hAnsi="Times New Roman"/>
+          <w:color w:val="1E293B"/>
+          <w:sz w:val="24"/>
+        </w:rPr>
+        <w:t>In mobile hardware, Bhardwaj et al. (2018) designed wearable IoT safety bands with accelerometers and GSM/GPS modules. However, human factors evaluations show that sudden physical ambush induces acute cognitive freeze, preventing victims from pressing panic keys. Furthermore, sensor alarms exhibit high false-positive rates during ordinary vigorous physical movements.</w:t>
       </w:r>
     </w:p>
     <w:p>
@@ -7653,7 +8737,7 @@
           <w:color w:val="0F172A"/>
           <w:sz w:val="28"/>
         </w:rPr>
-        <w:t>2.3 MOBILE PANIC HARDWARE &amp; WEARABLE SOS SYSTEMS</w:t>
+        <w:t>2.3 RESEARCH GAPS IDENTIFIED</w:t>
       </w:r>
     </w:p>
     <w:p>
@@ -7667,21 +8751,7 @@
           <w:color w:val="1E293B"/>
           <w:sz w:val="24"/>
         </w:rPr>
-        <w:t>To mitigate street-level violence, industry and academia have explored personal emergency hardware, ranging from dedicated Bluetooth Low Energy (BLE) panic buttons (e.g., smart rings, key fobs, and bracelets) to smartphone gesture-recognition applications. Bhardwaj et al. (2018) designed an IoT-enabled wearable safety band incorporating an accelerometer, pulse-rate sensor, and GSM/GPS module, programmed to dispatch distress coordinates upon detecting sudden shock or abnormal tachycardia.</w:t>
-      </w:r>
-    </w:p>
-    <w:p>
-      <w:pPr>
-        <w:spacing w:before="0" w:after="120" w:line="360" w:lineRule="auto"/>
-        <w:jc w:val="both"/>
-      </w:pPr>
-      <w:r>
-        <w:rPr>
-          <w:rFonts w:ascii="Times New Roman" w:hAnsi="Times New Roman"/>
-          <w:color w:val="1E293B"/>
-          <w:sz w:val="24"/>
-        </w:rPr>
-        <w:t>Despite engineering sophistication, hardware-based panic devices suffer from severe real-world failure modes. Human factors and psychological evaluations reveal that victims confronted with sudden physical ambush experience acute sympathetic nervous system freeze. In high-stress ambush situations, victims frequently drop their devices, have their phones forcefully snatched, or are physically restrained from pressing a panic key. Furthermore, sensor-driven wearable alarms exhibit unacceptably high false-positive rates during ordinary vigorous physical activity (e.g., running for a bus or dropping a handbag), leading users to permanently disable them. Most critically, panic buttons provide zero preventive utility: they do nothing to prevent a commuter from entering a dark, deserted alley in the first place.</w:t>
+        <w:t>Synthesizing prior literature reveals five critical research gaps: (1) high reporting friction leaving over 70% of street harassment unrecorded; (2) reliance on reactive alarms rather than preventive routing; (3) lack of exponential temporal decay dynamics for transient hazard risks; (4) doorway-level deanonymization risks in crowdsourced GPS logging; and (5) the complete absence of integrated civic haven networks in pathfinding graph solvers.</w:t>
       </w:r>
     </w:p>
     <w:p>
@@ -7696,7 +8766,7 @@
           <w:color w:val="0F172A"/>
           <w:sz w:val="28"/>
         </w:rPr>
-        <w:t>2.4 SPATIAL CLUSTERING &amp; HAZARD ANALYTICS</w:t>
+        <w:t>2.4 OBJECTIVES OF THE STUDY</w:t>
       </w:r>
     </w:p>
     <w:p>
@@ -7710,7 +8780,7 @@
           <w:color w:val="1E293B"/>
           <w:sz w:val="24"/>
         </w:rPr>
-        <w:t>In the domain of spatial crime analytics, point pattern analysis relies heavily on Kernel Density Estimation (KDE) and Density-Based Spatial Clustering of Applications with Noise (DBSCAN), first formalized by Ester et al. (1996). Unlike centroid-based algorithms such as k-Means, DBSCAN excels in urban geospatial analytics because it discovers clusters of arbitrary geometric shape (such as linear crime hot-strips along unlit transit corridors) and effectively isolates outlier noise points without requiring pre-specification of the cluster count. However, deploying DBSCAN in real-time web architectures introduces latency overheads. SafeCity circumvents this limitation by coupling spherical Haversine distance computations with spatial grid cell quantization, achieving sub-second hotspot identification suitable for client-side interactive rendering.</w:t>
+        <w:t>In response to these identified gaps, this capstone study formulates an integrated, privacy-first civic platform that unifies anonymous 3-decimal coordinate reporting, multi-criteria pathfinding with exponential decay modeling, an autonomous 180s virtual escort watchdog, and a verified 24/7 safe haven network.</w:t>
       </w:r>
     </w:p>
     <w:p>
@@ -7725,7 +8795,7 @@
           <w:color w:val="0F172A"/>
           <w:sz w:val="28"/>
         </w:rPr>
-        <w:t>2.5 POSITIONING RELATIVE TO RELATED WORK</w:t>
+        <w:t>2.5 SUMMARY</w:t>
       </w:r>
     </w:p>
     <w:p>
@@ -7739,7 +8809,7 @@
           <w:color w:val="1E293B"/>
           <w:sz w:val="24"/>
         </w:rPr>
-        <w:t>To rigorously establish the academic and technological positioning of SafeCity, Table 2.1 provides a comparative feature matrix evaluating existing commercial and academic platforms against our proposed solution across seven critical engineering dimensions.</w:t>
+        <w:t>Table 2.1 summarizes the academic and technological positioning of SafeCity relative to existing commercial and academic solutions across seven critical engineering dimensions.</w:t>
       </w:r>
     </w:p>
     <w:p>
@@ -7796,8 +8866,8 @@
             <w:tcMar>
               <w:top w:w="60" w:type="dxa"/>
               <w:bottom w:w="60" w:type="dxa"/>
-              <w:left w:w="60" w:type="dxa"/>
-              <w:right w:w="60" w:type="dxa"/>
+              <w:left w:w="50" w:type="dxa"/>
+              <w:right w:w="50" w:type="dxa"/>
             </w:tcMar>
           </w:tcPr>
           <w:p>
@@ -7822,8 +8892,8 @@
             <w:tcMar>
               <w:top w:w="60" w:type="dxa"/>
               <w:bottom w:w="60" w:type="dxa"/>
-              <w:left w:w="60" w:type="dxa"/>
-              <w:right w:w="60" w:type="dxa"/>
+              <w:left w:w="50" w:type="dxa"/>
+              <w:right w:w="50" w:type="dxa"/>
             </w:tcMar>
           </w:tcPr>
           <w:p>
@@ -7848,8 +8918,8 @@
             <w:tcMar>
               <w:top w:w="60" w:type="dxa"/>
               <w:bottom w:w="60" w:type="dxa"/>
-              <w:left w:w="60" w:type="dxa"/>
-              <w:right w:w="60" w:type="dxa"/>
+              <w:left w:w="50" w:type="dxa"/>
+              <w:right w:w="50" w:type="dxa"/>
             </w:tcMar>
           </w:tcPr>
           <w:p>
@@ -7874,8 +8944,8 @@
             <w:tcMar>
               <w:top w:w="60" w:type="dxa"/>
               <w:bottom w:w="60" w:type="dxa"/>
-              <w:left w:w="60" w:type="dxa"/>
-              <w:right w:w="60" w:type="dxa"/>
+              <w:left w:w="50" w:type="dxa"/>
+              <w:right w:w="50" w:type="dxa"/>
             </w:tcMar>
           </w:tcPr>
           <w:p>
@@ -7900,8 +8970,8 @@
             <w:tcMar>
               <w:top w:w="60" w:type="dxa"/>
               <w:bottom w:w="60" w:type="dxa"/>
-              <w:left w:w="60" w:type="dxa"/>
-              <w:right w:w="60" w:type="dxa"/>
+              <w:left w:w="50" w:type="dxa"/>
+              <w:right w:w="50" w:type="dxa"/>
             </w:tcMar>
           </w:tcPr>
           <w:p>
@@ -8866,7 +9936,7 @@
           <w:color w:val="0F172A"/>
           <w:sz w:val="28"/>
         </w:rPr>
-        <w:t>3.1 THE 'DARK FIGURE OF CRIME' AND REPORTING FRICTION</w:t>
+        <w:t>3.1 THE 'DARK FIGURE OF CRIME' AND UNDER-REPORTING FRICTION</w:t>
       </w:r>
     </w:p>
     <w:p>
@@ -8894,7 +9964,7 @@
           <w:color w:val="1E293B"/>
           <w:sz w:val="24"/>
         </w:rPr>
-        <w:t>As a direct consequence, municipal authorities possess almost zero spatial intelligence regarding micro-level hazards—such as persistent catcalling near a particular railway underpass, broken streetlights across a 300-meter residential lane, or aggressive loitering outside an unmonitored bus shelter. This 'dark figure of crime' leaves civil authorities blind to emerging danger hotspots until a catastrophic felony occurs. Existing digital systems have failed to provide a zero-friction, anonymous reporting mechanism that decouples civic hazard reporting from personal identification.</w:t>
+        <w:t>As a direct consequence, municipal authorities possess almost zero spatial intelligence regarding micro-level hazards—such as persistent catcalling near a particular railway underpass, broken streetlights across a 300-meter residential lane, or aggressive loitering outside an unmonitored bus shelter. This 'dark figure of crime' leaves civil authorities blind to emerging danger hotspots until a catastrophic felony occurs.</w:t>
       </w:r>
     </w:p>
     <w:p>
@@ -8909,7 +9979,7 @@
           <w:color w:val="0F172A"/>
           <w:sz w:val="28"/>
         </w:rPr>
-        <w:t>3.2 REACTIVE ALARMS VS. PREVENTIVE DECISION SUPPORT</w:t>
+        <w:t>3.2 REACTIVE PANIC BUTTONS VS. PREVENTIVE DECISION SUPPORT</w:t>
       </w:r>
     </w:p>
     <w:p>
@@ -9070,6 +10140,35 @@
       </w:r>
     </w:p>
     <w:p>
+      <w:pPr>
+        <w:keepNext/>
+        <w:spacing w:before="280" w:after="120"/>
+      </w:pPr>
+      <w:r>
+        <w:rPr>
+          <w:rFonts w:ascii="Times New Roman" w:hAnsi="Times New Roman"/>
+          <w:b/>
+          <w:color w:val="0F172A"/>
+          <w:sz w:val="28"/>
+        </w:rPr>
+        <w:t>3.6 SUMMARY</w:t>
+      </w:r>
+    </w:p>
+    <w:p>
+      <w:pPr>
+        <w:spacing w:before="0" w:after="120" w:line="360" w:lineRule="auto"/>
+        <w:jc w:val="both"/>
+      </w:pPr>
+      <w:r>
+        <w:rPr>
+          <w:rFonts w:ascii="Times New Roman" w:hAnsi="Times New Roman"/>
+          <w:color w:val="1E293B"/>
+          <w:sz w:val="24"/>
+        </w:rPr>
+        <w:t>Addressing these five interrelated research gaps requires moving beyond siloed panic apps and distance-only navigation engines toward a unified, proactive, privacy-preserving civic ecosystem.</w:t>
+      </w:r>
+    </w:p>
+    <w:p>
       <w:r>
         <w:br w:type="page"/>
       </w:r>
@@ -9118,7 +10217,7 @@
           <w:color w:val="0F172A"/>
           <w:sz w:val="28"/>
         </w:rPr>
-        <w:t>4.1 SYSTEM OVERVIEW &amp; THEORETICAL FORMULATION</w:t>
+        <w:t>4.1 METHODOLOGY OUTLINE</w:t>
       </w:r>
     </w:p>
     <w:p>
@@ -9132,21 +10231,7 @@
           <w:color w:val="1E293B"/>
           <w:sz w:val="24"/>
         </w:rPr>
-        <w:t>The SafeCity platform formulates urban navigation not merely as a topological distance-minimization problem, but as a multi-criteria decision-making optimization problem under spatial and temporal uncertainty. We model the metropolitan road network as a weighted directed multigraph G = (V, E), where V represents physical intersections, transit interchange nodes, and road terminuses, and E represents directed street segments connecting these vertices. Each directed edge e = (u, v) in E possesses an intrinsic geographical length, denoted by dist(e), computed via the spherical Earth Haversine formulation over geographic coordinates.</w:t>
-      </w:r>
-    </w:p>
-    <w:p>
-      <w:pPr>
-        <w:spacing w:before="0" w:after="120" w:line="360" w:lineRule="auto"/>
-        <w:jc w:val="both"/>
-      </w:pPr>
-      <w:r>
-        <w:rPr>
-          <w:rFonts w:ascii="Times New Roman" w:hAnsi="Times New Roman"/>
-          <w:color w:val="1E293B"/>
-          <w:sz w:val="24"/>
-        </w:rPr>
-        <w:t>To integrate human perceived safety and empirical risk into the routing engine, each edge e is dynamically mapped to a multi-dimensional attribute vector comprising three primary risk and environmental indicators: (1) active crowdsourced incident density with exponential temporal decay, (2) verified street illumination and built-environment visibility, and (3) spatial accessibility to verified 24/7 civic safe havens. The global pathfinding objective is to discover a path R from origin vertex S to destination vertex D that minimizes a composite edge cost C(e) while maximizing an overall Route Safety Score.</w:t>
+        <w:t>The proposed SafeCity methodology formulates pedestrian urban transit as a multi-criteria optimization problem over a directed multigraph G = (V, E). The global objective is to discover a path R from origin S to destination D that balances physical transit duration against composite environmental and social risk indicators.</w:t>
       </w:r>
     </w:p>
     <w:p>
@@ -9161,7 +10246,7 @@
           <w:color w:val="0F172A"/>
           <w:sz w:val="28"/>
         </w:rPr>
-        <w:t>4.2 MULTI-CRITERIA SAFETY COST FUNCTION &amp; EDGE WEIGHTING</w:t>
+        <w:t>4.2 TOOLS, TECHNOLOGIES, PLATFORMS USED</w:t>
       </w:r>
     </w:p>
     <w:p>
@@ -9175,95 +10260,7 @@
           <w:color w:val="1E293B"/>
           <w:sz w:val="24"/>
         </w:rPr>
-        <w:t>For any directed street edge e in E, the composite routing impedance cost C(e) utilized by our modified Dijkstra / A* graph solver is mathematically defined as:</w:t>
-      </w:r>
-    </w:p>
-    <w:p>
-      <w:pPr>
-        <w:spacing w:before="0" w:after="120" w:line="360" w:lineRule="auto"/>
-        <w:jc w:val="both"/>
-      </w:pPr>
-      <w:r>
-        <w:rPr>
-          <w:rFonts w:ascii="Times New Roman" w:hAnsi="Times New Roman"/>
-          <w:b/>
-          <w:color w:val="0F172A"/>
-          <w:sz w:val="24"/>
-        </w:rPr>
-        <w:t xml:space="preserve">Equation (4.1): </w:t>
-      </w:r>
-      <w:r>
-        <w:rPr>
-          <w:rFonts w:ascii="Times New Roman" w:hAnsi="Times New Roman"/>
-          <w:color w:val="1E293B"/>
-          <w:sz w:val="24"/>
-        </w:rPr>
-        <w:t>C(e) = alpha * dist(e) + beta * P_hazard(e) - gamma * R_lit(e) - delta * R_haven(e)</w:t>
-      </w:r>
-    </w:p>
-    <w:p>
-      <w:pPr>
-        <w:spacing w:before="0" w:after="120" w:line="360" w:lineRule="auto"/>
-        <w:jc w:val="both"/>
-      </w:pPr>
-      <w:r>
-        <w:rPr>
-          <w:rFonts w:ascii="Times New Roman" w:hAnsi="Times New Roman"/>
-          <w:color w:val="1E293B"/>
-          <w:sz w:val="24"/>
-        </w:rPr>
-        <w:t>where alpha, beta, gamma, and delta represent non-negative weighting scaling factors calibrated to balance pedestrian transit efficiency against risk aversion. In our production deployment, parameters are calibrated such that a lone pedestrian will accept up to a 20% distance elongation if the alternate route avoids active high-severity hazard clusters or unlit interior shortcuts.</w:t>
-      </w:r>
-    </w:p>
-    <w:p>
-      <w:pPr>
-        <w:spacing w:before="0" w:after="120" w:line="360" w:lineRule="auto"/>
-        <w:jc w:val="both"/>
-      </w:pPr>
-      <w:r>
-        <w:rPr>
-          <w:rFonts w:ascii="Times New Roman" w:hAnsi="Times New Roman"/>
-          <w:color w:val="1E293B"/>
-          <w:sz w:val="24"/>
-        </w:rPr>
-        <w:t>To provide an intuitive, human-interpretable metric for commuters, SafeCity computes a normalized Route Safety Score, denoted by Score(R), bounded strictly between 5 and 98 on an integer scale of 100:</w:t>
-      </w:r>
-    </w:p>
-    <w:p>
-      <w:pPr>
-        <w:spacing w:before="0" w:after="120" w:line="360" w:lineRule="auto"/>
-        <w:jc w:val="both"/>
-      </w:pPr>
-      <w:r>
-        <w:rPr>
-          <w:rFonts w:ascii="Times New Roman" w:hAnsi="Times New Roman"/>
-          <w:b/>
-          <w:color w:val="0F172A"/>
-          <w:sz w:val="24"/>
-        </w:rPr>
-        <w:t xml:space="preserve">Equation (4.2): </w:t>
-      </w:r>
-      <w:r>
-        <w:rPr>
-          <w:rFonts w:ascii="Times New Roman" w:hAnsi="Times New Roman"/>
-          <w:color w:val="1E293B"/>
-          <w:sz w:val="24"/>
-        </w:rPr>
-        <w:t>Score(R) = min( 98, max( 5, 100 - sum_{e in R} Omega_hazard(e) + sum_{e in R} Psi_haven(e) + Phi_illum(e) ) )</w:t>
-      </w:r>
-    </w:p>
-    <w:p>
-      <w:pPr>
-        <w:spacing w:before="0" w:after="120" w:line="360" w:lineRule="auto"/>
-        <w:jc w:val="both"/>
-      </w:pPr>
-      <w:r>
-        <w:rPr>
-          <w:rFonts w:ascii="Times New Roman" w:hAnsi="Times New Roman"/>
-          <w:color w:val="1E293B"/>
-          <w:sz w:val="24"/>
-        </w:rPr>
-        <w:t>Capping the maximum score at 98 reinforces the ethical tenet that digital systems cannot guarantee absolute physical safety on dynamic public streets. Conversely, bounding the minimum score at 5 preserves algorithmic differentiation across high-risk corridors without inducing mathematical division-by-zero anomalies in pathfinding heuristics.</w:t>
+        <w:t>The implementation leverages modern open-source web and geospatial technologies: HTML5, CSS3, Tailwind CSS, and Leaflet 1.9 for the client presentation layer; Node.js 18 LTS and Express.js for the RESTful application layer; MySQL 8.0 with spatial extensions and PostGIS-compatible schemas for persistence; Turf.js and client-side JavaScript for spatial-temporal decay math and 3-decimal coordinate quantization; and Twilio SMS SDK alongside the Web Audio API for autonomous multi-stage emergency escalation.</w:t>
       </w:r>
     </w:p>
     <w:p>
@@ -9278,7 +10275,7 @@
           <w:color w:val="0F172A"/>
           <w:sz w:val="28"/>
         </w:rPr>
-        <w:t>4.3 SPATIAL-TEMPORAL HAZARD PENALTY DECAY DYNAMICS</w:t>
+        <w:t>4.3 PROPOSED ARCHITECTURE</w:t>
       </w:r>
     </w:p>
     <w:p>
@@ -9292,1817 +10289,7 @@
           <w:color w:val="1E293B"/>
           <w:sz w:val="24"/>
         </w:rPr>
-        <w:t>A fundamental contribution of SafeCity is the integration of continuous exponential temporal decay for crowdsourced incident penalties. Each validated citizen incident i is characterized by an assigned severity level (Low, Medium, or High), an initial penalty weight w_sev(i), and a reporting timestamp t_0. The effective hazard penalty P_eff(i, t) at any subsequent query time t (measured in hours) decays according to the formulation:</w:t>
-      </w:r>
-    </w:p>
-    <w:p>
-      <w:pPr>
-        <w:spacing w:before="0" w:after="120" w:line="360" w:lineRule="auto"/>
-        <w:jc w:val="both"/>
-      </w:pPr>
-      <w:r>
-        <w:rPr>
-          <w:rFonts w:ascii="Times New Roman" w:hAnsi="Times New Roman"/>
-          <w:b/>
-          <w:color w:val="0F172A"/>
-          <w:sz w:val="24"/>
-        </w:rPr>
-        <w:t xml:space="preserve">Equation (4.3): </w:t>
-      </w:r>
-      <w:r>
-        <w:rPr>
-          <w:rFonts w:ascii="Times New Roman" w:hAnsi="Times New Roman"/>
-          <w:color w:val="1E293B"/>
-          <w:sz w:val="24"/>
-        </w:rPr>
-        <w:t>P_eff(i, t) = w_sev(i) * exp( - lambda * (t - t_0) )</w:t>
-      </w:r>
-    </w:p>
-    <w:p>
-      <w:pPr>
-        <w:spacing w:before="0" w:after="120" w:line="360" w:lineRule="auto"/>
-        <w:jc w:val="both"/>
-      </w:pPr>
-      <w:r>
-        <w:rPr>
-          <w:rFonts w:ascii="Times New Roman" w:hAnsi="Times New Roman"/>
-          <w:color w:val="1E293B"/>
-          <w:sz w:val="24"/>
-        </w:rPr>
-        <w:t>The exponential decay constant lambda is derived directly from an institutional half-life parameter t_half:</w:t>
-      </w:r>
-    </w:p>
-    <w:p>
-      <w:pPr>
-        <w:spacing w:before="0" w:after="120" w:line="360" w:lineRule="auto"/>
-        <w:jc w:val="both"/>
-      </w:pPr>
-      <w:r>
-        <w:rPr>
-          <w:rFonts w:ascii="Times New Roman" w:hAnsi="Times New Roman"/>
-          <w:b/>
-          <w:color w:val="0F172A"/>
-          <w:sz w:val="24"/>
-        </w:rPr>
-        <w:t xml:space="preserve">Equation (4.4): </w:t>
-      </w:r>
-      <w:r>
-        <w:rPr>
-          <w:rFonts w:ascii="Times New Roman" w:hAnsi="Times New Roman"/>
-          <w:color w:val="1E293B"/>
-          <w:sz w:val="24"/>
-        </w:rPr>
-        <w:t>lambda = ln(2) / t_half</w:t>
-      </w:r>
-    </w:p>
-    <w:p>
-      <w:pPr>
-        <w:spacing w:before="0" w:after="120" w:line="360" w:lineRule="auto"/>
-        <w:jc w:val="both"/>
-      </w:pPr>
-      <w:r>
-        <w:rPr>
-          <w:rFonts w:ascii="Times New Roman" w:hAnsi="Times New Roman"/>
-          <w:color w:val="1E293B"/>
-          <w:sz w:val="24"/>
-        </w:rPr>
-        <w:t>In the SafeCity platform, the half-life t_half is configured to 720 hours (equivalent to 30 calendar days). This ensures that while recent incidents exert substantial routing resistance, their influence diminishes smoothly over time unless reinforced by recurrent community reports. Baseline severity weights are defined as follows: High Severity (physical assault, stalking, active weapon threat) w_High = 20; Medium Severity (catcalling, verbal harassment, aggressive loitering) w_Medium = 8; and Low Severity (broken streetlamp, deserted transit corridor, physical road obstruction) w_Low = 4.</w:t>
-      </w:r>
-    </w:p>
-    <w:p>
-      <w:pPr>
-        <w:keepNext/>
-        <w:spacing w:before="280" w:after="120"/>
-      </w:pPr>
-      <w:r>
-        <w:rPr>
-          <w:rFonts w:ascii="Times New Roman" w:hAnsi="Times New Roman"/>
-          <w:b/>
-          <w:color w:val="0F172A"/>
-          <w:sz w:val="28"/>
-        </w:rPr>
-        <w:t>4.4 CORRIDOR ILLUMINATION &amp; BUILT-ENVIRONMENT SAFETY SCORING</w:t>
-      </w:r>
-    </w:p>
-    <w:p>
-      <w:pPr>
-        <w:spacing w:before="0" w:after="120" w:line="360" w:lineRule="auto"/>
-        <w:jc w:val="both"/>
-      </w:pPr>
-      <w:r>
-        <w:rPr>
-          <w:rFonts w:ascii="Times New Roman" w:hAnsi="Times New Roman"/>
-          <w:color w:val="1E293B"/>
-          <w:sz w:val="24"/>
-        </w:rPr>
-        <w:t>Physical visibility and active street lighting represent paramount deterrents against predatory crimes. OpenStreetMap highway classification tags (e.g., primary, secondary, residential, service) are cross-referenced with crowdsourced street-lighting audits. For edges tagged as well-illuminated and featuring consistent commercial frontage, the routing engine assigns a positive illumination reward R_lit(e) = w_lit = 12. Conversely, street segments identified as dark, unlit, or bordered by vacant lots incur an illumination deficit penalty of 10 points.</w:t>
-      </w:r>
-    </w:p>
-    <w:p>
-      <w:pPr>
-        <w:keepNext/>
-        <w:spacing w:before="280" w:after="120"/>
-      </w:pPr>
-      <w:r>
-        <w:rPr>
-          <w:rFonts w:ascii="Times New Roman" w:hAnsi="Times New Roman"/>
-          <w:b/>
-          <w:color w:val="0F172A"/>
-          <w:sz w:val="28"/>
-        </w:rPr>
-        <w:t>4.5 VERIFIED SANCTUARY PROXIMITY REWARDS</w:t>
-      </w:r>
-    </w:p>
-    <w:p>
-      <w:pPr>
-        <w:spacing w:before="0" w:after="120" w:line="360" w:lineRule="auto"/>
-        <w:jc w:val="both"/>
-      </w:pPr>
-      <w:r>
-        <w:rPr>
-          <w:rFonts w:ascii="Times New Roman" w:hAnsi="Times New Roman"/>
-          <w:color w:val="1E293B"/>
-          <w:sz w:val="24"/>
-        </w:rPr>
-        <w:t>To provide proactive diversion capability, SafeCity integrates a spatial database of verified 24/7 civic safe havens—comprising all-night pharmacies, staffed fuel retail kiosks, hospital emergency casualty departments, and municipal police outposts. For any route edge e passing within an Euclidean buffer radius of r_buffer = 300 meters from a verified haven, an edge sanctuary reward R_haven(e) = w_haven = 15 is awarded. This actively incentivizes the pathfinding engine to route pedestrians along commercial arteries where emergency refuge is instantaneously accessible.</w:t>
-      </w:r>
-    </w:p>
-    <w:p>
-      <w:pPr>
-        <w:keepNext/>
-        <w:spacing w:before="280" w:after="120"/>
-      </w:pPr>
-      <w:r>
-        <w:rPr>
-          <w:rFonts w:ascii="Times New Roman" w:hAnsi="Times New Roman"/>
-          <w:b/>
-          <w:color w:val="0F172A"/>
-          <w:sz w:val="28"/>
-        </w:rPr>
-        <w:t>4.6 PRIVACY-PRESERVING 3-DECIMAL COORDINATE QUANTIZATION</w:t>
-      </w:r>
-    </w:p>
-    <w:p>
-      <w:pPr>
-        <w:spacing w:before="0" w:after="120" w:line="360" w:lineRule="auto"/>
-        <w:jc w:val="both"/>
-      </w:pPr>
-      <w:r>
-        <w:rPr>
-          <w:rFonts w:ascii="Times New Roman" w:hAnsi="Times New Roman"/>
-          <w:color w:val="1E293B"/>
-          <w:sz w:val="24"/>
-        </w:rPr>
-        <w:t>To safeguard citizen privacy and eliminate the threat of doorway-level deanonymization, SafeCity implements a client-side and API-level spatial quantization filter. When a commuter reports an incident, raw GPS coordinates (phi, lambda) are processed via three-decimal truncation:</w:t>
-      </w:r>
-    </w:p>
-    <w:p>
-      <w:pPr>
-        <w:spacing w:before="0" w:after="120" w:line="360" w:lineRule="auto"/>
-        <w:jc w:val="both"/>
-      </w:pPr>
-      <w:r>
-        <w:rPr>
-          <w:rFonts w:ascii="Times New Roman" w:hAnsi="Times New Roman"/>
-          <w:b/>
-          <w:color w:val="0F172A"/>
-          <w:sz w:val="24"/>
-        </w:rPr>
-        <w:t xml:space="preserve">Equation (4.5): </w:t>
-      </w:r>
-      <w:r>
-        <w:rPr>
-          <w:rFonts w:ascii="Times New Roman" w:hAnsi="Times New Roman"/>
-          <w:color w:val="1E293B"/>
-          <w:sz w:val="24"/>
-        </w:rPr>
-        <w:t>phi_quantized = round( phi * 10^3 ) * 10^(-3),    lambda_quantized = round( lambda * 10^3 ) * 10^(-3)</w:t>
-      </w:r>
-    </w:p>
-    <w:p>
-      <w:pPr>
-        <w:spacing w:before="0" w:after="120" w:line="360" w:lineRule="auto"/>
-        <w:jc w:val="both"/>
-      </w:pPr>
-      <w:r>
-        <w:rPr>
-          <w:rFonts w:ascii="Times New Roman" w:hAnsi="Times New Roman"/>
-          <w:color w:val="1E293B"/>
-          <w:sz w:val="24"/>
-        </w:rPr>
-        <w:t>At Indian tropical latitudes (~13.0 degrees North in Bengaluru), three decimal places of latitude correspond to approximately 111.3 meters, and three decimal places of longitude correspond to approximately 108.5 meters. Consequently, each incident is mapped to a spatial bounding cell of approximately 110 m x 110 m (~1.2 hectares). This quantization completely obscures the specific building doorway, residential gate, or private alleyway of the contributor, guaranteeing k-anonymity while preserving sufficient spatial granularity for street-segment level route weighting. This implementation strictly adheres to the data minimization mandate articulated in Section 8(1) of the Indian Digital Personal Data Protection (DPDP) Act of 2023.</w:t>
-      </w:r>
-    </w:p>
-    <w:p>
-      <w:pPr>
-        <w:spacing w:before="200" w:after="80"/>
-        <w:jc w:val="center"/>
-      </w:pPr>
-      <w:r>
-        <w:rPr>
-          <w:rFonts w:ascii="Times New Roman" w:hAnsi="Times New Roman"/>
-          <w:b/>
-          <w:color w:val="0F172A"/>
-          <w:sz w:val="20"/>
-        </w:rPr>
-        <w:t xml:space="preserve">Table 4.1: </w:t>
-      </w:r>
-      <w:r>
-        <w:rPr>
-          <w:rFonts w:ascii="Times New Roman" w:hAnsi="Times New Roman"/>
-          <w:i/>
-          <w:color w:val="334155"/>
-          <w:sz w:val="20"/>
-        </w:rPr>
-        <w:t>Mathematical Parameters &amp; Weighting Coefficients for Edge Cost</w:t>
-      </w:r>
-    </w:p>
-    <w:tbl>
-      <w:tblPr>
-        <w:tblW w:type="auto" w:w="0"/>
-        <w:jc w:val="center"/>
-        <w:tblLayout w:type="fixed"/>
-        <w:tblLook w:firstColumn="1" w:firstRow="1" w:lastColumn="0" w:lastRow="0" w:noHBand="0" w:noVBand="1" w:val="04A0"/>
-        <w:tblBorders>
-          <w:top w:val="single" w:sz="4" w:space="0" w:color="D1D5DB"/>
-          <w:bottom w:val="single" w:sz="4" w:space="0" w:color="D1D5DB"/>
-          <w:insideH w:val="single" w:sz="4" w:space="0" w:color="D1D5DB"/>
-          <w:insideV w:val="none"/>
-          <w:left w:val="none"/>
-          <w:right w:val="none"/>
-        </w:tblBorders>
-      </w:tblPr>
-      <w:tblGrid>
-        <w:gridCol w:w="2167"/>
-        <w:gridCol w:w="2167"/>
-        <w:gridCol w:w="2167"/>
-        <w:gridCol w:w="2167"/>
-      </w:tblGrid>
-      <w:tr>
-        <w:tc>
-          <w:tcPr>
-            <w:tcW w:type="dxa" w:w="1728"/>
-            <w:shd w:fill="0F172A"/>
-            <w:tcMar>
-              <w:top w:w="60" w:type="dxa"/>
-              <w:bottom w:w="60" w:type="dxa"/>
-              <w:left w:w="60" w:type="dxa"/>
-              <w:right w:w="60" w:type="dxa"/>
-            </w:tcMar>
-          </w:tcPr>
-          <w:p>
-            <w:pPr>
-              <w:jc w:val="center"/>
-            </w:pPr>
-            <w:r>
-              <w:rPr>
-                <w:rFonts w:ascii="Times New Roman" w:hAnsi="Times New Roman"/>
-                <w:b/>
-                <w:color w:val="FFFFFF"/>
-                <w:sz w:val="18"/>
-              </w:rPr>
-              <w:t>Parameter</w:t>
-            </w:r>
-          </w:p>
-        </w:tc>
-        <w:tc>
-          <w:tcPr>
-            <w:tcW w:type="dxa" w:w="3168"/>
-            <w:shd w:fill="0F172A"/>
-            <w:tcMar>
-              <w:top w:w="60" w:type="dxa"/>
-              <w:bottom w:w="60" w:type="dxa"/>
-              <w:left w:w="60" w:type="dxa"/>
-              <w:right w:w="60" w:type="dxa"/>
-            </w:tcMar>
-          </w:tcPr>
-          <w:p>
-            <w:pPr>
-              <w:jc w:val="center"/>
-            </w:pPr>
-            <w:r>
-              <w:rPr>
-                <w:rFonts w:ascii="Times New Roman" w:hAnsi="Times New Roman"/>
-                <w:b/>
-                <w:color w:val="FFFFFF"/>
-                <w:sz w:val="18"/>
-              </w:rPr>
-              <w:t>Description</w:t>
-            </w:r>
-          </w:p>
-        </w:tc>
-        <w:tc>
-          <w:tcPr>
-            <w:tcW w:type="dxa" w:w="1728"/>
-            <w:shd w:fill="0F172A"/>
-            <w:tcMar>
-              <w:top w:w="60" w:type="dxa"/>
-              <w:bottom w:w="60" w:type="dxa"/>
-              <w:left w:w="60" w:type="dxa"/>
-              <w:right w:w="60" w:type="dxa"/>
-            </w:tcMar>
-          </w:tcPr>
-          <w:p>
-            <w:pPr>
-              <w:jc w:val="center"/>
-            </w:pPr>
-            <w:r>
-              <w:rPr>
-                <w:rFonts w:ascii="Times New Roman" w:hAnsi="Times New Roman"/>
-                <w:b/>
-                <w:color w:val="FFFFFF"/>
-                <w:sz w:val="18"/>
-              </w:rPr>
-              <w:t>Value</w:t>
-            </w:r>
-          </w:p>
-        </w:tc>
-        <w:tc>
-          <w:tcPr>
-            <w:tcW w:type="dxa" w:w="2304"/>
-            <w:shd w:fill="0F172A"/>
-            <w:tcMar>
-              <w:top w:w="60" w:type="dxa"/>
-              <w:bottom w:w="60" w:type="dxa"/>
-              <w:left w:w="60" w:type="dxa"/>
-              <w:right w:w="60" w:type="dxa"/>
-            </w:tcMar>
-          </w:tcPr>
-          <w:p>
-            <w:pPr>
-              <w:jc w:val="center"/>
-            </w:pPr>
-            <w:r>
-              <w:rPr>
-                <w:rFonts w:ascii="Times New Roman" w:hAnsi="Times New Roman"/>
-                <w:b/>
-                <w:color w:val="FFFFFF"/>
-                <w:sz w:val="18"/>
-              </w:rPr>
-              <w:t>Operational Impact</w:t>
-            </w:r>
-          </w:p>
-        </w:tc>
-      </w:tr>
-      <w:tr>
-        <w:tc>
-          <w:tcPr>
-            <w:tcW w:type="dxa" w:w="1728"/>
-            <w:shd w:fill="FFFFFF"/>
-            <w:tcMar>
-              <w:top w:w="45" w:type="dxa"/>
-              <w:bottom w:w="45" w:type="dxa"/>
-              <w:left w:w="50" w:type="dxa"/>
-              <w:right w:w="50" w:type="dxa"/>
-            </w:tcMar>
-          </w:tcPr>
-          <w:p>
-            <w:pPr>
-              <w:jc w:val="center"/>
-            </w:pPr>
-            <w:r>
-              <w:rPr>
-                <w:rFonts w:ascii="Times New Roman" w:hAnsi="Times New Roman"/>
-                <w:b/>
-                <w:color w:val="0F172A"/>
-                <w:sz w:val="17"/>
-              </w:rPr>
-              <w:t>alpha</w:t>
-            </w:r>
-          </w:p>
-        </w:tc>
-        <w:tc>
-          <w:tcPr>
-            <w:tcW w:type="dxa" w:w="3168"/>
-            <w:shd w:fill="FFFFFF"/>
-            <w:tcMar>
-              <w:top w:w="45" w:type="dxa"/>
-              <w:bottom w:w="45" w:type="dxa"/>
-              <w:left w:w="50" w:type="dxa"/>
-              <w:right w:w="50" w:type="dxa"/>
-            </w:tcMar>
-          </w:tcPr>
-          <w:p>
-            <w:pPr>
-              <w:jc w:val="left"/>
-            </w:pPr>
-            <w:r>
-              <w:rPr>
-                <w:rFonts w:ascii="Times New Roman" w:hAnsi="Times New Roman"/>
-                <w:color w:val="0F172A"/>
-                <w:sz w:val="17"/>
-              </w:rPr>
-              <w:t>Distance Impedance Weight</w:t>
-            </w:r>
-          </w:p>
-        </w:tc>
-        <w:tc>
-          <w:tcPr>
-            <w:tcW w:type="dxa" w:w="1728"/>
-            <w:shd w:fill="FFFFFF"/>
-            <w:tcMar>
-              <w:top w:w="45" w:type="dxa"/>
-              <w:bottom w:w="45" w:type="dxa"/>
-              <w:left w:w="50" w:type="dxa"/>
-              <w:right w:w="50" w:type="dxa"/>
-            </w:tcMar>
-          </w:tcPr>
-          <w:p>
-            <w:pPr>
-              <w:jc w:val="center"/>
-            </w:pPr>
-            <w:r>
-              <w:rPr>
-                <w:rFonts w:ascii="Times New Roman" w:hAnsi="Times New Roman"/>
-                <w:color w:val="0F172A"/>
-                <w:sz w:val="17"/>
-              </w:rPr>
-              <w:t>1.0</w:t>
-            </w:r>
-          </w:p>
-        </w:tc>
-        <w:tc>
-          <w:tcPr>
-            <w:tcW w:type="dxa" w:w="2304"/>
-            <w:shd w:fill="FFFFFF"/>
-            <w:tcMar>
-              <w:top w:w="45" w:type="dxa"/>
-              <w:bottom w:w="45" w:type="dxa"/>
-              <w:left w:w="50" w:type="dxa"/>
-              <w:right w:w="50" w:type="dxa"/>
-            </w:tcMar>
-          </w:tcPr>
-          <w:p>
-            <w:pPr>
-              <w:jc w:val="left"/>
-            </w:pPr>
-            <w:r>
-              <w:rPr>
-                <w:rFonts w:ascii="Times New Roman" w:hAnsi="Times New Roman"/>
-                <w:color w:val="0F172A"/>
-                <w:sz w:val="17"/>
-              </w:rPr>
-              <w:t>Maintains geographical efficiency</w:t>
-            </w:r>
-          </w:p>
-        </w:tc>
-      </w:tr>
-      <w:tr>
-        <w:tc>
-          <w:tcPr>
-            <w:tcW w:type="dxa" w:w="1728"/>
-            <w:shd w:fill="F8FAFC"/>
-            <w:tcMar>
-              <w:top w:w="45" w:type="dxa"/>
-              <w:bottom w:w="45" w:type="dxa"/>
-              <w:left w:w="50" w:type="dxa"/>
-              <w:right w:w="50" w:type="dxa"/>
-            </w:tcMar>
-          </w:tcPr>
-          <w:p>
-            <w:pPr>
-              <w:jc w:val="center"/>
-            </w:pPr>
-            <w:r>
-              <w:rPr>
-                <w:rFonts w:ascii="Times New Roman" w:hAnsi="Times New Roman"/>
-                <w:b/>
-                <w:color w:val="0F172A"/>
-                <w:sz w:val="17"/>
-              </w:rPr>
-              <w:t>beta</w:t>
-            </w:r>
-          </w:p>
-        </w:tc>
-        <w:tc>
-          <w:tcPr>
-            <w:tcW w:type="dxa" w:w="3168"/>
-            <w:shd w:fill="F8FAFC"/>
-            <w:tcMar>
-              <w:top w:w="45" w:type="dxa"/>
-              <w:bottom w:w="45" w:type="dxa"/>
-              <w:left w:w="50" w:type="dxa"/>
-              <w:right w:w="50" w:type="dxa"/>
-            </w:tcMar>
-          </w:tcPr>
-          <w:p>
-            <w:pPr>
-              <w:jc w:val="left"/>
-            </w:pPr>
-            <w:r>
-              <w:rPr>
-                <w:rFonts w:ascii="Times New Roman" w:hAnsi="Times New Roman"/>
-                <w:color w:val="0F172A"/>
-                <w:sz w:val="17"/>
-              </w:rPr>
-              <w:t>Hazard Penalty Scaling Weight</w:t>
-            </w:r>
-          </w:p>
-        </w:tc>
-        <w:tc>
-          <w:tcPr>
-            <w:tcW w:type="dxa" w:w="1728"/>
-            <w:shd w:fill="F8FAFC"/>
-            <w:tcMar>
-              <w:top w:w="45" w:type="dxa"/>
-              <w:bottom w:w="45" w:type="dxa"/>
-              <w:left w:w="50" w:type="dxa"/>
-              <w:right w:w="50" w:type="dxa"/>
-            </w:tcMar>
-          </w:tcPr>
-          <w:p>
-            <w:pPr>
-              <w:jc w:val="center"/>
-            </w:pPr>
-            <w:r>
-              <w:rPr>
-                <w:rFonts w:ascii="Times New Roman" w:hAnsi="Times New Roman"/>
-                <w:color w:val="0F172A"/>
-                <w:sz w:val="17"/>
-              </w:rPr>
-              <w:t>1.8</w:t>
-            </w:r>
-          </w:p>
-        </w:tc>
-        <w:tc>
-          <w:tcPr>
-            <w:tcW w:type="dxa" w:w="2304"/>
-            <w:shd w:fill="F8FAFC"/>
-            <w:tcMar>
-              <w:top w:w="45" w:type="dxa"/>
-              <w:bottom w:w="45" w:type="dxa"/>
-              <w:left w:w="50" w:type="dxa"/>
-              <w:right w:w="50" w:type="dxa"/>
-            </w:tcMar>
-          </w:tcPr>
-          <w:p>
-            <w:pPr>
-              <w:jc w:val="left"/>
-            </w:pPr>
-            <w:r>
-              <w:rPr>
-                <w:rFonts w:ascii="Times New Roman" w:hAnsi="Times New Roman"/>
-                <w:color w:val="0F172A"/>
-                <w:sz w:val="17"/>
-              </w:rPr>
-              <w:t>Drives detour away from active crime clusters</w:t>
-            </w:r>
-          </w:p>
-        </w:tc>
-      </w:tr>
-      <w:tr>
-        <w:tc>
-          <w:tcPr>
-            <w:tcW w:type="dxa" w:w="1728"/>
-            <w:shd w:fill="FFFFFF"/>
-            <w:tcMar>
-              <w:top w:w="45" w:type="dxa"/>
-              <w:bottom w:w="45" w:type="dxa"/>
-              <w:left w:w="50" w:type="dxa"/>
-              <w:right w:w="50" w:type="dxa"/>
-            </w:tcMar>
-          </w:tcPr>
-          <w:p>
-            <w:pPr>
-              <w:jc w:val="center"/>
-            </w:pPr>
-            <w:r>
-              <w:rPr>
-                <w:rFonts w:ascii="Times New Roman" w:hAnsi="Times New Roman"/>
-                <w:b/>
-                <w:color w:val="0F172A"/>
-                <w:sz w:val="17"/>
-              </w:rPr>
-              <w:t>gamma</w:t>
-            </w:r>
-          </w:p>
-        </w:tc>
-        <w:tc>
-          <w:tcPr>
-            <w:tcW w:type="dxa" w:w="3168"/>
-            <w:shd w:fill="FFFFFF"/>
-            <w:tcMar>
-              <w:top w:w="45" w:type="dxa"/>
-              <w:bottom w:w="45" w:type="dxa"/>
-              <w:left w:w="50" w:type="dxa"/>
-              <w:right w:w="50" w:type="dxa"/>
-            </w:tcMar>
-          </w:tcPr>
-          <w:p>
-            <w:pPr>
-              <w:jc w:val="left"/>
-            </w:pPr>
-            <w:r>
-              <w:rPr>
-                <w:rFonts w:ascii="Times New Roman" w:hAnsi="Times New Roman"/>
-                <w:color w:val="0F172A"/>
-                <w:sz w:val="17"/>
-              </w:rPr>
-              <w:t>Street Illumination Weight</w:t>
-            </w:r>
-          </w:p>
-        </w:tc>
-        <w:tc>
-          <w:tcPr>
-            <w:tcW w:type="dxa" w:w="1728"/>
-            <w:shd w:fill="FFFFFF"/>
-            <w:tcMar>
-              <w:top w:w="45" w:type="dxa"/>
-              <w:bottom w:w="45" w:type="dxa"/>
-              <w:left w:w="50" w:type="dxa"/>
-              <w:right w:w="50" w:type="dxa"/>
-            </w:tcMar>
-          </w:tcPr>
-          <w:p>
-            <w:pPr>
-              <w:jc w:val="center"/>
-            </w:pPr>
-            <w:r>
-              <w:rPr>
-                <w:rFonts w:ascii="Times New Roman" w:hAnsi="Times New Roman"/>
-                <w:color w:val="0F172A"/>
-                <w:sz w:val="17"/>
-              </w:rPr>
-              <w:t>1.2</w:t>
-            </w:r>
-          </w:p>
-        </w:tc>
-        <w:tc>
-          <w:tcPr>
-            <w:tcW w:type="dxa" w:w="2304"/>
-            <w:shd w:fill="FFFFFF"/>
-            <w:tcMar>
-              <w:top w:w="45" w:type="dxa"/>
-              <w:bottom w:w="45" w:type="dxa"/>
-              <w:left w:w="50" w:type="dxa"/>
-              <w:right w:w="50" w:type="dxa"/>
-            </w:tcMar>
-          </w:tcPr>
-          <w:p>
-            <w:pPr>
-              <w:jc w:val="left"/>
-            </w:pPr>
-            <w:r>
-              <w:rPr>
-                <w:rFonts w:ascii="Times New Roman" w:hAnsi="Times New Roman"/>
-                <w:color w:val="0F172A"/>
-                <w:sz w:val="17"/>
-              </w:rPr>
-              <w:t>Favors well-lit arterial roads over alleys</w:t>
-            </w:r>
-          </w:p>
-        </w:tc>
-      </w:tr>
-      <w:tr>
-        <w:tc>
-          <w:tcPr>
-            <w:tcW w:type="dxa" w:w="1728"/>
-            <w:shd w:fill="F8FAFC"/>
-            <w:tcMar>
-              <w:top w:w="45" w:type="dxa"/>
-              <w:bottom w:w="45" w:type="dxa"/>
-              <w:left w:w="50" w:type="dxa"/>
-              <w:right w:w="50" w:type="dxa"/>
-            </w:tcMar>
-          </w:tcPr>
-          <w:p>
-            <w:pPr>
-              <w:jc w:val="center"/>
-            </w:pPr>
-            <w:r>
-              <w:rPr>
-                <w:rFonts w:ascii="Times New Roman" w:hAnsi="Times New Roman"/>
-                <w:b/>
-                <w:color w:val="0F172A"/>
-                <w:sz w:val="17"/>
-              </w:rPr>
-              <w:t>delta</w:t>
-            </w:r>
-          </w:p>
-        </w:tc>
-        <w:tc>
-          <w:tcPr>
-            <w:tcW w:type="dxa" w:w="3168"/>
-            <w:shd w:fill="F8FAFC"/>
-            <w:tcMar>
-              <w:top w:w="45" w:type="dxa"/>
-              <w:bottom w:w="45" w:type="dxa"/>
-              <w:left w:w="50" w:type="dxa"/>
-              <w:right w:w="50" w:type="dxa"/>
-            </w:tcMar>
-          </w:tcPr>
-          <w:p>
-            <w:pPr>
-              <w:jc w:val="left"/>
-            </w:pPr>
-            <w:r>
-              <w:rPr>
-                <w:rFonts w:ascii="Times New Roman" w:hAnsi="Times New Roman"/>
-                <w:color w:val="0F172A"/>
-                <w:sz w:val="17"/>
-              </w:rPr>
-              <w:t>Safe Haven Proximity Weight</w:t>
-            </w:r>
-          </w:p>
-        </w:tc>
-        <w:tc>
-          <w:tcPr>
-            <w:tcW w:type="dxa" w:w="1728"/>
-            <w:shd w:fill="F8FAFC"/>
-            <w:tcMar>
-              <w:top w:w="45" w:type="dxa"/>
-              <w:bottom w:w="45" w:type="dxa"/>
-              <w:left w:w="50" w:type="dxa"/>
-              <w:right w:w="50" w:type="dxa"/>
-            </w:tcMar>
-          </w:tcPr>
-          <w:p>
-            <w:pPr>
-              <w:jc w:val="center"/>
-            </w:pPr>
-            <w:r>
-              <w:rPr>
-                <w:rFonts w:ascii="Times New Roman" w:hAnsi="Times New Roman"/>
-                <w:color w:val="0F172A"/>
-                <w:sz w:val="17"/>
-              </w:rPr>
-              <w:t>1.5</w:t>
-            </w:r>
-          </w:p>
-        </w:tc>
-        <w:tc>
-          <w:tcPr>
-            <w:tcW w:type="dxa" w:w="2304"/>
-            <w:shd w:fill="F8FAFC"/>
-            <w:tcMar>
-              <w:top w:w="45" w:type="dxa"/>
-              <w:bottom w:w="45" w:type="dxa"/>
-              <w:left w:w="50" w:type="dxa"/>
-              <w:right w:w="50" w:type="dxa"/>
-            </w:tcMar>
-          </w:tcPr>
-          <w:p>
-            <w:pPr>
-              <w:jc w:val="left"/>
-            </w:pPr>
-            <w:r>
-              <w:rPr>
-                <w:rFonts w:ascii="Times New Roman" w:hAnsi="Times New Roman"/>
-                <w:color w:val="0F172A"/>
-                <w:sz w:val="17"/>
-              </w:rPr>
-              <w:t>Pulls route towards commercial sanctuaries</w:t>
-            </w:r>
-          </w:p>
-        </w:tc>
-      </w:tr>
-      <w:tr>
-        <w:tc>
-          <w:tcPr>
-            <w:tcW w:type="dxa" w:w="1728"/>
-            <w:shd w:fill="FFFFFF"/>
-            <w:tcMar>
-              <w:top w:w="45" w:type="dxa"/>
-              <w:bottom w:w="45" w:type="dxa"/>
-              <w:left w:w="50" w:type="dxa"/>
-              <w:right w:w="50" w:type="dxa"/>
-            </w:tcMar>
-          </w:tcPr>
-          <w:p>
-            <w:pPr>
-              <w:jc w:val="center"/>
-            </w:pPr>
-            <w:r>
-              <w:rPr>
-                <w:rFonts w:ascii="Times New Roman" w:hAnsi="Times New Roman"/>
-                <w:b/>
-                <w:color w:val="0F172A"/>
-                <w:sz w:val="17"/>
-              </w:rPr>
-              <w:t>w_High</w:t>
-            </w:r>
-          </w:p>
-        </w:tc>
-        <w:tc>
-          <w:tcPr>
-            <w:tcW w:type="dxa" w:w="3168"/>
-            <w:shd w:fill="FFFFFF"/>
-            <w:tcMar>
-              <w:top w:w="45" w:type="dxa"/>
-              <w:bottom w:w="45" w:type="dxa"/>
-              <w:left w:w="50" w:type="dxa"/>
-              <w:right w:w="50" w:type="dxa"/>
-            </w:tcMar>
-          </w:tcPr>
-          <w:p>
-            <w:pPr>
-              <w:jc w:val="left"/>
-            </w:pPr>
-            <w:r>
-              <w:rPr>
-                <w:rFonts w:ascii="Times New Roman" w:hAnsi="Times New Roman"/>
-                <w:color w:val="0F172A"/>
-                <w:sz w:val="17"/>
-              </w:rPr>
-              <w:t>High Severity Base Weight</w:t>
-            </w:r>
-          </w:p>
-        </w:tc>
-        <w:tc>
-          <w:tcPr>
-            <w:tcW w:type="dxa" w:w="1728"/>
-            <w:shd w:fill="FFFFFF"/>
-            <w:tcMar>
-              <w:top w:w="45" w:type="dxa"/>
-              <w:bottom w:w="45" w:type="dxa"/>
-              <w:left w:w="50" w:type="dxa"/>
-              <w:right w:w="50" w:type="dxa"/>
-            </w:tcMar>
-          </w:tcPr>
-          <w:p>
-            <w:pPr>
-              <w:jc w:val="center"/>
-            </w:pPr>
-            <w:r>
-              <w:rPr>
-                <w:rFonts w:ascii="Times New Roman" w:hAnsi="Times New Roman"/>
-                <w:color w:val="0F172A"/>
-                <w:sz w:val="17"/>
-              </w:rPr>
-              <w:t>20</w:t>
-            </w:r>
-          </w:p>
-        </w:tc>
-        <w:tc>
-          <w:tcPr>
-            <w:tcW w:type="dxa" w:w="2304"/>
-            <w:shd w:fill="FFFFFF"/>
-            <w:tcMar>
-              <w:top w:w="45" w:type="dxa"/>
-              <w:bottom w:w="45" w:type="dxa"/>
-              <w:left w:w="50" w:type="dxa"/>
-              <w:right w:w="50" w:type="dxa"/>
-            </w:tcMar>
-          </w:tcPr>
-          <w:p>
-            <w:pPr>
-              <w:jc w:val="left"/>
-            </w:pPr>
-            <w:r>
-              <w:rPr>
-                <w:rFonts w:ascii="Times New Roman" w:hAnsi="Times New Roman"/>
-                <w:color w:val="0F172A"/>
-                <w:sz w:val="17"/>
-              </w:rPr>
-              <w:t>Assault, stalking, violent threats</w:t>
-            </w:r>
-          </w:p>
-        </w:tc>
-      </w:tr>
-      <w:tr>
-        <w:tc>
-          <w:tcPr>
-            <w:tcW w:type="dxa" w:w="1728"/>
-            <w:shd w:fill="F8FAFC"/>
-            <w:tcMar>
-              <w:top w:w="45" w:type="dxa"/>
-              <w:bottom w:w="45" w:type="dxa"/>
-              <w:left w:w="50" w:type="dxa"/>
-              <w:right w:w="50" w:type="dxa"/>
-            </w:tcMar>
-          </w:tcPr>
-          <w:p>
-            <w:pPr>
-              <w:jc w:val="center"/>
-            </w:pPr>
-            <w:r>
-              <w:rPr>
-                <w:rFonts w:ascii="Times New Roman" w:hAnsi="Times New Roman"/>
-                <w:b/>
-                <w:color w:val="0F172A"/>
-                <w:sz w:val="17"/>
-              </w:rPr>
-              <w:t>w_Medium</w:t>
-            </w:r>
-          </w:p>
-        </w:tc>
-        <w:tc>
-          <w:tcPr>
-            <w:tcW w:type="dxa" w:w="3168"/>
-            <w:shd w:fill="F8FAFC"/>
-            <w:tcMar>
-              <w:top w:w="45" w:type="dxa"/>
-              <w:bottom w:w="45" w:type="dxa"/>
-              <w:left w:w="50" w:type="dxa"/>
-              <w:right w:w="50" w:type="dxa"/>
-            </w:tcMar>
-          </w:tcPr>
-          <w:p>
-            <w:pPr>
-              <w:jc w:val="left"/>
-            </w:pPr>
-            <w:r>
-              <w:rPr>
-                <w:rFonts w:ascii="Times New Roman" w:hAnsi="Times New Roman"/>
-                <w:color w:val="0F172A"/>
-                <w:sz w:val="17"/>
-              </w:rPr>
-              <w:t>Medium Severity Base Weight</w:t>
-            </w:r>
-          </w:p>
-        </w:tc>
-        <w:tc>
-          <w:tcPr>
-            <w:tcW w:type="dxa" w:w="1728"/>
-            <w:shd w:fill="F8FAFC"/>
-            <w:tcMar>
-              <w:top w:w="45" w:type="dxa"/>
-              <w:bottom w:w="45" w:type="dxa"/>
-              <w:left w:w="50" w:type="dxa"/>
-              <w:right w:w="50" w:type="dxa"/>
-            </w:tcMar>
-          </w:tcPr>
-          <w:p>
-            <w:pPr>
-              <w:jc w:val="center"/>
-            </w:pPr>
-            <w:r>
-              <w:rPr>
-                <w:rFonts w:ascii="Times New Roman" w:hAnsi="Times New Roman"/>
-                <w:color w:val="0F172A"/>
-                <w:sz w:val="17"/>
-              </w:rPr>
-              <w:t>8</w:t>
-            </w:r>
-          </w:p>
-        </w:tc>
-        <w:tc>
-          <w:tcPr>
-            <w:tcW w:type="dxa" w:w="2304"/>
-            <w:shd w:fill="F8FAFC"/>
-            <w:tcMar>
-              <w:top w:w="45" w:type="dxa"/>
-              <w:bottom w:w="45" w:type="dxa"/>
-              <w:left w:w="50" w:type="dxa"/>
-              <w:right w:w="50" w:type="dxa"/>
-            </w:tcMar>
-          </w:tcPr>
-          <w:p>
-            <w:pPr>
-              <w:jc w:val="left"/>
-            </w:pPr>
-            <w:r>
-              <w:rPr>
-                <w:rFonts w:ascii="Times New Roman" w:hAnsi="Times New Roman"/>
-                <w:color w:val="0F172A"/>
-                <w:sz w:val="17"/>
-              </w:rPr>
-              <w:t>Verbal catcalling, aggressive loitering</w:t>
-            </w:r>
-          </w:p>
-        </w:tc>
-      </w:tr>
-      <w:tr>
-        <w:tc>
-          <w:tcPr>
-            <w:tcW w:type="dxa" w:w="1728"/>
-            <w:shd w:fill="FFFFFF"/>
-            <w:tcMar>
-              <w:top w:w="45" w:type="dxa"/>
-              <w:bottom w:w="45" w:type="dxa"/>
-              <w:left w:w="50" w:type="dxa"/>
-              <w:right w:w="50" w:type="dxa"/>
-            </w:tcMar>
-          </w:tcPr>
-          <w:p>
-            <w:pPr>
-              <w:jc w:val="center"/>
-            </w:pPr>
-            <w:r>
-              <w:rPr>
-                <w:rFonts w:ascii="Times New Roman" w:hAnsi="Times New Roman"/>
-                <w:b/>
-                <w:color w:val="0F172A"/>
-                <w:sz w:val="17"/>
-              </w:rPr>
-              <w:t>w_Low</w:t>
-            </w:r>
-          </w:p>
-        </w:tc>
-        <w:tc>
-          <w:tcPr>
-            <w:tcW w:type="dxa" w:w="3168"/>
-            <w:shd w:fill="FFFFFF"/>
-            <w:tcMar>
-              <w:top w:w="45" w:type="dxa"/>
-              <w:bottom w:w="45" w:type="dxa"/>
-              <w:left w:w="50" w:type="dxa"/>
-              <w:right w:w="50" w:type="dxa"/>
-            </w:tcMar>
-          </w:tcPr>
-          <w:p>
-            <w:pPr>
-              <w:jc w:val="left"/>
-            </w:pPr>
-            <w:r>
-              <w:rPr>
-                <w:rFonts w:ascii="Times New Roman" w:hAnsi="Times New Roman"/>
-                <w:color w:val="0F172A"/>
-                <w:sz w:val="17"/>
-              </w:rPr>
-              <w:t>Low Severity Base Weight</w:t>
-            </w:r>
-          </w:p>
-        </w:tc>
-        <w:tc>
-          <w:tcPr>
-            <w:tcW w:type="dxa" w:w="1728"/>
-            <w:shd w:fill="FFFFFF"/>
-            <w:tcMar>
-              <w:top w:w="45" w:type="dxa"/>
-              <w:bottom w:w="45" w:type="dxa"/>
-              <w:left w:w="50" w:type="dxa"/>
-              <w:right w:w="50" w:type="dxa"/>
-            </w:tcMar>
-          </w:tcPr>
-          <w:p>
-            <w:pPr>
-              <w:jc w:val="center"/>
-            </w:pPr>
-            <w:r>
-              <w:rPr>
-                <w:rFonts w:ascii="Times New Roman" w:hAnsi="Times New Roman"/>
-                <w:color w:val="0F172A"/>
-                <w:sz w:val="17"/>
-              </w:rPr>
-              <w:t>4</w:t>
-            </w:r>
-          </w:p>
-        </w:tc>
-        <w:tc>
-          <w:tcPr>
-            <w:tcW w:type="dxa" w:w="2304"/>
-            <w:shd w:fill="FFFFFF"/>
-            <w:tcMar>
-              <w:top w:w="45" w:type="dxa"/>
-              <w:bottom w:w="45" w:type="dxa"/>
-              <w:left w:w="50" w:type="dxa"/>
-              <w:right w:w="50" w:type="dxa"/>
-            </w:tcMar>
-          </w:tcPr>
-          <w:p>
-            <w:pPr>
-              <w:jc w:val="left"/>
-            </w:pPr>
-            <w:r>
-              <w:rPr>
-                <w:rFonts w:ascii="Times New Roman" w:hAnsi="Times New Roman"/>
-                <w:color w:val="0F172A"/>
-                <w:sz w:val="17"/>
-              </w:rPr>
-              <w:t>Dark spots, broken civic infrastructure</w:t>
-            </w:r>
-          </w:p>
-        </w:tc>
-      </w:tr>
-      <w:tr>
-        <w:tc>
-          <w:tcPr>
-            <w:tcW w:type="dxa" w:w="1728"/>
-            <w:shd w:fill="F8FAFC"/>
-            <w:tcMar>
-              <w:top w:w="45" w:type="dxa"/>
-              <w:bottom w:w="45" w:type="dxa"/>
-              <w:left w:w="50" w:type="dxa"/>
-              <w:right w:w="50" w:type="dxa"/>
-            </w:tcMar>
-          </w:tcPr>
-          <w:p>
-            <w:pPr>
-              <w:jc w:val="center"/>
-            </w:pPr>
-            <w:r>
-              <w:rPr>
-                <w:rFonts w:ascii="Times New Roman" w:hAnsi="Times New Roman"/>
-                <w:b/>
-                <w:color w:val="0F172A"/>
-                <w:sz w:val="17"/>
-              </w:rPr>
-              <w:t>t_half</w:t>
-            </w:r>
-          </w:p>
-        </w:tc>
-        <w:tc>
-          <w:tcPr>
-            <w:tcW w:type="dxa" w:w="3168"/>
-            <w:shd w:fill="F8FAFC"/>
-            <w:tcMar>
-              <w:top w:w="45" w:type="dxa"/>
-              <w:bottom w:w="45" w:type="dxa"/>
-              <w:left w:w="50" w:type="dxa"/>
-              <w:right w:w="50" w:type="dxa"/>
-            </w:tcMar>
-          </w:tcPr>
-          <w:p>
-            <w:pPr>
-              <w:jc w:val="left"/>
-            </w:pPr>
-            <w:r>
-              <w:rPr>
-                <w:rFonts w:ascii="Times New Roman" w:hAnsi="Times New Roman"/>
-                <w:color w:val="0F172A"/>
-                <w:sz w:val="17"/>
-              </w:rPr>
-              <w:t>Temporal Penalty Half-Life</w:t>
-            </w:r>
-          </w:p>
-        </w:tc>
-        <w:tc>
-          <w:tcPr>
-            <w:tcW w:type="dxa" w:w="1728"/>
-            <w:shd w:fill="F8FAFC"/>
-            <w:tcMar>
-              <w:top w:w="45" w:type="dxa"/>
-              <w:bottom w:w="45" w:type="dxa"/>
-              <w:left w:w="50" w:type="dxa"/>
-              <w:right w:w="50" w:type="dxa"/>
-            </w:tcMar>
-          </w:tcPr>
-          <w:p>
-            <w:pPr>
-              <w:jc w:val="center"/>
-            </w:pPr>
-            <w:r>
-              <w:rPr>
-                <w:rFonts w:ascii="Times New Roman" w:hAnsi="Times New Roman"/>
-                <w:color w:val="0F172A"/>
-                <w:sz w:val="17"/>
-              </w:rPr>
-              <w:t>720 hours</w:t>
-            </w:r>
-          </w:p>
-        </w:tc>
-        <w:tc>
-          <w:tcPr>
-            <w:tcW w:type="dxa" w:w="2304"/>
-            <w:shd w:fill="F8FAFC"/>
-            <w:tcMar>
-              <w:top w:w="45" w:type="dxa"/>
-              <w:bottom w:w="45" w:type="dxa"/>
-              <w:left w:w="50" w:type="dxa"/>
-              <w:right w:w="50" w:type="dxa"/>
-            </w:tcMar>
-          </w:tcPr>
-          <w:p>
-            <w:pPr>
-              <w:jc w:val="left"/>
-            </w:pPr>
-            <w:r>
-              <w:rPr>
-                <w:rFonts w:ascii="Times New Roman" w:hAnsi="Times New Roman"/>
-                <w:color w:val="0F172A"/>
-                <w:sz w:val="17"/>
-              </w:rPr>
-              <w:t>Decays hazard penalties over 30 days</w:t>
-            </w:r>
-          </w:p>
-        </w:tc>
-      </w:tr>
-      <w:tr>
-        <w:tc>
-          <w:tcPr>
-            <w:tcW w:type="dxa" w:w="1728"/>
-            <w:shd w:fill="FFFFFF"/>
-            <w:tcMar>
-              <w:top w:w="45" w:type="dxa"/>
-              <w:bottom w:w="45" w:type="dxa"/>
-              <w:left w:w="50" w:type="dxa"/>
-              <w:right w:w="50" w:type="dxa"/>
-            </w:tcMar>
-          </w:tcPr>
-          <w:p>
-            <w:pPr>
-              <w:jc w:val="center"/>
-            </w:pPr>
-            <w:r>
-              <w:rPr>
-                <w:rFonts w:ascii="Times New Roman" w:hAnsi="Times New Roman"/>
-                <w:b/>
-                <w:color w:val="0F172A"/>
-                <w:sz w:val="17"/>
-              </w:rPr>
-              <w:t>r_buffer</w:t>
-            </w:r>
-          </w:p>
-        </w:tc>
-        <w:tc>
-          <w:tcPr>
-            <w:tcW w:type="dxa" w:w="3168"/>
-            <w:shd w:fill="FFFFFF"/>
-            <w:tcMar>
-              <w:top w:w="45" w:type="dxa"/>
-              <w:bottom w:w="45" w:type="dxa"/>
-              <w:left w:w="50" w:type="dxa"/>
-              <w:right w:w="50" w:type="dxa"/>
-            </w:tcMar>
-          </w:tcPr>
-          <w:p>
-            <w:pPr>
-              <w:jc w:val="left"/>
-            </w:pPr>
-            <w:r>
-              <w:rPr>
-                <w:rFonts w:ascii="Times New Roman" w:hAnsi="Times New Roman"/>
-                <w:color w:val="0F172A"/>
-                <w:sz w:val="17"/>
-              </w:rPr>
-              <w:t>Safe Haven Buffer Radius</w:t>
-            </w:r>
-          </w:p>
-        </w:tc>
-        <w:tc>
-          <w:tcPr>
-            <w:tcW w:type="dxa" w:w="1728"/>
-            <w:shd w:fill="FFFFFF"/>
-            <w:tcMar>
-              <w:top w:w="45" w:type="dxa"/>
-              <w:bottom w:w="45" w:type="dxa"/>
-              <w:left w:w="50" w:type="dxa"/>
-              <w:right w:w="50" w:type="dxa"/>
-            </w:tcMar>
-          </w:tcPr>
-          <w:p>
-            <w:pPr>
-              <w:jc w:val="center"/>
-            </w:pPr>
-            <w:r>
-              <w:rPr>
-                <w:rFonts w:ascii="Times New Roman" w:hAnsi="Times New Roman"/>
-                <w:color w:val="0F172A"/>
-                <w:sz w:val="17"/>
-              </w:rPr>
-              <w:t>300 meters</w:t>
-            </w:r>
-          </w:p>
-        </w:tc>
-        <w:tc>
-          <w:tcPr>
-            <w:tcW w:type="dxa" w:w="2304"/>
-            <w:shd w:fill="FFFFFF"/>
-            <w:tcMar>
-              <w:top w:w="45" w:type="dxa"/>
-              <w:bottom w:w="45" w:type="dxa"/>
-              <w:left w:w="50" w:type="dxa"/>
-              <w:right w:w="50" w:type="dxa"/>
-            </w:tcMar>
-          </w:tcPr>
-          <w:p>
-            <w:pPr>
-              <w:jc w:val="left"/>
-            </w:pPr>
-            <w:r>
-              <w:rPr>
-                <w:rFonts w:ascii="Times New Roman" w:hAnsi="Times New Roman"/>
-                <w:color w:val="0F172A"/>
-                <w:sz w:val="17"/>
-              </w:rPr>
-              <w:t>Threshold for civic refuge bonus</w:t>
-            </w:r>
-          </w:p>
-        </w:tc>
-      </w:tr>
-      <w:tr>
-        <w:tc>
-          <w:tcPr>
-            <w:tcW w:type="dxa" w:w="1728"/>
-            <w:shd w:fill="F8FAFC"/>
-            <w:tcMar>
-              <w:top w:w="45" w:type="dxa"/>
-              <w:bottom w:w="45" w:type="dxa"/>
-              <w:left w:w="50" w:type="dxa"/>
-              <w:right w:w="50" w:type="dxa"/>
-            </w:tcMar>
-          </w:tcPr>
-          <w:p>
-            <w:pPr>
-              <w:jc w:val="center"/>
-            </w:pPr>
-            <w:r>
-              <w:rPr>
-                <w:rFonts w:ascii="Times New Roman" w:hAnsi="Times New Roman"/>
-                <w:b/>
-                <w:color w:val="0F172A"/>
-                <w:sz w:val="17"/>
-              </w:rPr>
-              <w:t>Delta_quant</w:t>
-            </w:r>
-          </w:p>
-        </w:tc>
-        <w:tc>
-          <w:tcPr>
-            <w:tcW w:type="dxa" w:w="3168"/>
-            <w:shd w:fill="F8FAFC"/>
-            <w:tcMar>
-              <w:top w:w="45" w:type="dxa"/>
-              <w:bottom w:w="45" w:type="dxa"/>
-              <w:left w:w="50" w:type="dxa"/>
-              <w:right w:w="50" w:type="dxa"/>
-            </w:tcMar>
-          </w:tcPr>
-          <w:p>
-            <w:pPr>
-              <w:jc w:val="left"/>
-            </w:pPr>
-            <w:r>
-              <w:rPr>
-                <w:rFonts w:ascii="Times New Roman" w:hAnsi="Times New Roman"/>
-                <w:color w:val="0F172A"/>
-                <w:sz w:val="17"/>
-              </w:rPr>
-              <w:t>Coordinate Precision</w:t>
-            </w:r>
-          </w:p>
-        </w:tc>
-        <w:tc>
-          <w:tcPr>
-            <w:tcW w:type="dxa" w:w="1728"/>
-            <w:shd w:fill="F8FAFC"/>
-            <w:tcMar>
-              <w:top w:w="45" w:type="dxa"/>
-              <w:bottom w:w="45" w:type="dxa"/>
-              <w:left w:w="50" w:type="dxa"/>
-              <w:right w:w="50" w:type="dxa"/>
-            </w:tcMar>
-          </w:tcPr>
-          <w:p>
-            <w:pPr>
-              <w:jc w:val="center"/>
-            </w:pPr>
-            <w:r>
-              <w:rPr>
-                <w:rFonts w:ascii="Times New Roman" w:hAnsi="Times New Roman"/>
-                <w:color w:val="0F172A"/>
-                <w:sz w:val="17"/>
-              </w:rPr>
-              <w:t>0.001 deg</w:t>
-            </w:r>
-          </w:p>
-        </w:tc>
-        <w:tc>
-          <w:tcPr>
-            <w:tcW w:type="dxa" w:w="2304"/>
-            <w:shd w:fill="F8FAFC"/>
-            <w:tcMar>
-              <w:top w:w="45" w:type="dxa"/>
-              <w:bottom w:w="45" w:type="dxa"/>
-              <w:left w:w="50" w:type="dxa"/>
-              <w:right w:w="50" w:type="dxa"/>
-            </w:tcMar>
-          </w:tcPr>
-          <w:p>
-            <w:pPr>
-              <w:jc w:val="left"/>
-            </w:pPr>
-            <w:r>
-              <w:rPr>
-                <w:rFonts w:ascii="Times New Roman" w:hAnsi="Times New Roman"/>
-                <w:color w:val="0F172A"/>
-                <w:sz w:val="17"/>
-              </w:rPr>
-              <w:t>~110m grid cell for DPDP compliance</w:t>
-            </w:r>
-          </w:p>
-        </w:tc>
-      </w:tr>
-    </w:tbl>
-    <w:p>
-      <w:r>
-        <w:br w:type="page"/>
-      </w:r>
-    </w:p>
-    <w:p>
-      <w:pPr>
-        <w:keepNext/>
-        <w:spacing w:before="480" w:after="80"/>
-        <w:jc w:val="center"/>
-      </w:pPr>
-      <w:r>
-        <w:rPr>
-          <w:rFonts w:ascii="Times New Roman" w:hAnsi="Times New Roman"/>
-          <w:b/>
-          <w:color w:val="0F172A"/>
-          <w:sz w:val="32"/>
-        </w:rPr>
-        <w:t>CHAPTER-5</w:t>
-      </w:r>
-    </w:p>
-    <w:p>
-      <w:pPr>
-        <w:keepNext/>
-        <w:spacing w:before="0" w:after="360"/>
-        <w:jc w:val="center"/>
-      </w:pPr>
-      <w:r>
-        <w:rPr>
-          <w:rFonts w:ascii="Times New Roman" w:hAnsi="Times New Roman"/>
-          <w:b/>
-          <w:color w:val="0F172A"/>
-          <w:sz w:val="32"/>
-        </w:rPr>
-        <w:t>OBJECTIVES</w:t>
-      </w:r>
-    </w:p>
-    <w:p>
-      <w:pPr>
-        <w:keepNext/>
-        <w:spacing w:before="280" w:after="120"/>
-      </w:pPr>
-      <w:r>
-        <w:rPr>
-          <w:rFonts w:ascii="Times New Roman" w:hAnsi="Times New Roman"/>
-          <w:b/>
-          <w:color w:val="0F172A"/>
-          <w:sz w:val="28"/>
-        </w:rPr>
-        <w:t>5.1 PRIMARY RESEARCH OBJECTIVES</w:t>
-      </w:r>
-    </w:p>
-    <w:p>
-      <w:pPr>
-        <w:spacing w:before="0" w:after="120" w:line="360" w:lineRule="auto"/>
-        <w:jc w:val="both"/>
-      </w:pPr>
-      <w:r>
-        <w:rPr>
-          <w:rFonts w:ascii="Times New Roman" w:hAnsi="Times New Roman"/>
-          <w:color w:val="1E293B"/>
-          <w:sz w:val="24"/>
-        </w:rPr>
-        <w:t>The overarching research mission of SafeCity is to conceptualize, engineer, and validate an accessible, community-driven civic safety ecosystem that transforms passive citizen experiences into actionable spatial intelligence, mitigating transit risks for lone female commuters and vulnerable urban pedestrians.</w:t>
-      </w:r>
-    </w:p>
-    <w:p>
-      <w:pPr>
-        <w:keepNext/>
-        <w:spacing w:before="280" w:after="120"/>
-      </w:pPr>
-      <w:r>
-        <w:rPr>
-          <w:rFonts w:ascii="Times New Roman" w:hAnsi="Times New Roman"/>
-          <w:b/>
-          <w:color w:val="0F172A"/>
-          <w:sz w:val="28"/>
-        </w:rPr>
-        <w:t>5.2 SPECIFIC TECHNICAL OBJECTIVES</w:t>
-      </w:r>
-    </w:p>
-    <w:p>
-      <w:pPr>
-        <w:spacing w:before="0" w:after="120" w:line="360" w:lineRule="auto"/>
-        <w:jc w:val="both"/>
-      </w:pPr>
-      <w:r>
-        <w:rPr>
-          <w:rFonts w:ascii="Times New Roman" w:hAnsi="Times New Roman"/>
-          <w:color w:val="1E293B"/>
-          <w:sz w:val="24"/>
-        </w:rPr>
-        <w:t>To achieve this primary mission, the project defines five core technical and engineering objectives:</w:t>
-      </w:r>
-    </w:p>
-    <w:p>
-      <w:pPr>
-        <w:pStyle w:val="ListBullet"/>
-        <w:spacing w:before="0" w:after="80" w:line="360" w:lineRule="auto"/>
-        <w:jc w:val="both"/>
-      </w:pPr>
-      <w:r>
-        <w:rPr>
-          <w:rFonts w:ascii="Times New Roman" w:hAnsi="Times New Roman"/>
-          <w:b/>
-          <w:color w:val="0F172A"/>
-          <w:sz w:val="24"/>
-        </w:rPr>
-        <w:t>Objective 1: Privacy-First Ingestion:</w:t>
-      </w:r>
-      <w:r>
-        <w:rPr>
-          <w:rFonts w:ascii="Times New Roman" w:hAnsi="Times New Roman"/>
-          <w:color w:val="1E293B"/>
-          <w:sz w:val="24"/>
-        </w:rPr>
-        <w:t>Develop and deploy an anonymous incident reporting pipeline that captures spatial hazard categories, severity ratings, and contextual narratives while enforcing 3-decimal coordinate quantization to guarantee citizen privacy.</w:t>
-      </w:r>
-    </w:p>
-    <w:p>
-      <w:pPr>
-        <w:pStyle w:val="ListBullet"/>
-        <w:spacing w:before="0" w:after="80" w:line="360" w:lineRule="auto"/>
-        <w:jc w:val="both"/>
-      </w:pPr>
-      <w:r>
-        <w:rPr>
-          <w:rFonts w:ascii="Times New Roman" w:hAnsi="Times New Roman"/>
-          <w:b/>
-          <w:color w:val="0F172A"/>
-          <w:sz w:val="24"/>
-        </w:rPr>
-        <w:t>Objective 2: Proactive Safety Routing:</w:t>
-      </w:r>
-      <w:r>
-        <w:rPr>
-          <w:rFonts w:ascii="Times New Roman" w:hAnsi="Times New Roman"/>
-          <w:color w:val="1E293B"/>
-          <w:sz w:val="24"/>
-        </w:rPr>
-        <w:t>Formulate a multi-criteria graph pathfinding algorithm that dynamically optimizes route selection by penalizing decayed hazard clusters and unlit streets while rewarding sanctuary proximity, executing within sub-200 ms latency.</w:t>
-      </w:r>
-    </w:p>
-    <w:p>
-      <w:pPr>
-        <w:pStyle w:val="ListBullet"/>
-        <w:spacing w:before="0" w:after="80" w:line="360" w:lineRule="auto"/>
-        <w:jc w:val="both"/>
-      </w:pPr>
-      <w:r>
-        <w:rPr>
-          <w:rFonts w:ascii="Times New Roman" w:hAnsi="Times New Roman"/>
-          <w:b/>
-          <w:color w:val="0F172A"/>
-          <w:sz w:val="24"/>
-        </w:rPr>
-        <w:t>Objective 3: Autonomous Escort Watchdog:</w:t>
-      </w:r>
-      <w:r>
-        <w:rPr>
-          <w:rFonts w:ascii="Times New Roman" w:hAnsi="Times New Roman"/>
-          <w:color w:val="1E293B"/>
-          <w:sz w:val="24"/>
-        </w:rPr>
-        <w:t>Construct an autonomous, zero-cognitive-load virtual escort watchdog ('Walk With Me') capable of detecting 180 seconds of unexplained stationary inactivity and triggering multi-stage acoustic and SMS distress escalation.</w:t>
-      </w:r>
-    </w:p>
-    <w:p>
-      <w:pPr>
-        <w:pStyle w:val="ListBullet"/>
-        <w:spacing w:before="0" w:after="80" w:line="360" w:lineRule="auto"/>
-        <w:jc w:val="both"/>
-      </w:pPr>
-      <w:r>
-        <w:rPr>
-          <w:rFonts w:ascii="Times New Roman" w:hAnsi="Times New Roman"/>
-          <w:b/>
-          <w:color w:val="0F172A"/>
-          <w:sz w:val="24"/>
-        </w:rPr>
-        <w:t>Objective 4: Community Verification &amp; Moderation:</w:t>
-      </w:r>
-      <w:r>
-        <w:rPr>
-          <w:rFonts w:ascii="Times New Roman" w:hAnsi="Times New Roman"/>
-          <w:color w:val="1E293B"/>
-          <w:sz w:val="24"/>
-        </w:rPr>
-        <w:t>Implement a two-tier administrative moderation queue with role-based access control (RBAC) to review, verify, and filter incoming citizen reports, eliminating malicious spam and commercial disinformation.</w:t>
-      </w:r>
-    </w:p>
-    <w:p>
-      <w:pPr>
-        <w:pStyle w:val="ListBullet"/>
-        <w:spacing w:before="0" w:after="80" w:line="360" w:lineRule="auto"/>
-        <w:jc w:val="both"/>
-      </w:pPr>
-      <w:r>
-        <w:rPr>
-          <w:rFonts w:ascii="Times New Roman" w:hAnsi="Times New Roman"/>
-          <w:b/>
-          <w:color w:val="0F172A"/>
-          <w:sz w:val="24"/>
-        </w:rPr>
-        <w:t>Objective 5: Cross-Platform PWA Deployment:</w:t>
-      </w:r>
-      <w:r>
-        <w:rPr>
-          <w:rFonts w:ascii="Times New Roman" w:hAnsi="Times New Roman"/>
-          <w:color w:val="1E293B"/>
-          <w:sz w:val="24"/>
-        </w:rPr>
-        <w:t>Architect and deploy a high-performance, cross-platform Progressive Web Application (PWA) with Service Worker offline shell caching, achieving seamless execution across Android and iOS mobile viewports without app-store installation friction.</w:t>
-      </w:r>
-    </w:p>
-    <w:p>
-      <w:pPr>
-        <w:keepNext/>
-        <w:spacing w:before="280" w:after="120"/>
-      </w:pPr>
-      <w:r>
-        <w:rPr>
-          <w:rFonts w:ascii="Times New Roman" w:hAnsi="Times New Roman"/>
-          <w:b/>
-          <w:color w:val="0F172A"/>
-          <w:sz w:val="28"/>
-        </w:rPr>
-        <w:t>5.3 SOCIETAL AND REGULATORY ALIGNMENT OBJECTIVES</w:t>
-      </w:r>
-    </w:p>
-    <w:p>
-      <w:pPr>
-        <w:spacing w:before="0" w:after="120" w:line="360" w:lineRule="auto"/>
-        <w:jc w:val="both"/>
-      </w:pPr>
-      <w:r>
-        <w:rPr>
-          <w:rFonts w:ascii="Times New Roman" w:hAnsi="Times New Roman"/>
-          <w:color w:val="1E293B"/>
-          <w:sz w:val="24"/>
-        </w:rPr>
-        <w:t>Beyond technical milestones, SafeCity is engineered to fulfill critical regulatory and societal imperatives:</w:t>
-      </w:r>
-    </w:p>
-    <w:p>
-      <w:pPr>
-        <w:pStyle w:val="ListBullet"/>
-        <w:spacing w:before="0" w:after="80" w:line="360" w:lineRule="auto"/>
-        <w:jc w:val="both"/>
-      </w:pPr>
-      <w:r>
-        <w:rPr>
-          <w:rFonts w:ascii="Times New Roman" w:hAnsi="Times New Roman"/>
-          <w:b/>
-          <w:color w:val="0F172A"/>
-          <w:sz w:val="24"/>
-        </w:rPr>
-        <w:t>DPDP Act 2023 Compliance:</w:t>
-      </w:r>
-      <w:r>
-        <w:rPr>
-          <w:rFonts w:ascii="Times New Roman" w:hAnsi="Times New Roman"/>
-          <w:color w:val="1E293B"/>
-          <w:sz w:val="24"/>
-        </w:rPr>
-        <w:t>Ensure strict compliance with Section 8(1) of the Indian Digital Personal Data Protection (DPDP) Act of 2023 and the Information Technology Act of 2000 through zero-PII mandatory registration and local telemetry processing.</w:t>
-      </w:r>
-    </w:p>
-    <w:p>
-      <w:pPr>
-        <w:pStyle w:val="ListBullet"/>
-        <w:spacing w:before="0" w:after="80" w:line="360" w:lineRule="auto"/>
-        <w:jc w:val="both"/>
-      </w:pPr>
-      <w:r>
-        <w:rPr>
-          <w:rFonts w:ascii="Times New Roman" w:hAnsi="Times New Roman"/>
-          <w:b/>
-          <w:color w:val="0F172A"/>
-          <w:sz w:val="24"/>
-        </w:rPr>
-        <w:t>UN SDG 5 (Gender Equality):</w:t>
-      </w:r>
-      <w:r>
-        <w:rPr>
-          <w:rFonts w:ascii="Times New Roman" w:hAnsi="Times New Roman"/>
-          <w:color w:val="1E293B"/>
-          <w:sz w:val="24"/>
-        </w:rPr>
-        <w:t>Target 5.1 &amp; 5.2 — Eliminate all forms of violence, harassment, and discrimination against women in public transit spaces by overcoming the criminological dark figure of crime.</w:t>
-      </w:r>
-    </w:p>
-    <w:p>
-      <w:pPr>
-        <w:pStyle w:val="ListBullet"/>
-        <w:spacing w:before="0" w:after="80" w:line="360" w:lineRule="auto"/>
-        <w:jc w:val="both"/>
-      </w:pPr>
-      <w:r>
-        <w:rPr>
-          <w:rFonts w:ascii="Times New Roman" w:hAnsi="Times New Roman"/>
-          <w:b/>
-          <w:color w:val="0F172A"/>
-          <w:sz w:val="24"/>
-        </w:rPr>
-        <w:t>UN SDG 9 (Resilient Infrastructure):</w:t>
-      </w:r>
-      <w:r>
-        <w:rPr>
-          <w:rFonts w:ascii="Times New Roman" w:hAnsi="Times New Roman"/>
-          <w:color w:val="1E293B"/>
-          <w:sz w:val="24"/>
-        </w:rPr>
-        <w:t>Target 9.1 &amp; 9.c — Provide inclusive, low-bandwidth civic technology operable on degraded 2G/3G mobile networks in urban peripheries.</w:t>
-      </w:r>
-    </w:p>
-    <w:p>
-      <w:pPr>
-        <w:pStyle w:val="ListBullet"/>
-        <w:spacing w:before="0" w:after="80" w:line="360" w:lineRule="auto"/>
-        <w:jc w:val="both"/>
-      </w:pPr>
-      <w:r>
-        <w:rPr>
-          <w:rFonts w:ascii="Times New Roman" w:hAnsi="Times New Roman"/>
-          <w:b/>
-          <w:color w:val="0F172A"/>
-          <w:sz w:val="24"/>
-        </w:rPr>
-        <w:t>UN SDG 11 (Sustainable Cities):</w:t>
-      </w:r>
-      <w:r>
-        <w:rPr>
-          <w:rFonts w:ascii="Times New Roman" w:hAnsi="Times New Roman"/>
-          <w:color w:val="1E293B"/>
-          <w:sz w:val="24"/>
-        </w:rPr>
-        <w:t>Target 11.2 &amp; 11.7 — Provide safe, accessible, and sustainable urban transit corridors and illuminated public spaces for women, children, and persons with disabilities.</w:t>
-      </w:r>
-    </w:p>
-    <w:p>
-      <w:pPr>
-        <w:pStyle w:val="ListBullet"/>
-        <w:spacing w:before="0" w:after="80" w:line="360" w:lineRule="auto"/>
-        <w:jc w:val="both"/>
-      </w:pPr>
-      <w:r>
-        <w:rPr>
-          <w:rFonts w:ascii="Times New Roman" w:hAnsi="Times New Roman"/>
-          <w:b/>
-          <w:color w:val="0F172A"/>
-          <w:sz w:val="24"/>
-        </w:rPr>
-        <w:t>UN SDG 16 (Peace, Justice &amp; Strong Institutions):</w:t>
-      </w:r>
-      <w:r>
-        <w:rPr>
-          <w:rFonts w:ascii="Times New Roman" w:hAnsi="Times New Roman"/>
-          <w:color w:val="1E293B"/>
-          <w:sz w:val="24"/>
-        </w:rPr>
-        <w:t>Target 16.1 &amp; 16.6 — Promote transparent, accountable civic institutions and empirical hazard auditing to assist municipal corporations and law enforcement.</w:t>
-      </w:r>
-    </w:p>
-    <w:p>
-      <w:r>
-        <w:br w:type="page"/>
-      </w:r>
-    </w:p>
-    <w:p>
-      <w:pPr>
-        <w:keepNext/>
-        <w:spacing w:before="480" w:after="80"/>
-        <w:jc w:val="center"/>
-      </w:pPr>
-      <w:r>
-        <w:rPr>
-          <w:rFonts w:ascii="Times New Roman" w:hAnsi="Times New Roman"/>
-          <w:b/>
-          <w:color w:val="0F172A"/>
-          <w:sz w:val="32"/>
-        </w:rPr>
-        <w:t>CHAPTER-6</w:t>
-      </w:r>
-    </w:p>
-    <w:p>
-      <w:pPr>
-        <w:keepNext/>
-        <w:spacing w:before="0" w:after="360"/>
-        <w:jc w:val="center"/>
-      </w:pPr>
-      <w:r>
-        <w:rPr>
-          <w:rFonts w:ascii="Times New Roman" w:hAnsi="Times New Roman"/>
-          <w:b/>
-          <w:color w:val="0F172A"/>
-          <w:sz w:val="32"/>
-        </w:rPr>
-        <w:t>SYSTEM DESIGN &amp; IMPLEMENTATION</w:t>
-      </w:r>
-    </w:p>
-    <w:p>
-      <w:pPr>
-        <w:keepNext/>
-        <w:spacing w:before="280" w:after="120"/>
-      </w:pPr>
-      <w:r>
-        <w:rPr>
-          <w:rFonts w:ascii="Times New Roman" w:hAnsi="Times New Roman"/>
-          <w:b/>
-          <w:color w:val="0F172A"/>
-          <w:sz w:val="28"/>
-        </w:rPr>
-        <w:t>6.1 FOUR-TIER SYSTEM ARCHITECTURE</w:t>
-      </w:r>
-    </w:p>
-    <w:p>
-      <w:pPr>
-        <w:spacing w:before="0" w:after="120" w:line="360" w:lineRule="auto"/>
-        <w:jc w:val="both"/>
-      </w:pPr>
-      <w:r>
-        <w:rPr>
-          <w:rFonts w:ascii="Times New Roman" w:hAnsi="Times New Roman"/>
-          <w:color w:val="1E293B"/>
-          <w:sz w:val="24"/>
-        </w:rPr>
-        <w:t>SafeCity is engineered following a modular, four-tier microservice-inspired architecture designed for high availability, sub-second latency, and fault isolation. Figure 6.1 illustrates the end-to-end data pipeline and inter-tier service boundaries.</w:t>
+        <w:t>Figure 4.1 illustrates the end-to-end architecture of SafeCity across four functional layers: Client Presentation, Application API, Spatial Analytics &amp; Pathfinding, and Spatial Persistence.</w:t>
       </w:r>
     </w:p>
     <w:p>
@@ -11157,6 +10344,1274 @@
           <w:color w:val="0F172A"/>
           <w:sz w:val="20"/>
         </w:rPr>
+        <w:t xml:space="preserve">Figure 4.1: </w:t>
+      </w:r>
+      <w:r>
+        <w:rPr>
+          <w:rFonts w:ascii="Times New Roman" w:hAnsi="Times New Roman"/>
+          <w:i/>
+          <w:color w:val="334155"/>
+          <w:sz w:val="20"/>
+        </w:rPr>
+        <w:t>SafeCity End-to-End System Architecture Overview</w:t>
+      </w:r>
+    </w:p>
+    <w:p>
+      <w:pPr>
+        <w:keepNext/>
+        <w:spacing w:before="280" w:after="120"/>
+      </w:pPr>
+      <w:r>
+        <w:rPr>
+          <w:rFonts w:ascii="Times New Roman" w:hAnsi="Times New Roman"/>
+          <w:b/>
+          <w:color w:val="0F172A"/>
+          <w:sz w:val="28"/>
+        </w:rPr>
+        <w:t>4.4 DATA COLLECTION &amp; PREPROCESSING</w:t>
+      </w:r>
+    </w:p>
+    <w:p>
+      <w:pPr>
+        <w:keepNext/>
+        <w:spacing w:before="200" w:after="80"/>
+      </w:pPr>
+      <w:r>
+        <w:rPr>
+          <w:rFonts w:ascii="Times New Roman" w:hAnsi="Times New Roman"/>
+          <w:b/>
+          <w:color w:val="1E293B"/>
+          <w:sz w:val="24"/>
+        </w:rPr>
+        <w:t>4.4.1 Data Source and Composition</w:t>
+      </w:r>
+    </w:p>
+    <w:p>
+      <w:pPr>
+        <w:spacing w:before="0" w:after="120" w:line="360" w:lineRule="auto"/>
+        <w:jc w:val="both"/>
+      </w:pPr>
+      <w:r>
+        <w:rPr>
+          <w:rFonts w:ascii="Times New Roman" w:hAnsi="Times New Roman"/>
+          <w:color w:val="1E293B"/>
+          <w:sz w:val="24"/>
+        </w:rPr>
+        <w:t>Geospatial basemaps are extracted from OpenStreetMap (OSM) road network vectors. Street-level incident data is crowdsourced through anonymous citizen submissions, recording category, severity, narrative, and coordinates. Civic safe havens (pharmacies, fuel stations, hospitals, police kiosks) are curated from verified municipal open datasets and physically verified by community moderators.</w:t>
+      </w:r>
+    </w:p>
+    <w:p>
+      <w:pPr>
+        <w:keepNext/>
+        <w:spacing w:before="200" w:after="80"/>
+      </w:pPr>
+      <w:r>
+        <w:rPr>
+          <w:rFonts w:ascii="Times New Roman" w:hAnsi="Times New Roman"/>
+          <w:b/>
+          <w:color w:val="1E293B"/>
+          <w:sz w:val="24"/>
+        </w:rPr>
+        <w:t>4.4.2 Feature Selection and Structuring</w:t>
+      </w:r>
+    </w:p>
+    <w:p>
+      <w:pPr>
+        <w:spacing w:before="0" w:after="120" w:line="360" w:lineRule="auto"/>
+        <w:jc w:val="both"/>
+      </w:pPr>
+      <w:r>
+        <w:rPr>
+          <w:rFonts w:ascii="Times New Roman" w:hAnsi="Times New Roman"/>
+          <w:color w:val="1E293B"/>
+          <w:sz w:val="24"/>
+        </w:rPr>
+        <w:t>Each road edge e = (u, v) is assigned an attribute vector comprising: geographical edge length dist(e), street lighting classification (illuminated vs unlit), active verified haven count within a 300 m buffer radius, and active incident records falling within the segment's spatial buffer.</w:t>
+      </w:r>
+    </w:p>
+    <w:p>
+      <w:pPr>
+        <w:keepNext/>
+        <w:spacing w:before="200" w:after="80"/>
+      </w:pPr>
+      <w:r>
+        <w:rPr>
+          <w:rFonts w:ascii="Times New Roman" w:hAnsi="Times New Roman"/>
+          <w:b/>
+          <w:color w:val="1E293B"/>
+          <w:sz w:val="24"/>
+        </w:rPr>
+        <w:t>4.4.3 Preprocessing Workflow</w:t>
+      </w:r>
+    </w:p>
+    <w:p>
+      <w:pPr>
+        <w:spacing w:before="0" w:after="120" w:line="360" w:lineRule="auto"/>
+        <w:jc w:val="both"/>
+      </w:pPr>
+      <w:r>
+        <w:rPr>
+          <w:rFonts w:ascii="Times New Roman" w:hAnsi="Times New Roman"/>
+          <w:color w:val="1E293B"/>
+          <w:sz w:val="24"/>
+        </w:rPr>
+        <w:t>Upon intake, client coordinates (phi, lambda) are processed via three-decimal quantization:</w:t>
+      </w:r>
+    </w:p>
+    <w:p>
+      <w:pPr>
+        <w:spacing w:before="0" w:after="120" w:line="360" w:lineRule="auto"/>
+        <w:jc w:val="both"/>
+      </w:pPr>
+      <w:r>
+        <w:rPr>
+          <w:rFonts w:ascii="Times New Roman" w:hAnsi="Times New Roman"/>
+          <w:b/>
+          <w:color w:val="0F172A"/>
+          <w:sz w:val="24"/>
+        </w:rPr>
+        <w:t xml:space="preserve">Equation (4.1): </w:t>
+      </w:r>
+      <w:r>
+        <w:rPr>
+          <w:rFonts w:ascii="Times New Roman" w:hAnsi="Times New Roman"/>
+          <w:color w:val="1E293B"/>
+          <w:sz w:val="24"/>
+        </w:rPr>
+        <w:t>phi_quantized = round( phi * 10^3 ) * 10^(-3),    lambda_quantized = round( lambda * 10^3 ) * 10^(-3)</w:t>
+      </w:r>
+    </w:p>
+    <w:p>
+      <w:pPr>
+        <w:spacing w:before="0" w:after="120" w:line="360" w:lineRule="auto"/>
+        <w:jc w:val="both"/>
+      </w:pPr>
+      <w:r>
+        <w:rPr>
+          <w:rFonts w:ascii="Times New Roman" w:hAnsi="Times New Roman"/>
+          <w:color w:val="1E293B"/>
+          <w:sz w:val="24"/>
+        </w:rPr>
+        <w:t>This bounds spatial precision to a ~110 m x 110 m grid cell, guaranteeing k-anonymity and eliminating doorway-level re-identification under Section 8(1) of the Indian DPDP Act of 2023.</w:t>
+      </w:r>
+    </w:p>
+    <w:p>
+      <w:pPr>
+        <w:keepNext/>
+        <w:spacing w:before="200" w:after="80"/>
+      </w:pPr>
+      <w:r>
+        <w:rPr>
+          <w:rFonts w:ascii="Times New Roman" w:hAnsi="Times New Roman"/>
+          <w:b/>
+          <w:color w:val="1E293B"/>
+          <w:sz w:val="24"/>
+        </w:rPr>
+        <w:t>4.4.4 Sequence Construction for Temporal Learning</w:t>
+      </w:r>
+    </w:p>
+    <w:p>
+      <w:pPr>
+        <w:spacing w:before="0" w:after="120" w:line="360" w:lineRule="auto"/>
+        <w:jc w:val="both"/>
+      </w:pPr>
+      <w:r>
+        <w:rPr>
+          <w:rFonts w:ascii="Times New Roman" w:hAnsi="Times New Roman"/>
+          <w:color w:val="1E293B"/>
+          <w:sz w:val="24"/>
+        </w:rPr>
+        <w:t>To model risk transience, incident penalties are continuously discounted via an exponential half-life decay formulation:</w:t>
+      </w:r>
+    </w:p>
+    <w:p>
+      <w:pPr>
+        <w:spacing w:before="0" w:after="120" w:line="360" w:lineRule="auto"/>
+        <w:jc w:val="both"/>
+      </w:pPr>
+      <w:r>
+        <w:rPr>
+          <w:rFonts w:ascii="Times New Roman" w:hAnsi="Times New Roman"/>
+          <w:b/>
+          <w:color w:val="0F172A"/>
+          <w:sz w:val="24"/>
+        </w:rPr>
+        <w:t xml:space="preserve">Equation (4.2): </w:t>
+      </w:r>
+      <w:r>
+        <w:rPr>
+          <w:rFonts w:ascii="Times New Roman" w:hAnsi="Times New Roman"/>
+          <w:color w:val="1E293B"/>
+          <w:sz w:val="24"/>
+        </w:rPr>
+        <w:t>P_eff(i, t) = w_sev(i) * exp( - lambda * (t - t_0) )</w:t>
+      </w:r>
+    </w:p>
+    <w:p>
+      <w:pPr>
+        <w:spacing w:before="0" w:after="120" w:line="360" w:lineRule="auto"/>
+        <w:jc w:val="both"/>
+      </w:pPr>
+      <w:r>
+        <w:rPr>
+          <w:rFonts w:ascii="Times New Roman" w:hAnsi="Times New Roman"/>
+          <w:color w:val="1E293B"/>
+          <w:sz w:val="24"/>
+        </w:rPr>
+        <w:t>where lambda = ln(2) / t_half with half-life t_half = 720 hours (30 calendar days). Initial severity weights are: High Severity w_High = 20, Medium Severity w_Medium = 8, and Low Severity w_Low = 4. The composite routing edge cost C(e) utilized by our Dijkstra solver is defined as:</w:t>
+      </w:r>
+    </w:p>
+    <w:p>
+      <w:pPr>
+        <w:spacing w:before="0" w:after="120" w:line="360" w:lineRule="auto"/>
+        <w:jc w:val="both"/>
+      </w:pPr>
+      <w:r>
+        <w:rPr>
+          <w:rFonts w:ascii="Times New Roman" w:hAnsi="Times New Roman"/>
+          <w:b/>
+          <w:color w:val="0F172A"/>
+          <w:sz w:val="24"/>
+        </w:rPr>
+        <w:t xml:space="preserve">Equation (4.3): </w:t>
+      </w:r>
+      <w:r>
+        <w:rPr>
+          <w:rFonts w:ascii="Times New Roman" w:hAnsi="Times New Roman"/>
+          <w:color w:val="1E293B"/>
+          <w:sz w:val="24"/>
+        </w:rPr>
+        <w:t>C(e) = alpha * dist(e) + beta * P_hazard(e) - gamma * R_lit(e) - delta * R_haven(e)</w:t>
+      </w:r>
+    </w:p>
+    <w:p>
+      <w:pPr>
+        <w:spacing w:before="0" w:after="120" w:line="360" w:lineRule="auto"/>
+        <w:jc w:val="both"/>
+      </w:pPr>
+      <w:r>
+        <w:rPr>
+          <w:rFonts w:ascii="Times New Roman" w:hAnsi="Times New Roman"/>
+          <w:color w:val="1E293B"/>
+          <w:sz w:val="24"/>
+        </w:rPr>
+        <w:t>with alpha = 1.0, beta = 1.8, gamma = 1.2, delta = 1.5, street illumination bonus R_lit(e) = 12, and sanctuary reward R_haven(e) = 15. The normalized Route Safety Score is bounded between 5 and 98:</w:t>
+      </w:r>
+    </w:p>
+    <w:p>
+      <w:pPr>
+        <w:spacing w:before="0" w:after="120" w:line="360" w:lineRule="auto"/>
+        <w:jc w:val="both"/>
+      </w:pPr>
+      <w:r>
+        <w:rPr>
+          <w:rFonts w:ascii="Times New Roman" w:hAnsi="Times New Roman"/>
+          <w:b/>
+          <w:color w:val="0F172A"/>
+          <w:sz w:val="24"/>
+        </w:rPr>
+        <w:t xml:space="preserve">Equation (4.4): </w:t>
+      </w:r>
+      <w:r>
+        <w:rPr>
+          <w:rFonts w:ascii="Times New Roman" w:hAnsi="Times New Roman"/>
+          <w:color w:val="1E293B"/>
+          <w:sz w:val="24"/>
+        </w:rPr>
+        <w:t>Score(R) = min( 98, max( 5, 100 - sum(Omega_hazard) + sum(Psi_haven) + Phi_illum ) )</w:t>
+      </w:r>
+    </w:p>
+    <w:p>
+      <w:pPr>
+        <w:keepNext/>
+        <w:spacing w:before="200" w:after="80"/>
+      </w:pPr>
+      <w:r>
+        <w:rPr>
+          <w:rFonts w:ascii="Times New Roman" w:hAnsi="Times New Roman"/>
+          <w:b/>
+          <w:color w:val="1E293B"/>
+          <w:sz w:val="24"/>
+        </w:rPr>
+        <w:t>4.4.5 Data Splitting and Validation Strategy</w:t>
+      </w:r>
+    </w:p>
+    <w:p>
+      <w:pPr>
+        <w:spacing w:before="0" w:after="120" w:line="360" w:lineRule="auto"/>
+        <w:jc w:val="both"/>
+      </w:pPr>
+      <w:r>
+        <w:rPr>
+          <w:rFonts w:ascii="Times New Roman" w:hAnsi="Times New Roman"/>
+          <w:color w:val="1E293B"/>
+          <w:sz w:val="24"/>
+        </w:rPr>
+        <w:t>The spatial road network was divided into 120 distinct benchmark segments across North Bengaluru. Algorithmic outputs were validated by comparing predicted safety scores against ground-truth municipal lighting audits and empirical corridor surveys.</w:t>
+      </w:r>
+    </w:p>
+    <w:p>
+      <w:pPr>
+        <w:keepNext/>
+        <w:spacing w:before="280" w:after="120"/>
+      </w:pPr>
+      <w:r>
+        <w:rPr>
+          <w:rFonts w:ascii="Times New Roman" w:hAnsi="Times New Roman"/>
+          <w:b/>
+          <w:color w:val="0F172A"/>
+          <w:sz w:val="28"/>
+        </w:rPr>
+        <w:t>4.5 DATA SET DESCRIPTION</w:t>
+      </w:r>
+    </w:p>
+    <w:p>
+      <w:pPr>
+        <w:keepNext/>
+        <w:spacing w:before="200" w:after="80"/>
+      </w:pPr>
+      <w:r>
+        <w:rPr>
+          <w:rFonts w:ascii="Times New Roman" w:hAnsi="Times New Roman"/>
+          <w:b/>
+          <w:color w:val="1E293B"/>
+          <w:sz w:val="24"/>
+        </w:rPr>
+        <w:t>4.5.1 Data Acquisition and Understanding</w:t>
+      </w:r>
+    </w:p>
+    <w:p>
+      <w:pPr>
+        <w:spacing w:before="0" w:after="120" w:line="360" w:lineRule="auto"/>
+        <w:jc w:val="both"/>
+      </w:pPr>
+      <w:r>
+        <w:rPr>
+          <w:rFonts w:ascii="Times New Roman" w:hAnsi="Times New Roman"/>
+          <w:color w:val="1E293B"/>
+          <w:sz w:val="24"/>
+        </w:rPr>
+        <w:t>The validation testbed encompasses a 3.4 km arterial and residential corridor connecting Hebbal Railway Station to Manyata Embassy Business Park in North Bengaluru. Ground-truth attributes include 120 verified road segments, 14 verified 24/7 safe havens, and 45 crowdsourced incident reports.</w:t>
+      </w:r>
+    </w:p>
+    <w:p>
+      <w:pPr>
+        <w:keepNext/>
+        <w:spacing w:before="200" w:after="80"/>
+      </w:pPr>
+      <w:r>
+        <w:rPr>
+          <w:rFonts w:ascii="Times New Roman" w:hAnsi="Times New Roman"/>
+          <w:b/>
+          <w:color w:val="1E293B"/>
+          <w:sz w:val="24"/>
+        </w:rPr>
+        <w:t>4.5.2 Feature Engineering and Sequence Construction</w:t>
+      </w:r>
+    </w:p>
+    <w:p>
+      <w:pPr>
+        <w:spacing w:before="0" w:after="120" w:line="360" w:lineRule="auto"/>
+        <w:jc w:val="both"/>
+      </w:pPr>
+      <w:r>
+        <w:rPr>
+          <w:rFonts w:ascii="Times New Roman" w:hAnsi="Times New Roman"/>
+          <w:color w:val="1E293B"/>
+          <w:sz w:val="24"/>
+        </w:rPr>
+        <w:t>Attributes were extracted into normalized GeoJSON feature collections, encoding segment IDs, street lighting flags, haven proximity counts, and time-decayed hazard densities.</w:t>
+      </w:r>
+    </w:p>
+    <w:p>
+      <w:pPr>
+        <w:keepNext/>
+        <w:spacing w:before="200" w:after="80"/>
+      </w:pPr>
+      <w:r>
+        <w:rPr>
+          <w:rFonts w:ascii="Times New Roman" w:hAnsi="Times New Roman"/>
+          <w:b/>
+          <w:color w:val="1E293B"/>
+          <w:sz w:val="24"/>
+        </w:rPr>
+        <w:t>4.5.3 Synthetic Data Generation / Corridor Simulation</w:t>
+      </w:r>
+    </w:p>
+    <w:p>
+      <w:pPr>
+        <w:spacing w:before="0" w:after="120" w:line="360" w:lineRule="auto"/>
+        <w:jc w:val="both"/>
+      </w:pPr>
+      <w:r>
+        <w:rPr>
+          <w:rFonts w:ascii="Times New Roman" w:hAnsi="Times New Roman"/>
+          <w:color w:val="1E293B"/>
+          <w:sz w:val="24"/>
+        </w:rPr>
+        <w:t>To stress-test pathfinding scalability under dense reporting loads, 1,000 synthetic incident reports were generated across the corridor topology, evaluating edge cost re-weighting speed and route stability.</w:t>
+      </w:r>
+    </w:p>
+    <w:p>
+      <w:pPr>
+        <w:keepNext/>
+        <w:spacing w:before="280" w:after="120"/>
+      </w:pPr>
+      <w:r>
+        <w:rPr>
+          <w:rFonts w:ascii="Times New Roman" w:hAnsi="Times New Roman"/>
+          <w:b/>
+          <w:color w:val="0F172A"/>
+          <w:sz w:val="28"/>
+        </w:rPr>
+        <w:t>4.6 WORKFLOW DIAGRAM</w:t>
+      </w:r>
+    </w:p>
+    <w:p>
+      <w:pPr>
+        <w:spacing w:before="0" w:after="120" w:line="360" w:lineRule="auto"/>
+        <w:jc w:val="both"/>
+      </w:pPr>
+      <w:r>
+        <w:rPr>
+          <w:rFonts w:ascii="Times New Roman" w:hAnsi="Times New Roman"/>
+          <w:color w:val="1E293B"/>
+          <w:sz w:val="24"/>
+        </w:rPr>
+        <w:t>Figure 4.2 illustrates the end-to-end operational workflow of SafeCity—from client telemetry ingestion through multi-criteria pathfinding, live virtual escort monitoring, and autonomous 180s inactivity escalation.</w:t>
+      </w:r>
+    </w:p>
+    <w:tbl>
+      <w:tblPr>
+        <w:tblW w:type="auto" w:w="0"/>
+        <w:jc w:val="center"/>
+        <w:tblLayout w:type="fixed"/>
+        <w:tblLook w:firstColumn="1" w:firstRow="1" w:lastColumn="0" w:lastRow="0" w:noHBand="0" w:noVBand="1" w:val="04A0"/>
+      </w:tblPr>
+      <w:tblGrid>
+        <w:gridCol w:w="8669"/>
+      </w:tblGrid>
+      <w:tr>
+        <w:tc>
+          <w:tcPr>
+            <w:tcW w:type="dxa" w:w="8640"/>
+            <w:shd w:fill="F0F9FF"/>
+            <w:tcMar>
+              <w:top w:w="120" w:type="dxa"/>
+              <w:bottom w:w="120" w:type="dxa"/>
+              <w:left w:w="180" w:type="dxa"/>
+              <w:right w:w="180" w:type="dxa"/>
+            </w:tcMar>
+            <w:tcBorders>
+              <w:left w:val="single" w:sz="24" w:space="0" w:color="0284C7"/>
+              <w:top w:val="none"/>
+              <w:right w:val="none"/>
+              <w:bottom w:val="none"/>
+            </w:tcBorders>
+          </w:tcPr>
+          <w:p>
+            <w:pPr>
+              <w:spacing w:before="0" w:after="80"/>
+            </w:pPr>
+            <w:r>
+              <w:rPr>
+                <w:rFonts w:ascii="Times New Roman" w:hAnsi="Times New Roman"/>
+                <w:b/>
+                <w:color w:val="0F172A"/>
+                <w:sz w:val="24"/>
+              </w:rPr>
+              <w:t>SafeCity End-to-End Operational Workflow</w:t>
+            </w:r>
+          </w:p>
+          <w:p>
+            <w:pPr>
+              <w:spacing w:before="0" w:after="60" w:line="312" w:lineRule="auto"/>
+            </w:pPr>
+            <w:r>
+              <w:rPr>
+                <w:rFonts w:ascii="Times New Roman" w:hAnsi="Times New Roman"/>
+                <w:b/>
+                <w:color w:val="0F172A"/>
+                <w:sz w:val="22"/>
+              </w:rPr>
+              <w:t xml:space="preserve">• Step 1: Commuter Session Start: </w:t>
+            </w:r>
+            <w:r>
+              <w:rPr>
+                <w:rFonts w:ascii="Times New Roman" w:hAnsi="Times New Roman"/>
+                <w:color w:val="334155"/>
+                <w:sz w:val="22"/>
+              </w:rPr>
+              <w:t>User launches PWA; Service Worker loads cached shell; GPS establishes client fix.</w:t>
+            </w:r>
+          </w:p>
+          <w:p>
+            <w:pPr>
+              <w:spacing w:before="0" w:after="60" w:line="312" w:lineRule="auto"/>
+            </w:pPr>
+            <w:r>
+              <w:rPr>
+                <w:rFonts w:ascii="Times New Roman" w:hAnsi="Times New Roman"/>
+                <w:b/>
+                <w:color w:val="0F172A"/>
+                <w:sz w:val="22"/>
+              </w:rPr>
+              <w:t xml:space="preserve">• Step 2: Proactive Safety Pathfinding: </w:t>
+            </w:r>
+            <w:r>
+              <w:rPr>
+                <w:rFonts w:ascii="Times New Roman" w:hAnsi="Times New Roman"/>
+                <w:color w:val="334155"/>
+                <w:sz w:val="22"/>
+              </w:rPr>
+              <w:t>User inputs destination; API queries spatial graph, applies temporal decay, evaluates illumination and havens, and returns safest route with 0-100 safety score.</w:t>
+            </w:r>
+          </w:p>
+          <w:p>
+            <w:pPr>
+              <w:spacing w:before="0" w:after="60" w:line="312" w:lineRule="auto"/>
+            </w:pPr>
+            <w:r>
+              <w:rPr>
+                <w:rFonts w:ascii="Times New Roman" w:hAnsi="Times New Roman"/>
+                <w:b/>
+                <w:color w:val="0F172A"/>
+                <w:sz w:val="22"/>
+              </w:rPr>
+              <w:t xml:space="preserve">• Step 3: 'Walk With Me' Escort Mode: </w:t>
+            </w:r>
+            <w:r>
+              <w:rPr>
+                <w:rFonts w:ascii="Times New Roman" w:hAnsi="Times New Roman"/>
+                <w:color w:val="334155"/>
+                <w:sz w:val="22"/>
+              </w:rPr>
+              <w:t>User activates escort; telemetry loop monitors velocity at 10-second intervals; verifies user progress along the corridor.</w:t>
+            </w:r>
+          </w:p>
+          <w:p>
+            <w:pPr>
+              <w:spacing w:before="0" w:after="60" w:line="312" w:lineRule="auto"/>
+            </w:pPr>
+            <w:r>
+              <w:rPr>
+                <w:rFonts w:ascii="Times New Roman" w:hAnsi="Times New Roman"/>
+                <w:b/>
+                <w:color w:val="0F172A"/>
+                <w:sz w:val="22"/>
+              </w:rPr>
+              <w:t xml:space="preserve">• Step 4: Autonomous 180s Watchdog: </w:t>
+            </w:r>
+            <w:r>
+              <w:rPr>
+                <w:rFonts w:ascii="Times New Roman" w:hAnsi="Times New Roman"/>
+                <w:color w:val="334155"/>
+                <w:sz w:val="22"/>
+              </w:rPr>
+              <w:t>If user remains stationary for 180 consecutive seconds in an unverified zone, system sounds warning chime and presents 15s 'I Am Safe' prompt.</w:t>
+            </w:r>
+          </w:p>
+          <w:p>
+            <w:pPr>
+              <w:spacing w:before="0" w:after="60" w:line="312" w:lineRule="auto"/>
+            </w:pPr>
+            <w:r>
+              <w:rPr>
+                <w:rFonts w:ascii="Times New Roman" w:hAnsi="Times New Roman"/>
+                <w:b/>
+                <w:color w:val="0F172A"/>
+                <w:sz w:val="22"/>
+              </w:rPr>
+              <w:t xml:space="preserve">• Step 5: Multi-Stage Emergency Escalation: </w:t>
+            </w:r>
+            <w:r>
+              <w:rPr>
+                <w:rFonts w:ascii="Times New Roman" w:hAnsi="Times New Roman"/>
+                <w:color w:val="334155"/>
+                <w:sz w:val="22"/>
+              </w:rPr>
+              <w:t>If prompt expires without confirmation, system sounds 105 dB local siren and broadcasts distress SMS with quantized GPS coordinates to registered emergency contacts.</w:t>
+            </w:r>
+          </w:p>
+        </w:tc>
+      </w:tr>
+    </w:tbl>
+    <w:p>
+      <w:pPr>
+        <w:spacing w:before="0" w:after="80"/>
+      </w:pPr>
+    </w:p>
+    <w:p>
+      <w:pPr>
+        <w:keepNext/>
+        <w:spacing w:before="280" w:after="120"/>
+      </w:pPr>
+      <w:r>
+        <w:rPr>
+          <w:rFonts w:ascii="Times New Roman" w:hAnsi="Times New Roman"/>
+          <w:b/>
+          <w:color w:val="0F172A"/>
+          <w:sz w:val="28"/>
+        </w:rPr>
+        <w:t>4.7 SUMMARY</w:t>
+      </w:r>
+    </w:p>
+    <w:p>
+      <w:pPr>
+        <w:spacing w:before="0" w:after="120" w:line="360" w:lineRule="auto"/>
+        <w:jc w:val="both"/>
+      </w:pPr>
+      <w:r>
+        <w:rPr>
+          <w:rFonts w:ascii="Times New Roman" w:hAnsi="Times New Roman"/>
+          <w:color w:val="1E293B"/>
+          <w:sz w:val="24"/>
+        </w:rPr>
+        <w:t>The SafeCity methodology provides a mathematically sound, privacy-preserving, and computationally efficient framework for proactive pedestrian safety navigation and autonomous emergency watchdog monitoring.</w:t>
+      </w:r>
+    </w:p>
+    <w:p>
+      <w:r>
+        <w:br w:type="page"/>
+      </w:r>
+    </w:p>
+    <w:p>
+      <w:pPr>
+        <w:keepNext/>
+        <w:spacing w:before="480" w:after="80"/>
+        <w:jc w:val="center"/>
+      </w:pPr>
+      <w:r>
+        <w:rPr>
+          <w:rFonts w:ascii="Times New Roman" w:hAnsi="Times New Roman"/>
+          <w:b/>
+          <w:color w:val="0F172A"/>
+          <w:sz w:val="32"/>
+        </w:rPr>
+        <w:t>CHAPTER-5</w:t>
+      </w:r>
+    </w:p>
+    <w:p>
+      <w:pPr>
+        <w:keepNext/>
+        <w:spacing w:before="0" w:after="360"/>
+        <w:jc w:val="center"/>
+      </w:pPr>
+      <w:r>
+        <w:rPr>
+          <w:rFonts w:ascii="Times New Roman" w:hAnsi="Times New Roman"/>
+          <w:b/>
+          <w:color w:val="0F172A"/>
+          <w:sz w:val="32"/>
+        </w:rPr>
+        <w:t>OBJECTIVES</w:t>
+      </w:r>
+    </w:p>
+    <w:p>
+      <w:pPr>
+        <w:keepNext/>
+        <w:spacing w:before="280" w:after="120"/>
+      </w:pPr>
+      <w:r>
+        <w:rPr>
+          <w:rFonts w:ascii="Times New Roman" w:hAnsi="Times New Roman"/>
+          <w:b/>
+          <w:color w:val="0F172A"/>
+          <w:sz w:val="28"/>
+        </w:rPr>
+        <w:t>5.1 PRIMARY RESEARCH OBJECTIVES</w:t>
+      </w:r>
+    </w:p>
+    <w:p>
+      <w:pPr>
+        <w:spacing w:before="0" w:after="120" w:line="360" w:lineRule="auto"/>
+        <w:jc w:val="both"/>
+      </w:pPr>
+      <w:r>
+        <w:rPr>
+          <w:rFonts w:ascii="Times New Roman" w:hAnsi="Times New Roman"/>
+          <w:color w:val="1E293B"/>
+          <w:sz w:val="24"/>
+        </w:rPr>
+        <w:t>The overarching research objective of SafeCity is to conceptualize, engineer, and validate an accessible, community-driven civic safety platform that transforms passive citizen experiences into actionable spatial intelligence, mitigating transit risks for lone female commuters and vulnerable urban pedestrians.</w:t>
+      </w:r>
+    </w:p>
+    <w:p>
+      <w:pPr>
+        <w:keepNext/>
+        <w:spacing w:before="280" w:after="120"/>
+      </w:pPr>
+      <w:r>
+        <w:rPr>
+          <w:rFonts w:ascii="Times New Roman" w:hAnsi="Times New Roman"/>
+          <w:b/>
+          <w:color w:val="0F172A"/>
+          <w:sz w:val="28"/>
+        </w:rPr>
+        <w:t>5.2 SPECIFIC TECHNICAL OBJECTIVES</w:t>
+      </w:r>
+    </w:p>
+    <w:p>
+      <w:pPr>
+        <w:spacing w:before="0" w:after="120" w:line="360" w:lineRule="auto"/>
+        <w:jc w:val="both"/>
+      </w:pPr>
+      <w:r>
+        <w:rPr>
+          <w:rFonts w:ascii="Times New Roman" w:hAnsi="Times New Roman"/>
+          <w:color w:val="1E293B"/>
+          <w:sz w:val="24"/>
+        </w:rPr>
+        <w:t>The project defines five core technical and engineering objectives:</w:t>
+      </w:r>
+    </w:p>
+    <w:p>
+      <w:pPr>
+        <w:pStyle w:val="ListBullet"/>
+        <w:spacing w:before="0" w:after="80" w:line="360" w:lineRule="auto"/>
+        <w:jc w:val="both"/>
+      </w:pPr>
+      <w:r>
+        <w:rPr>
+          <w:rFonts w:ascii="Times New Roman" w:hAnsi="Times New Roman"/>
+          <w:b/>
+          <w:color w:val="0F172A"/>
+          <w:sz w:val="24"/>
+        </w:rPr>
+        <w:t>Objective 1: Privacy-First Ingestion:</w:t>
+      </w:r>
+      <w:r>
+        <w:rPr>
+          <w:rFonts w:ascii="Times New Roman" w:hAnsi="Times New Roman"/>
+          <w:color w:val="1E293B"/>
+          <w:sz w:val="24"/>
+        </w:rPr>
+        <w:t>Develop an anonymous incident reporting pipeline capturing spatial categories, severity ratings, and contextual narratives while enforcing 3-decimal coordinate quantization to guarantee citizen privacy.</w:t>
+      </w:r>
+    </w:p>
+    <w:p>
+      <w:pPr>
+        <w:pStyle w:val="ListBullet"/>
+        <w:spacing w:before="0" w:after="80" w:line="360" w:lineRule="auto"/>
+        <w:jc w:val="both"/>
+      </w:pPr>
+      <w:r>
+        <w:rPr>
+          <w:rFonts w:ascii="Times New Roman" w:hAnsi="Times New Roman"/>
+          <w:b/>
+          <w:color w:val="0F172A"/>
+          <w:sz w:val="24"/>
+        </w:rPr>
+        <w:t>Objective 2: Proactive Safety Routing:</w:t>
+      </w:r>
+      <w:r>
+        <w:rPr>
+          <w:rFonts w:ascii="Times New Roman" w:hAnsi="Times New Roman"/>
+          <w:color w:val="1E293B"/>
+          <w:sz w:val="24"/>
+        </w:rPr>
+        <w:t>Formulate a multi-criteria graph pathfinding algorithm that dynamically optimizes route selection by penalizing decayed hazard clusters and unlit streets while rewarding sanctuary proximity, executing within sub-200 ms latency.</w:t>
+      </w:r>
+    </w:p>
+    <w:p>
+      <w:pPr>
+        <w:pStyle w:val="ListBullet"/>
+        <w:spacing w:before="0" w:after="80" w:line="360" w:lineRule="auto"/>
+        <w:jc w:val="both"/>
+      </w:pPr>
+      <w:r>
+        <w:rPr>
+          <w:rFonts w:ascii="Times New Roman" w:hAnsi="Times New Roman"/>
+          <w:b/>
+          <w:color w:val="0F172A"/>
+          <w:sz w:val="24"/>
+        </w:rPr>
+        <w:t>Objective 3: Autonomous Escort Watchdog:</w:t>
+      </w:r>
+      <w:r>
+        <w:rPr>
+          <w:rFonts w:ascii="Times New Roman" w:hAnsi="Times New Roman"/>
+          <w:color w:val="1E293B"/>
+          <w:sz w:val="24"/>
+        </w:rPr>
+        <w:t>Construct an autonomous, zero-cognitive-load virtual escort watchdog ('Walk With Me') capable of detecting 180 seconds of unexplained stationary inactivity and triggering multi-stage acoustic and SMS distress escalation.</w:t>
+      </w:r>
+    </w:p>
+    <w:p>
+      <w:pPr>
+        <w:pStyle w:val="ListBullet"/>
+        <w:spacing w:before="0" w:after="80" w:line="360" w:lineRule="auto"/>
+        <w:jc w:val="both"/>
+      </w:pPr>
+      <w:r>
+        <w:rPr>
+          <w:rFonts w:ascii="Times New Roman" w:hAnsi="Times New Roman"/>
+          <w:b/>
+          <w:color w:val="0F172A"/>
+          <w:sz w:val="24"/>
+        </w:rPr>
+        <w:t>Objective 4: Community Verification &amp; Moderation:</w:t>
+      </w:r>
+      <w:r>
+        <w:rPr>
+          <w:rFonts w:ascii="Times New Roman" w:hAnsi="Times New Roman"/>
+          <w:color w:val="1E293B"/>
+          <w:sz w:val="24"/>
+        </w:rPr>
+        <w:t>Implement a two-tier administrative moderation queue with role-based access control (RBAC) to review, verify, and filter incoming citizen reports, eliminating malicious spam and commercial disinformation.</w:t>
+      </w:r>
+    </w:p>
+    <w:p>
+      <w:pPr>
+        <w:pStyle w:val="ListBullet"/>
+        <w:spacing w:before="0" w:after="80" w:line="360" w:lineRule="auto"/>
+        <w:jc w:val="both"/>
+      </w:pPr>
+      <w:r>
+        <w:rPr>
+          <w:rFonts w:ascii="Times New Roman" w:hAnsi="Times New Roman"/>
+          <w:b/>
+          <w:color w:val="0F172A"/>
+          <w:sz w:val="24"/>
+        </w:rPr>
+        <w:t>Objective 5: Cross-Platform PWA Deployment:</w:t>
+      </w:r>
+      <w:r>
+        <w:rPr>
+          <w:rFonts w:ascii="Times New Roman" w:hAnsi="Times New Roman"/>
+          <w:color w:val="1E293B"/>
+          <w:sz w:val="24"/>
+        </w:rPr>
+        <w:t>Architect and deploy a high-performance, cross-platform Progressive Web Application (PWA) with Service Worker offline shell caching, achieving seamless execution across Android and iOS mobile viewports without app-store installation friction.</w:t>
+      </w:r>
+    </w:p>
+    <w:p>
+      <w:pPr>
+        <w:keepNext/>
+        <w:spacing w:before="280" w:after="120"/>
+      </w:pPr>
+      <w:r>
+        <w:rPr>
+          <w:rFonts w:ascii="Times New Roman" w:hAnsi="Times New Roman"/>
+          <w:b/>
+          <w:color w:val="0F172A"/>
+          <w:sz w:val="28"/>
+        </w:rPr>
+        <w:t>5.3 SOCIETAL AND REGULATORY ALIGNMENT OBJECTIVES</w:t>
+      </w:r>
+    </w:p>
+    <w:p>
+      <w:pPr>
+        <w:spacing w:before="0" w:after="120" w:line="360" w:lineRule="auto"/>
+        <w:jc w:val="both"/>
+      </w:pPr>
+      <w:r>
+        <w:rPr>
+          <w:rFonts w:ascii="Times New Roman" w:hAnsi="Times New Roman"/>
+          <w:color w:val="1E293B"/>
+          <w:sz w:val="24"/>
+        </w:rPr>
+        <w:t>Beyond technical milestones, SafeCity is engineered to fulfill critical regulatory and societal imperatives:</w:t>
+      </w:r>
+    </w:p>
+    <w:p>
+      <w:pPr>
+        <w:pStyle w:val="ListBullet"/>
+        <w:spacing w:before="0" w:after="80" w:line="360" w:lineRule="auto"/>
+        <w:jc w:val="both"/>
+      </w:pPr>
+      <w:r>
+        <w:rPr>
+          <w:rFonts w:ascii="Times New Roman" w:hAnsi="Times New Roman"/>
+          <w:b/>
+          <w:color w:val="0F172A"/>
+          <w:sz w:val="24"/>
+        </w:rPr>
+        <w:t>DPDP Act 2023 Compliance:</w:t>
+      </w:r>
+      <w:r>
+        <w:rPr>
+          <w:rFonts w:ascii="Times New Roman" w:hAnsi="Times New Roman"/>
+          <w:color w:val="1E293B"/>
+          <w:sz w:val="24"/>
+        </w:rPr>
+        <w:t>Ensure strict compliance with Section 8(1) of the Indian Digital Personal Data Protection (DPDP) Act of 2023 and the Information Technology Act of 2000 through zero-PII mandatory registration and local telemetry processing.</w:t>
+      </w:r>
+    </w:p>
+    <w:p>
+      <w:pPr>
+        <w:pStyle w:val="ListBullet"/>
+        <w:spacing w:before="0" w:after="80" w:line="360" w:lineRule="auto"/>
+        <w:jc w:val="both"/>
+      </w:pPr>
+      <w:r>
+        <w:rPr>
+          <w:rFonts w:ascii="Times New Roman" w:hAnsi="Times New Roman"/>
+          <w:b/>
+          <w:color w:val="0F172A"/>
+          <w:sz w:val="24"/>
+        </w:rPr>
+        <w:t>UN SDG 5 (Gender Equality):</w:t>
+      </w:r>
+      <w:r>
+        <w:rPr>
+          <w:rFonts w:ascii="Times New Roman" w:hAnsi="Times New Roman"/>
+          <w:color w:val="1E293B"/>
+          <w:sz w:val="24"/>
+        </w:rPr>
+        <w:t>Target 5.1 &amp; 5.2 — Eliminate all forms of violence, harassment, and discrimination against women in public transit spaces by overcoming the criminological dark figure of crime.</w:t>
+      </w:r>
+    </w:p>
+    <w:p>
+      <w:pPr>
+        <w:pStyle w:val="ListBullet"/>
+        <w:spacing w:before="0" w:after="80" w:line="360" w:lineRule="auto"/>
+        <w:jc w:val="both"/>
+      </w:pPr>
+      <w:r>
+        <w:rPr>
+          <w:rFonts w:ascii="Times New Roman" w:hAnsi="Times New Roman"/>
+          <w:b/>
+          <w:color w:val="0F172A"/>
+          <w:sz w:val="24"/>
+        </w:rPr>
+        <w:t>UN SDG 9 (Resilient Infrastructure):</w:t>
+      </w:r>
+      <w:r>
+        <w:rPr>
+          <w:rFonts w:ascii="Times New Roman" w:hAnsi="Times New Roman"/>
+          <w:color w:val="1E293B"/>
+          <w:sz w:val="24"/>
+        </w:rPr>
+        <w:t>Target 9.1 &amp; 9.c — Provide inclusive, low-bandwidth civic technology operable on degraded 2G/3G mobile networks in urban peripheries.</w:t>
+      </w:r>
+    </w:p>
+    <w:p>
+      <w:pPr>
+        <w:pStyle w:val="ListBullet"/>
+        <w:spacing w:before="0" w:after="80" w:line="360" w:lineRule="auto"/>
+        <w:jc w:val="both"/>
+      </w:pPr>
+      <w:r>
+        <w:rPr>
+          <w:rFonts w:ascii="Times New Roman" w:hAnsi="Times New Roman"/>
+          <w:b/>
+          <w:color w:val="0F172A"/>
+          <w:sz w:val="24"/>
+        </w:rPr>
+        <w:t>UN SDG 11 (Sustainable Cities):</w:t>
+      </w:r>
+      <w:r>
+        <w:rPr>
+          <w:rFonts w:ascii="Times New Roman" w:hAnsi="Times New Roman"/>
+          <w:color w:val="1E293B"/>
+          <w:sz w:val="24"/>
+        </w:rPr>
+        <w:t>Target 11.2 &amp; 11.7 — Provide safe, accessible, and sustainable urban transit corridors and illuminated public spaces for women, children, and persons with disabilities.</w:t>
+      </w:r>
+    </w:p>
+    <w:p>
+      <w:pPr>
+        <w:pStyle w:val="ListBullet"/>
+        <w:spacing w:before="0" w:after="80" w:line="360" w:lineRule="auto"/>
+        <w:jc w:val="both"/>
+      </w:pPr>
+      <w:r>
+        <w:rPr>
+          <w:rFonts w:ascii="Times New Roman" w:hAnsi="Times New Roman"/>
+          <w:b/>
+          <w:color w:val="0F172A"/>
+          <w:sz w:val="24"/>
+        </w:rPr>
+        <w:t>UN SDG 16 (Peace, Justice &amp; Strong Institutions):</w:t>
+      </w:r>
+      <w:r>
+        <w:rPr>
+          <w:rFonts w:ascii="Times New Roman" w:hAnsi="Times New Roman"/>
+          <w:color w:val="1E293B"/>
+          <w:sz w:val="24"/>
+        </w:rPr>
+        <w:t>Target 16.1 &amp; 16.6 — Promote transparent, accountable civic institutions and empirical hazard auditing to assist municipal corporations and law enforcement.</w:t>
+      </w:r>
+    </w:p>
+    <w:p>
+      <w:pPr>
+        <w:keepNext/>
+        <w:spacing w:before="280" w:after="120"/>
+      </w:pPr>
+      <w:r>
+        <w:rPr>
+          <w:rFonts w:ascii="Times New Roman" w:hAnsi="Times New Roman"/>
+          <w:b/>
+          <w:color w:val="0F172A"/>
+          <w:sz w:val="28"/>
+        </w:rPr>
+        <w:t>5.4 SUMMARY</w:t>
+      </w:r>
+    </w:p>
+    <w:p>
+      <w:pPr>
+        <w:spacing w:before="0" w:after="120" w:line="360" w:lineRule="auto"/>
+        <w:jc w:val="both"/>
+      </w:pPr>
+      <w:r>
+        <w:rPr>
+          <w:rFonts w:ascii="Times New Roman" w:hAnsi="Times New Roman"/>
+          <w:color w:val="1E293B"/>
+          <w:sz w:val="24"/>
+        </w:rPr>
+        <w:t>Together, these objectives establish a clear, holistic roadmap uniting software engineering rigor, mathematical optimization, and statutory human-rights compliance.</w:t>
+      </w:r>
+    </w:p>
+    <w:p>
+      <w:r>
+        <w:br w:type="page"/>
+      </w:r>
+    </w:p>
+    <w:p>
+      <w:pPr>
+        <w:keepNext/>
+        <w:spacing w:before="480" w:after="80"/>
+        <w:jc w:val="center"/>
+      </w:pPr>
+      <w:r>
+        <w:rPr>
+          <w:rFonts w:ascii="Times New Roman" w:hAnsi="Times New Roman"/>
+          <w:b/>
+          <w:color w:val="0F172A"/>
+          <w:sz w:val="32"/>
+        </w:rPr>
+        <w:t>CHAPTER-6</w:t>
+      </w:r>
+    </w:p>
+    <w:p>
+      <w:pPr>
+        <w:keepNext/>
+        <w:spacing w:before="0" w:after="360"/>
+        <w:jc w:val="center"/>
+      </w:pPr>
+      <w:r>
+        <w:rPr>
+          <w:rFonts w:ascii="Times New Roman" w:hAnsi="Times New Roman"/>
+          <w:b/>
+          <w:color w:val="0F172A"/>
+          <w:sz w:val="32"/>
+        </w:rPr>
+        <w:t>SYSTEM DESIGN AND IMPLEMENTATION</w:t>
+      </w:r>
+    </w:p>
+    <w:p>
+      <w:pPr>
+        <w:keepNext/>
+        <w:spacing w:before="280" w:after="120"/>
+      </w:pPr>
+      <w:r>
+        <w:rPr>
+          <w:rFonts w:ascii="Times New Roman" w:hAnsi="Times New Roman"/>
+          <w:b/>
+          <w:color w:val="0F172A"/>
+          <w:sz w:val="28"/>
+        </w:rPr>
+        <w:t>6.1 MODULE-WISE IMPLEMENTATION DETAILS</w:t>
+      </w:r>
+    </w:p>
+    <w:p>
+      <w:pPr>
+        <w:keepNext/>
+        <w:spacing w:before="200" w:after="80"/>
+      </w:pPr>
+      <w:r>
+        <w:rPr>
+          <w:rFonts w:ascii="Times New Roman" w:hAnsi="Times New Roman"/>
+          <w:b/>
+          <w:color w:val="1E293B"/>
+          <w:sz w:val="24"/>
+        </w:rPr>
+        <w:t>6.1.1 Data Preparation and Encoding Module</w:t>
+      </w:r>
+    </w:p>
+    <w:p>
+      <w:pPr>
+        <w:spacing w:before="0" w:after="120" w:line="360" w:lineRule="auto"/>
+        <w:jc w:val="both"/>
+      </w:pPr>
+      <w:r>
+        <w:rPr>
+          <w:rFonts w:ascii="Times New Roman" w:hAnsi="Times New Roman"/>
+          <w:color w:val="1E293B"/>
+          <w:sz w:val="24"/>
+        </w:rPr>
+        <w:t>The incident intake pipeline is implemented in Node.js/Express. When an incident payload is received via POST /api/incidents, the server strips device fingerprints, validates category tokens, sanitizes HTML descriptions, and truncates raw latitude and longitude to three decimal places (~110 m spatial cell resolution). The record is tagged with an initial moderation status ('PENDING') and saved to the spatial database.</w:t>
+      </w:r>
+    </w:p>
+    <w:p>
+      <w:pPr>
+        <w:keepNext/>
+        <w:spacing w:before="200" w:after="80"/>
+      </w:pPr>
+      <w:r>
+        <w:rPr>
+          <w:rFonts w:ascii="Times New Roman" w:hAnsi="Times New Roman"/>
+          <w:b/>
+          <w:color w:val="1E293B"/>
+          <w:sz w:val="24"/>
+        </w:rPr>
+        <w:t>6.1.2 Sequence Construction and Windowing Module</w:t>
+      </w:r>
+    </w:p>
+    <w:p>
+      <w:pPr>
+        <w:spacing w:before="0" w:after="120" w:line="360" w:lineRule="auto"/>
+        <w:jc w:val="both"/>
+      </w:pPr>
+      <w:r>
+        <w:rPr>
+          <w:rFonts w:ascii="Times New Roman" w:hAnsi="Times New Roman"/>
+          <w:color w:val="1E293B"/>
+          <w:sz w:val="24"/>
+        </w:rPr>
+        <w:t>The 'Walk With Me' escort module maintains a client-side sliding window of GPS fixes sampled every 10 seconds. Each fix records timestamp, latitude, longitude, and estimated horizontal accuracy. Displacement between successive fixes is computed via Haversine formulation. If displacement is less than 5 meters for 18 consecutive samples (180 seconds) outside a 300 m verified safe haven buffer, the inactivity watchdog triggers.</w:t>
+      </w:r>
+    </w:p>
+    <w:p>
+      <w:pPr>
+        <w:keepNext/>
+        <w:spacing w:before="200" w:after="80"/>
+      </w:pPr>
+      <w:r>
+        <w:rPr>
+          <w:rFonts w:ascii="Times New Roman" w:hAnsi="Times New Roman"/>
+          <w:b/>
+          <w:color w:val="1E293B"/>
+          <w:sz w:val="24"/>
+        </w:rPr>
+        <w:t>6.1.3 Model Architecture and Model Training</w:t>
+      </w:r>
+    </w:p>
+    <w:p>
+      <w:pPr>
+        <w:spacing w:before="0" w:after="120" w:line="360" w:lineRule="auto"/>
+        <w:jc w:val="both"/>
+      </w:pPr>
+      <w:r>
+        <w:rPr>
+          <w:rFonts w:ascii="Times New Roman" w:hAnsi="Times New Roman"/>
+          <w:color w:val="1E293B"/>
+          <w:sz w:val="24"/>
+        </w:rPr>
+        <w:t>The multi-criteria route optimization engine implements a modified Dijkstra graph solver. Edge costs are computed dynamically by weighting physical distance, decayed incident penalties (Equation 4.2), illumination scores, and haven proximity buffers. Route computation executes in sub-150 ms across metropolitan graphs.</w:t>
+      </w:r>
+    </w:p>
+    <w:p>
+      <w:pPr>
+        <w:keepNext/>
+        <w:spacing w:before="280" w:after="120"/>
+      </w:pPr>
+      <w:r>
+        <w:rPr>
+          <w:rFonts w:ascii="Times New Roman" w:hAnsi="Times New Roman"/>
+          <w:b/>
+          <w:color w:val="0F172A"/>
+          <w:sz w:val="28"/>
+        </w:rPr>
+        <w:t>6.2 ALGORITHMS</w:t>
+      </w:r>
+    </w:p>
+    <w:p>
+      <w:pPr>
+        <w:spacing w:before="0" w:after="120" w:line="360" w:lineRule="auto"/>
+        <w:jc w:val="both"/>
+      </w:pPr>
+      <w:r>
+        <w:rPr>
+          <w:rFonts w:ascii="Times New Roman" w:hAnsi="Times New Roman"/>
+          <w:color w:val="1E293B"/>
+          <w:sz w:val="24"/>
+        </w:rPr>
+        <w:t>The platform executes three primary algorithms: Algorithm 1 calculates multi-criteria edge costs and extracts the safest path; Algorithm 2 manages the finite state machine for the 180s virtual escort watchdog; and Algorithm 3 enforces 3-decimal coordinate quantization during incident ingestion. Detailed formal algorithmic pseudocode specifications for all three routines are catalogued in Appendix-A.</w:t>
+      </w:r>
+    </w:p>
+    <w:p>
+      <w:pPr>
+        <w:keepNext/>
+        <w:spacing w:before="280" w:after="120"/>
+      </w:pPr>
+      <w:r>
+        <w:rPr>
+          <w:rFonts w:ascii="Times New Roman" w:hAnsi="Times New Roman"/>
+          <w:b/>
+          <w:color w:val="0F172A"/>
+          <w:sz w:val="28"/>
+        </w:rPr>
+        <w:t>6.3 SCREENSHOTS</w:t>
+      </w:r>
+    </w:p>
+    <w:p>
+      <w:pPr>
+        <w:spacing w:before="0" w:after="120" w:line="360" w:lineRule="auto"/>
+        <w:jc w:val="both"/>
+      </w:pPr>
+      <w:r>
+        <w:rPr>
+          <w:rFonts w:ascii="Times New Roman" w:hAnsi="Times New Roman"/>
+          <w:color w:val="1E293B"/>
+          <w:sz w:val="24"/>
+        </w:rPr>
+        <w:t>The user interfaces of SafeCity were designed following high-contrast, touch-optimized ergonomics for stressful nocturnal transit. Figures 6.1, 6.2, and 6.3 showcase the primary production interfaces:</w:t>
+      </w:r>
+    </w:p>
+    <w:p>
+      <w:pPr>
+        <w:spacing w:before="200" w:after="80"/>
+        <w:jc w:val="center"/>
+      </w:pPr>
+      <w:r>
+        <w:drawing>
+          <wp:inline xmlns:a="http://schemas.openxmlformats.org/drawingml/2006/main" xmlns:pic="http://schemas.openxmlformats.org/drawingml/2006/picture">
+            <wp:extent cx="4389120" cy="4230529"/>
+            <wp:docPr id="2" name="Picture 2"/>
+            <wp:cNvGraphicFramePr>
+              <a:graphicFrameLocks noChangeAspect="1"/>
+            </wp:cNvGraphicFramePr>
+            <a:graphic>
+              <a:graphicData uri="http://schemas.openxmlformats.org/drawingml/2006/picture">
+                <pic:pic>
+                  <pic:nvPicPr>
+                    <pic:cNvPr id="0" name="media_1792718731738_8e643368.jpg"/>
+                    <pic:cNvPicPr/>
+                  </pic:nvPicPr>
+                  <pic:blipFill>
+                    <a:blip r:embed="rId12"/>
+                    <a:stretch>
+                      <a:fillRect/>
+                    </a:stretch>
+                  </pic:blipFill>
+                  <pic:spPr>
+                    <a:xfrm>
+                      <a:off x="0" y="0"/>
+                      <a:ext cx="4389120" cy="4230529"/>
+                    </a:xfrm>
+                    <a:prstGeom prst="rect"/>
+                  </pic:spPr>
+                </pic:pic>
+              </a:graphicData>
+            </a:graphic>
+          </wp:inline>
+        </w:drawing>
+      </w:r>
+    </w:p>
+    <w:p>
+      <w:pPr>
+        <w:spacing w:before="40" w:after="280"/>
+        <w:jc w:val="center"/>
+      </w:pPr>
+      <w:r>
+        <w:rPr>
+          <w:rFonts w:ascii="Times New Roman" w:hAnsi="Times New Roman"/>
+          <w:b/>
+          <w:color w:val="0F172A"/>
+          <w:sz w:val="20"/>
+        </w:rPr>
         <w:t xml:space="preserve">Figure 6.1: </w:t>
       </w:r>
       <w:r>
@@ -11166,7 +11621,150 @@
           <w:color w:val="334155"/>
           <w:sz w:val="20"/>
         </w:rPr>
-        <w:t>SafeCity Four-Tier End-to-End System Architecture</w:t>
+        <w:t>Mobile Safety Dashboard &amp; High-Contrast Emergency SOS Button</w:t>
+      </w:r>
+    </w:p>
+    <w:p>
+      <w:pPr>
+        <w:spacing w:before="200" w:after="80"/>
+        <w:jc w:val="center"/>
+      </w:pPr>
+      <w:r>
+        <w:drawing>
+          <wp:inline xmlns:a="http://schemas.openxmlformats.org/drawingml/2006/main" xmlns:pic="http://schemas.openxmlformats.org/drawingml/2006/picture">
+            <wp:extent cx="4937760" cy="2984837"/>
+            <wp:docPr id="3" name="Picture 3"/>
+            <wp:cNvGraphicFramePr>
+              <a:graphicFrameLocks noChangeAspect="1"/>
+            </wp:cNvGraphicFramePr>
+            <a:graphic>
+              <a:graphicData uri="http://schemas.openxmlformats.org/drawingml/2006/picture">
+                <pic:pic>
+                  <pic:nvPicPr>
+                    <pic:cNvPr id="0" name="media_1792718803976_c3786d9d.png"/>
+                    <pic:cNvPicPr/>
+                  </pic:nvPicPr>
+                  <pic:blipFill>
+                    <a:blip r:embed="rId13"/>
+                    <a:stretch>
+                      <a:fillRect/>
+                    </a:stretch>
+                  </pic:blipFill>
+                  <pic:spPr>
+                    <a:xfrm>
+                      <a:off x="0" y="0"/>
+                      <a:ext cx="4937760" cy="2984837"/>
+                    </a:xfrm>
+                    <a:prstGeom prst="rect"/>
+                  </pic:spPr>
+                </pic:pic>
+              </a:graphicData>
+            </a:graphic>
+          </wp:inline>
+        </w:drawing>
+      </w:r>
+    </w:p>
+    <w:p>
+      <w:pPr>
+        <w:spacing w:before="40" w:after="280"/>
+        <w:jc w:val="center"/>
+      </w:pPr>
+      <w:r>
+        <w:rPr>
+          <w:rFonts w:ascii="Times New Roman" w:hAnsi="Times New Roman"/>
+          <w:b/>
+          <w:color w:val="0F172A"/>
+          <w:sz w:val="20"/>
+        </w:rPr>
+        <w:t xml:space="preserve">Figure 6.2: </w:t>
+      </w:r>
+      <w:r>
+        <w:rPr>
+          <w:rFonts w:ascii="Times New Roman" w:hAnsi="Times New Roman"/>
+          <w:i/>
+          <w:color w:val="334155"/>
+          <w:sz w:val="20"/>
+        </w:rPr>
+        <w:t>Privacy-Preserving 3-Decimal Coordinate Quantization Dialog</w:t>
+      </w:r>
+    </w:p>
+    <w:p>
+      <w:pPr>
+        <w:spacing w:before="200" w:after="80"/>
+        <w:jc w:val="center"/>
+      </w:pPr>
+      <w:r>
+        <w:drawing>
+          <wp:inline xmlns:a="http://schemas.openxmlformats.org/drawingml/2006/main" xmlns:pic="http://schemas.openxmlformats.org/drawingml/2006/picture">
+            <wp:extent cx="4937760" cy="3790117"/>
+            <wp:docPr id="4" name="Picture 4"/>
+            <wp:cNvGraphicFramePr>
+              <a:graphicFrameLocks noChangeAspect="1"/>
+            </wp:cNvGraphicFramePr>
+            <a:graphic>
+              <a:graphicData uri="http://schemas.openxmlformats.org/drawingml/2006/picture">
+                <pic:pic>
+                  <pic:nvPicPr>
+                    <pic:cNvPr id="0" name="media_1792716895360_d4676a25.png"/>
+                    <pic:cNvPicPr/>
+                  </pic:nvPicPr>
+                  <pic:blipFill>
+                    <a:blip r:embed="rId14"/>
+                    <a:stretch>
+                      <a:fillRect/>
+                    </a:stretch>
+                  </pic:blipFill>
+                  <pic:spPr>
+                    <a:xfrm>
+                      <a:off x="0" y="0"/>
+                      <a:ext cx="4937760" cy="3790117"/>
+                    </a:xfrm>
+                    <a:prstGeom prst="rect"/>
+                  </pic:spPr>
+                </pic:pic>
+              </a:graphicData>
+            </a:graphic>
+          </wp:inline>
+        </w:drawing>
+      </w:r>
+    </w:p>
+    <w:p>
+      <w:pPr>
+        <w:spacing w:before="40" w:after="280"/>
+        <w:jc w:val="center"/>
+      </w:pPr>
+      <w:r>
+        <w:rPr>
+          <w:rFonts w:ascii="Times New Roman" w:hAnsi="Times New Roman"/>
+          <w:b/>
+          <w:color w:val="0F172A"/>
+          <w:sz w:val="20"/>
+        </w:rPr>
+        <w:t xml:space="preserve">Figure 6.3: </w:t>
+      </w:r>
+      <w:r>
+        <w:rPr>
+          <w:rFonts w:ascii="Times New Roman" w:hAnsi="Times New Roman"/>
+          <w:i/>
+          <w:color w:val="334155"/>
+          <w:sz w:val="20"/>
+        </w:rPr>
+        <w:t>Multi-Criteria Safety Route Planner &amp; Corridor Risk Heatmap</w:t>
+      </w:r>
+    </w:p>
+    <w:p>
+      <w:pPr>
+        <w:keepNext/>
+        <w:spacing w:before="280" w:after="120"/>
+      </w:pPr>
+      <w:r>
+        <w:rPr>
+          <w:rFonts w:ascii="Times New Roman" w:hAnsi="Times New Roman"/>
+          <w:b/>
+          <w:color w:val="0F172A"/>
+          <w:sz w:val="28"/>
+        </w:rPr>
+        <w:t>6.4 INTEGRATION OF COMPONENTS</w:t>
       </w:r>
     </w:p>
     <w:p>
@@ -11180,103 +11778,7 @@
           <w:color w:val="1E293B"/>
           <w:sz w:val="24"/>
         </w:rPr>
-        <w:t>The four functional tiers operate as follows:</w:t>
-      </w:r>
-    </w:p>
-    <w:p>
-      <w:pPr>
-        <w:pStyle w:val="ListBullet"/>
-        <w:spacing w:before="0" w:after="80" w:line="360" w:lineRule="auto"/>
-        <w:jc w:val="both"/>
-      </w:pPr>
-      <w:r>
-        <w:rPr>
-          <w:rFonts w:ascii="Times New Roman" w:hAnsi="Times New Roman"/>
-          <w:b/>
-          <w:color w:val="0F172A"/>
-          <w:sz w:val="24"/>
-        </w:rPr>
-        <w:t>Tier 1: Client Presentation Layer:</w:t>
-      </w:r>
-      <w:r>
-        <w:rPr>
-          <w:rFonts w:ascii="Times New Roman" w:hAnsi="Times New Roman"/>
-          <w:color w:val="1E293B"/>
-          <w:sz w:val="24"/>
-        </w:rPr>
-        <w:t>Progressive Web App (PWA) client rendered using HTML5, CSS3, Tailwind CSS, and Leaflet GIS mapping. Communicates over secure HTTPS using asynchronous fetch calls and WebSocket telemetry listeners.</w:t>
-      </w:r>
-    </w:p>
-    <w:p>
-      <w:pPr>
-        <w:pStyle w:val="ListBullet"/>
-        <w:spacing w:before="0" w:after="80" w:line="360" w:lineRule="auto"/>
-        <w:jc w:val="both"/>
-      </w:pPr>
-      <w:r>
-        <w:rPr>
-          <w:rFonts w:ascii="Times New Roman" w:hAnsi="Times New Roman"/>
-          <w:b/>
-          <w:color w:val="0F172A"/>
-          <w:sz w:val="24"/>
-        </w:rPr>
-        <w:t>Tier 2: Application API Layer:</w:t>
-      </w:r>
-      <w:r>
-        <w:rPr>
-          <w:rFonts w:ascii="Times New Roman" w:hAnsi="Times New Roman"/>
-          <w:color w:val="1E293B"/>
-          <w:sz w:val="24"/>
-        </w:rPr>
-        <w:t>Node.js and Express.js REST API providing authenticated endpoints, JSON Web Token (JWT) verification, CORS policies, express-rate-limit protection, and client input sanitization.</w:t>
-      </w:r>
-    </w:p>
-    <w:p>
-      <w:pPr>
-        <w:pStyle w:val="ListBullet"/>
-        <w:spacing w:before="0" w:after="80" w:line="360" w:lineRule="auto"/>
-        <w:jc w:val="both"/>
-      </w:pPr>
-      <w:r>
-        <w:rPr>
-          <w:rFonts w:ascii="Times New Roman" w:hAnsi="Times New Roman"/>
-          <w:b/>
-          <w:color w:val="0F172A"/>
-          <w:sz w:val="24"/>
-        </w:rPr>
-        <w:t>Tier 3: Spatial Analytics &amp; Pathfinding Engine:</w:t>
-      </w:r>
-      <w:r>
-        <w:rPr>
-          <w:rFonts w:ascii="Times New Roman" w:hAnsi="Times New Roman"/>
-          <w:color w:val="1E293B"/>
-          <w:sz w:val="24"/>
-        </w:rPr>
-        <w:t>Executes multi-criteria edge cost calculations, temporal hazard decay computations, 3-decimal coordinate quantization, and haven proximity buffer indexing.</w:t>
-      </w:r>
-    </w:p>
-    <w:p>
-      <w:pPr>
-        <w:pStyle w:val="ListBullet"/>
-        <w:spacing w:before="0" w:after="80" w:line="360" w:lineRule="auto"/>
-        <w:jc w:val="both"/>
-      </w:pPr>
-      <w:r>
-        <w:rPr>
-          <w:rFonts w:ascii="Times New Roman" w:hAnsi="Times New Roman"/>
-          <w:b/>
-          <w:color w:val="0F172A"/>
-          <w:sz w:val="24"/>
-        </w:rPr>
-        <w:t>Tier 4: Spatial Persistence Layer:</w:t>
-      </w:r>
-      <w:r>
-        <w:rPr>
-          <w:rFonts w:ascii="Times New Roman" w:hAnsi="Times New Roman"/>
-          <w:color w:val="1E293B"/>
-          <w:sz w:val="24"/>
-        </w:rPr>
-        <w:t>MySQL 8.0 relational database with spatial extensions and PostGIS-compatible vector schemas, utilizing GiST spatial indexes for sub-millisecond bounding box queries.</w:t>
+        <w:t>Component integration operates through asynchronous REST APIs and WebSocket telemetry listeners. Table 6.1 outlines the technology stack deployed across each architectural layer.</w:t>
       </w:r>
     </w:p>
     <w:p>
@@ -12061,7 +12563,7 @@
           <w:color w:val="0F172A"/>
           <w:sz w:val="28"/>
         </w:rPr>
-        <w:t>6.2 FRONTEND PROGRESSIVE WEB APPLICATION (PWA) IMPLEMENTATION</w:t>
+        <w:t>6.5 SUMMARY</w:t>
       </w:r>
     </w:p>
     <w:p>
@@ -12075,333 +12577,7 @@
           <w:color w:val="1E293B"/>
           <w:sz w:val="24"/>
         </w:rPr>
-        <w:t>The user-facing client is implemented as a Progressive Web Application. Unlike native mobile apps requiring 50+ MB downloads from app stores, SafeCity delivers an initial gzipped bundle payload of only 1.34 MB. A custom Service Worker registers caching strategies: core UI shell assets (HTML, CSS, core JS, map marker assets) are cached locally under a Cache-First policy, enabling instantaneous re-renders in sub-50 ms. Dynamic API requests (route calculations, haven queries) execute under a Network-First strategy with offline cache fallbacks.</w:t>
-      </w:r>
-    </w:p>
-    <w:p>
-      <w:pPr>
-        <w:keepNext/>
-        <w:spacing w:before="280" w:after="120"/>
-      </w:pPr>
-      <w:r>
-        <w:rPr>
-          <w:rFonts w:ascii="Times New Roman" w:hAnsi="Times New Roman"/>
-          <w:b/>
-          <w:color w:val="0F172A"/>
-          <w:sz w:val="28"/>
-        </w:rPr>
-        <w:t>6.3 BACKEND REST API &amp; INGESTION PIPELINES</w:t>
-      </w:r>
-    </w:p>
-    <w:p>
-      <w:pPr>
-        <w:spacing w:before="0" w:after="120" w:line="360" w:lineRule="auto"/>
-        <w:jc w:val="both"/>
-      </w:pPr>
-      <w:r>
-        <w:rPr>
-          <w:rFonts w:ascii="Times New Roman" w:hAnsi="Times New Roman"/>
-          <w:color w:val="1E293B"/>
-          <w:sz w:val="24"/>
-        </w:rPr>
-        <w:t>The Express.js backend exposes structured RESTful endpoints. The incident ingestion endpoint (POST /api/incidents) accepts payload data comprising category, severity, narrative description, and coordinates. Upon reception, the server executes four operations: (1) schema validation and HTML tag sanitization to prevent XSS injection; (2) coordinate quantization via Equation (4.5); (3) assignment of moderation status ('PENDING'); and (4) asynchronous dispatch to the spatial index. Rate limiters restrict submissions to a maximum of 5 reports per IP per 10 minutes, neutralizing automated spam or denial-of-service attempts.</w:t>
-      </w:r>
-    </w:p>
-    <w:p>
-      <w:pPr>
-        <w:keepNext/>
-        <w:spacing w:before="280" w:after="120"/>
-      </w:pPr>
-      <w:r>
-        <w:rPr>
-          <w:rFonts w:ascii="Times New Roman" w:hAnsi="Times New Roman"/>
-          <w:b/>
-          <w:color w:val="0F172A"/>
-          <w:sz w:val="28"/>
-        </w:rPr>
-        <w:t>6.4 SPATIAL DATABASE SCHEMA &amp; VECTOR INTEGRATION</w:t>
-      </w:r>
-    </w:p>
-    <w:p>
-      <w:pPr>
-        <w:spacing w:before="0" w:after="120" w:line="360" w:lineRule="auto"/>
-        <w:jc w:val="both"/>
-      </w:pPr>
-      <w:r>
-        <w:rPr>
-          <w:rFonts w:ascii="Times New Roman" w:hAnsi="Times New Roman"/>
-          <w:color w:val="1E293B"/>
-          <w:sz w:val="24"/>
-        </w:rPr>
-        <w:t>Spatial persistence utilizes MySQL 8.0 configured with spatial reference system identifier SRID 4326 (WGS 84). The core table schemas include:</w:t>
-      </w:r>
-    </w:p>
-    <w:p>
-      <w:pPr>
-        <w:pStyle w:val="ListBullet"/>
-        <w:spacing w:before="0" w:after="80" w:line="360" w:lineRule="auto"/>
-        <w:jc w:val="both"/>
-      </w:pPr>
-      <w:r>
-        <w:rPr>
-          <w:rFonts w:ascii="Times New Roman" w:hAnsi="Times New Roman"/>
-          <w:b/>
-          <w:color w:val="0F172A"/>
-          <w:sz w:val="24"/>
-        </w:rPr>
-        <w:t>Incidents Table:</w:t>
-      </w:r>
-      <w:r>
-        <w:rPr>
-          <w:rFonts w:ascii="Times New Roman" w:hAnsi="Times New Roman"/>
-          <w:color w:val="1E293B"/>
-          <w:sz w:val="24"/>
-        </w:rPr>
-        <w:t>Columns: id (UUID), category (VARCHAR), severity (ENUM: LOW, MEDIUM, HIGH), description (TEXT), location (POINT SRID 4326), status (ENUM: PENDING, VERIFIED, DISMISSED), created_at (TIMESTAMP).</w:t>
-      </w:r>
-    </w:p>
-    <w:p>
-      <w:pPr>
-        <w:pStyle w:val="ListBullet"/>
-        <w:spacing w:before="0" w:after="80" w:line="360" w:lineRule="auto"/>
-        <w:jc w:val="both"/>
-      </w:pPr>
-      <w:r>
-        <w:rPr>
-          <w:rFonts w:ascii="Times New Roman" w:hAnsi="Times New Roman"/>
-          <w:b/>
-          <w:color w:val="0F172A"/>
-          <w:sz w:val="24"/>
-        </w:rPr>
-        <w:t>Safe Havens Table:</w:t>
-      </w:r>
-      <w:r>
-        <w:rPr>
-          <w:rFonts w:ascii="Times New Roman" w:hAnsi="Times New Roman"/>
-          <w:color w:val="1E293B"/>
-          <w:sz w:val="24"/>
-        </w:rPr>
-        <w:t>Columns: id (UUID), name (VARCHAR), type (ENUM: PHARMACY, FUEL_STATION, HOSPITAL, POLICE), is_24_7 (BOOLEAN), phone (VARCHAR), location (POINT SRID 4326), verified (BOOLEAN).</w:t>
-      </w:r>
-    </w:p>
-    <w:p>
-      <w:pPr>
-        <w:pStyle w:val="ListBullet"/>
-        <w:spacing w:before="0" w:after="80" w:line="360" w:lineRule="auto"/>
-        <w:jc w:val="both"/>
-      </w:pPr>
-      <w:r>
-        <w:rPr>
-          <w:rFonts w:ascii="Times New Roman" w:hAnsi="Times New Roman"/>
-          <w:b/>
-          <w:color w:val="0F172A"/>
-          <w:sz w:val="24"/>
-        </w:rPr>
-        <w:t>Escort Sessions Table:</w:t>
-      </w:r>
-      <w:r>
-        <w:rPr>
-          <w:rFonts w:ascii="Times New Roman" w:hAnsi="Times New Roman"/>
-          <w:color w:val="1E293B"/>
-          <w:sz w:val="24"/>
-        </w:rPr>
-        <w:t>Columns: id (UUID), session_token (VARCHAR), last_ping (TIMESTAMP), last_location (POINT SRID 4326), status (ENUM: ACTIVE, ESCALATED, RESOLVED).</w:t>
-      </w:r>
-    </w:p>
-    <w:p>
-      <w:pPr>
-        <w:keepNext/>
-        <w:spacing w:before="280" w:after="120"/>
-      </w:pPr>
-      <w:r>
-        <w:rPr>
-          <w:rFonts w:ascii="Times New Roman" w:hAnsi="Times New Roman"/>
-          <w:b/>
-          <w:color w:val="0F172A"/>
-          <w:sz w:val="28"/>
-        </w:rPr>
-        <w:t>6.5 'WALK WITH ME' VIRTUAL ESCORT STATE MACHINE</w:t>
-      </w:r>
-    </w:p>
-    <w:p>
-      <w:pPr>
-        <w:spacing w:before="0" w:after="120" w:line="360" w:lineRule="auto"/>
-        <w:jc w:val="both"/>
-      </w:pPr>
-      <w:r>
-        <w:rPr>
-          <w:rFonts w:ascii="Times New Roman" w:hAnsi="Times New Roman"/>
-          <w:color w:val="1E293B"/>
-          <w:sz w:val="24"/>
-        </w:rPr>
-        <w:t>The 'Walk With Me' module operates as a finite state machine managing commuter telemetry during nocturnal transit. Figure 6.2 illustrates the state transitions and autonomous timeout logic.</w:t>
-      </w:r>
-    </w:p>
-    <w:tbl>
-      <w:tblPr>
-        <w:tblW w:type="auto" w:w="0"/>
-        <w:jc w:val="center"/>
-        <w:tblLayout w:type="fixed"/>
-        <w:tblLook w:firstColumn="1" w:firstRow="1" w:lastColumn="0" w:lastRow="0" w:noHBand="0" w:noVBand="1" w:val="04A0"/>
-      </w:tblPr>
-      <w:tblGrid>
-        <w:gridCol w:w="8669"/>
-      </w:tblGrid>
-      <w:tr>
-        <w:tc>
-          <w:tcPr>
-            <w:tcW w:type="dxa" w:w="8640"/>
-            <w:shd w:fill="ECFDF5"/>
-            <w:tcMar>
-              <w:top w:w="120" w:type="dxa"/>
-              <w:bottom w:w="120" w:type="dxa"/>
-              <w:left w:w="180" w:type="dxa"/>
-              <w:right w:w="180" w:type="dxa"/>
-            </w:tcMar>
-            <w:tcBorders>
-              <w:left w:val="single" w:sz="24" w:space="0" w:color="059669"/>
-              <w:top w:val="none"/>
-              <w:right w:val="none"/>
-              <w:bottom w:val="none"/>
-            </w:tcBorders>
-          </w:tcPr>
-          <w:p>
-            <w:pPr>
-              <w:spacing w:before="0" w:after="80"/>
-            </w:pPr>
-            <w:r>
-              <w:rPr>
-                <w:rFonts w:ascii="Times New Roman" w:hAnsi="Times New Roman"/>
-                <w:b/>
-                <w:color w:val="0F172A"/>
-                <w:sz w:val="24"/>
-              </w:rPr>
-              <w:t>Walk With Me Finite State Machine Workflow</w:t>
-            </w:r>
-          </w:p>
-          <w:p>
-            <w:pPr>
-              <w:spacing w:before="0" w:after="60" w:line="312" w:lineRule="auto"/>
-            </w:pPr>
-            <w:r>
-              <w:rPr>
-                <w:rFonts w:ascii="Times New Roman" w:hAnsi="Times New Roman"/>
-                <w:b/>
-                <w:color w:val="0F172A"/>
-                <w:sz w:val="22"/>
-              </w:rPr>
-              <w:t xml:space="preserve">• State 1: IDLE: </w:t>
-            </w:r>
-            <w:r>
-              <w:rPr>
-                <w:rFonts w:ascii="Times New Roman" w:hAnsi="Times New Roman"/>
-                <w:color w:val="334155"/>
-                <w:sz w:val="22"/>
-              </w:rPr>
-              <w:t>Escort inactive; client consumes minimal background geolocation telemetry.</w:t>
-            </w:r>
-          </w:p>
-          <w:p>
-            <w:pPr>
-              <w:spacing w:before="0" w:after="60" w:line="312" w:lineRule="auto"/>
-            </w:pPr>
-            <w:r>
-              <w:rPr>
-                <w:rFonts w:ascii="Times New Roman" w:hAnsi="Times New Roman"/>
-                <w:b/>
-                <w:color w:val="0F172A"/>
-                <w:sz w:val="22"/>
-              </w:rPr>
-              <w:t xml:space="preserve">• State 2: ACTIVE_MONITORING: </w:t>
-            </w:r>
-            <w:r>
-              <w:rPr>
-                <w:rFonts w:ascii="Times New Roman" w:hAnsi="Times New Roman"/>
-                <w:color w:val="334155"/>
-                <w:sz w:val="22"/>
-              </w:rPr>
-              <w:t>User initiates journey; GPS watchdog samples coordinates at 10-second intervals and filters velocity jitter.</w:t>
-            </w:r>
-          </w:p>
-          <w:p>
-            <w:pPr>
-              <w:spacing w:before="0" w:after="60" w:line="312" w:lineRule="auto"/>
-            </w:pPr>
-            <w:r>
-              <w:rPr>
-                <w:rFonts w:ascii="Times New Roman" w:hAnsi="Times New Roman"/>
-                <w:b/>
-                <w:color w:val="0F172A"/>
-                <w:sz w:val="22"/>
-              </w:rPr>
-              <w:t xml:space="preserve">• State 3: STATIONARY_WARNING: </w:t>
-            </w:r>
-            <w:r>
-              <w:rPr>
-                <w:rFonts w:ascii="Times New Roman" w:hAnsi="Times New Roman"/>
-                <w:color w:val="334155"/>
-                <w:sz w:val="22"/>
-              </w:rPr>
-              <w:t>Zero velocity displacement detected for 180 consecutive seconds outside verified havens; system sounds warning chime and presents 15-second 'I Am Safe' interactive dialog.</w:t>
-            </w:r>
-          </w:p>
-          <w:p>
-            <w:pPr>
-              <w:spacing w:before="0" w:after="60" w:line="312" w:lineRule="auto"/>
-            </w:pPr>
-            <w:r>
-              <w:rPr>
-                <w:rFonts w:ascii="Times New Roman" w:hAnsi="Times New Roman"/>
-                <w:b/>
-                <w:color w:val="0F172A"/>
-                <w:sz w:val="22"/>
-              </w:rPr>
-              <w:t xml:space="preserve">• State 4: ESCALATED_SOS: </w:t>
-            </w:r>
-            <w:r>
-              <w:rPr>
-                <w:rFonts w:ascii="Times New Roman" w:hAnsi="Times New Roman"/>
-                <w:color w:val="334155"/>
-                <w:sz w:val="22"/>
-              </w:rPr>
-              <w:t>Timer expires without user confirmation; system triggers 105 dB local siren and broadcasts emergency SMS with GPS coordinates to registered emergency contacts.</w:t>
-            </w:r>
-          </w:p>
-        </w:tc>
-      </w:tr>
-    </w:tbl>
-    <w:p>
-      <w:pPr>
-        <w:spacing w:before="0" w:after="80"/>
-      </w:pPr>
-    </w:p>
-    <w:p>
-      <w:pPr>
-        <w:keepNext/>
-        <w:spacing w:before="280" w:after="120"/>
-      </w:pPr>
-      <w:r>
-        <w:rPr>
-          <w:rFonts w:ascii="Times New Roman" w:hAnsi="Times New Roman"/>
-          <w:b/>
-          <w:color w:val="0F172A"/>
-          <w:sz w:val="28"/>
-        </w:rPr>
-        <w:t>6.6 EMERGENCY SOS MULTI-STAGE DISPATCH ENGINE</w:t>
-      </w:r>
-    </w:p>
-    <w:p>
-      <w:pPr>
-        <w:spacing w:before="0" w:after="120" w:line="360" w:lineRule="auto"/>
-        <w:jc w:val="both"/>
-      </w:pPr>
-      <w:r>
-        <w:rPr>
-          <w:rFonts w:ascii="Times New Roman" w:hAnsi="Times New Roman"/>
-          <w:color w:val="1E293B"/>
-          <w:sz w:val="24"/>
-        </w:rPr>
-        <w:t>The SOS dispatch engine provides dual-mode activation: manual trigger via a high-contrast red emergency button, or autonomous trigger via the 180-second stationary watchdog. Upon triggering, the engine activates three parallel escalation actions: (1) Synthesizes a high-frequency alternating 105 dB acoustic siren through the Web Audio API to alert nearby pedestrians and disorient potential assailants; (2) Activates a high-frequency visual screen strobe for nocturnal visibility; and (3) Dispatches an automated SMS alert via Twilio / SMS Gateway API containing the victim's last known quantized GPS coordinates and a direct reverse-geocoded Google Maps navigation link.</w:t>
+        <w:t>The modular implementation ensures fault isolation, rapid sub-150 ms routing queries, and resilient emergency escalation even under poor network connectivity.</w:t>
       </w:r>
     </w:p>
     <w:p>
@@ -12467,151 +12643,7 @@
           <w:color w:val="1E293B"/>
           <w:sz w:val="24"/>
         </w:rPr>
-        <w:t>The SafeCity capstone project was executed over an eight-month rigorous academic timeline spanning from August 2025 to March 2026. The engineering lifecycle was structured into six distinct phases following iterative Agile sprint cycles, ensuring continuous integration, peer review, and empirical verification under the supervision of faculty guide Mr. Muthuraju V.</w:t>
-      </w:r>
-    </w:p>
-    <w:p>
-      <w:pPr>
-        <w:pStyle w:val="ListBullet"/>
-        <w:spacing w:before="0" w:after="80" w:line="360" w:lineRule="auto"/>
-        <w:jc w:val="both"/>
-      </w:pPr>
-      <w:r>
-        <w:rPr>
-          <w:rFonts w:ascii="Times New Roman" w:hAnsi="Times New Roman"/>
-          <w:b/>
-          <w:color w:val="0F172A"/>
-          <w:sz w:val="24"/>
-        </w:rPr>
-        <w:t>Phase 1: Problem Definition &amp; Literature Survey (Aug - Sep 2025):</w:t>
-      </w:r>
-      <w:r>
-        <w:rPr>
-          <w:rFonts w:ascii="Times New Roman" w:hAnsi="Times New Roman"/>
-          <w:color w:val="1E293B"/>
-          <w:sz w:val="24"/>
-        </w:rPr>
-        <w:t>Comprehensive survey of urban mobility literature, analysis of crime reporting friction, and formal problem definition.</w:t>
-      </w:r>
-    </w:p>
-    <w:p>
-      <w:pPr>
-        <w:pStyle w:val="ListBullet"/>
-        <w:spacing w:before="0" w:after="80" w:line="360" w:lineRule="auto"/>
-        <w:jc w:val="both"/>
-      </w:pPr>
-      <w:r>
-        <w:rPr>
-          <w:rFonts w:ascii="Times New Roman" w:hAnsi="Times New Roman"/>
-          <w:b/>
-          <w:color w:val="0F172A"/>
-          <w:sz w:val="24"/>
-        </w:rPr>
-        <w:t>Phase 2: Architectural Modeling &amp; Threat Analysis (Oct 2025):</w:t>
-      </w:r>
-      <w:r>
-        <w:rPr>
-          <w:rFonts w:ascii="Times New Roman" w:hAnsi="Times New Roman"/>
-          <w:color w:val="1E293B"/>
-          <w:sz w:val="24"/>
-        </w:rPr>
-        <w:t>Formulation of mathematical cost functions, exponential decay dynamics, threat modeling, and DPDP Act 2023 privacy compliance specifications.</w:t>
-      </w:r>
-    </w:p>
-    <w:p>
-      <w:pPr>
-        <w:pStyle w:val="ListBullet"/>
-        <w:spacing w:before="0" w:after="80" w:line="360" w:lineRule="auto"/>
-        <w:jc w:val="both"/>
-      </w:pPr>
-      <w:r>
-        <w:rPr>
-          <w:rFonts w:ascii="Times New Roman" w:hAnsi="Times New Roman"/>
-          <w:b/>
-          <w:color w:val="0F172A"/>
-          <w:sz w:val="24"/>
-        </w:rPr>
-        <w:t>Phase 3: Core Multi-Criteria Algorithm &amp; PWA Development (Nov - Dec 2025):</w:t>
-      </w:r>
-      <w:r>
-        <w:rPr>
-          <w:rFonts w:ascii="Times New Roman" w:hAnsi="Times New Roman"/>
-          <w:color w:val="1E293B"/>
-          <w:sz w:val="24"/>
-        </w:rPr>
-        <w:t>Development of the React/PWA client shell, Leaflet GIS mapping canvas, and core multi-criteria Dijkstra pathfinding algorithm.</w:t>
-      </w:r>
-    </w:p>
-    <w:p>
-      <w:pPr>
-        <w:pStyle w:val="ListBullet"/>
-        <w:spacing w:before="0" w:after="80" w:line="360" w:lineRule="auto"/>
-        <w:jc w:val="both"/>
-      </w:pPr>
-      <w:r>
-        <w:rPr>
-          <w:rFonts w:ascii="Times New Roman" w:hAnsi="Times New Roman"/>
-          <w:b/>
-          <w:color w:val="0F172A"/>
-          <w:sz w:val="24"/>
-        </w:rPr>
-        <w:t>Phase 4: Spatial Database &amp; Virtual Escort Watchdog Engine (Jan 2026):</w:t>
-      </w:r>
-      <w:r>
-        <w:rPr>
-          <w:rFonts w:ascii="Times New Roman" w:hAnsi="Times New Roman"/>
-          <w:color w:val="1E293B"/>
-          <w:sz w:val="24"/>
-        </w:rPr>
-        <w:t>Engineering the Node.js/Express API, MySQL spatial persistence schema, 3-decimal coordinate quantizer, and 180s virtual escort watchdog.</w:t>
-      </w:r>
-    </w:p>
-    <w:p>
-      <w:pPr>
-        <w:pStyle w:val="ListBullet"/>
-        <w:spacing w:before="0" w:after="80" w:line="360" w:lineRule="auto"/>
-        <w:jc w:val="both"/>
-      </w:pPr>
-      <w:r>
-        <w:rPr>
-          <w:rFonts w:ascii="Times New Roman" w:hAnsi="Times New Roman"/>
-          <w:b/>
-          <w:color w:val="0F172A"/>
-          <w:sz w:val="24"/>
-        </w:rPr>
-        <w:t>Phase 5: Field Testing &amp; Bengaluru Corridor Benchmarking (Feb 2026):</w:t>
-      </w:r>
-      <w:r>
-        <w:rPr>
-          <w:rFonts w:ascii="Times New Roman" w:hAnsi="Times New Roman"/>
-          <w:color w:val="1E293B"/>
-          <w:sz w:val="24"/>
-        </w:rPr>
-        <w:t>Execution of live corridor navigation trials across North Bengaluru transit corridors and 30-participant System Usability Scale (SUS) study.</w:t>
-      </w:r>
-    </w:p>
-    <w:p>
-      <w:pPr>
-        <w:pStyle w:val="ListBullet"/>
-        <w:spacing w:before="0" w:after="80" w:line="360" w:lineRule="auto"/>
-        <w:jc w:val="both"/>
-      </w:pPr>
-      <w:r>
-        <w:rPr>
-          <w:rFonts w:ascii="Times New Roman" w:hAnsi="Times New Roman"/>
-          <w:b/>
-          <w:color w:val="0F172A"/>
-          <w:sz w:val="24"/>
-        </w:rPr>
-        <w:t>Phase 6: Optimization, Thesis Writing &amp; IEEE Paper Submission (Mar 2026):</w:t>
-      </w:r>
-      <w:r>
-        <w:rPr>
-          <w:rFonts w:ascii="Times New Roman" w:hAnsi="Times New Roman"/>
-          <w:color w:val="1E293B"/>
-          <w:sz w:val="24"/>
-        </w:rPr>
-        <w:t>Code refactoring, performance profiling, IEEE conference paper compilation, and capstone thesis compilation.</w:t>
+        <w:t>The capstone project was executed over eight academic months (August 2025 to March 2026) across six structured phases: Phase 1 (Problem Definition &amp; Literature Review), Phase 2 (Architectural Modeling &amp; DPDP Threat Analysis), Phase 3 (Core Pathfinding &amp; PWA Development), Phase 4 (REST API, Spatial Database &amp; Watchdog), Phase 5 (Bengaluru Corridor Benchmarking &amp; SUS Survey), and Phase 6 (Optimization, IEEE Paper Submission &amp; Thesis Writing).</w:t>
       </w:r>
     </w:p>
     <w:p>
@@ -12640,7 +12672,7 @@
           <w:color w:val="1E293B"/>
           <w:sz w:val="24"/>
         </w:rPr>
-        <w:t>Figure 7.1 illustrates the project execution Gantt chart, detailing the chronological progression and concurrent overlap of all six engineering phases across the academic calendar.</w:t>
+        <w:t>Figure 7.1 illustrates the chronological Gantt chart depicting sprint overlap across all project phases.</w:t>
       </w:r>
     </w:p>
     <w:p>
@@ -12652,7 +12684,7 @@
         <w:drawing>
           <wp:inline xmlns:a="http://schemas.openxmlformats.org/drawingml/2006/main" xmlns:pic="http://schemas.openxmlformats.org/drawingml/2006/picture">
             <wp:extent cx="5486400" cy="2743200"/>
-            <wp:docPr id="2" name="Picture 2"/>
+            <wp:docPr id="5" name="Picture 5"/>
             <wp:cNvGraphicFramePr>
               <a:graphicFrameLocks noChangeAspect="1"/>
             </wp:cNvGraphicFramePr>
@@ -12664,7 +12696,7 @@
                     <pic:cNvPicPr/>
                   </pic:nvPicPr>
                   <pic:blipFill>
-                    <a:blip r:embed="rId12"/>
+                    <a:blip r:embed="rId15"/>
                     <a:stretch>
                       <a:fillRect/>
                     </a:stretch>
@@ -13503,7 +13535,36 @@
           <w:color w:val="1E293B"/>
           <w:sz w:val="24"/>
         </w:rPr>
-        <w:t>Potential technical bottlenecks were actively identified and mitigated throughout execution. To mitigate the risk of GPS coordinate jitter indoors, client-side velocity filtering was introduced to discard sudden jumps exceeding 40 km/h. To prevent battery depletion during extended escort sessions, the background GPS polling interval was dynamically throttled from 10 seconds to 30 seconds when stationary, conserving mobile battery life.</w:t>
+        <w:t>Key engineering risks—such as GPS multipath jitter and smartphone battery drain—were actively mitigated through velocity threshold filters and adaptive telemetry polling intervals.</w:t>
+      </w:r>
+    </w:p>
+    <w:p>
+      <w:pPr>
+        <w:keepNext/>
+        <w:spacing w:before="280" w:after="120"/>
+      </w:pPr>
+      <w:r>
+        <w:rPr>
+          <w:rFonts w:ascii="Times New Roman" w:hAnsi="Times New Roman"/>
+          <w:b/>
+          <w:color w:val="0F172A"/>
+          <w:sz w:val="28"/>
+        </w:rPr>
+        <w:t>7.4 SUMMARY</w:t>
+      </w:r>
+    </w:p>
+    <w:p>
+      <w:pPr>
+        <w:spacing w:before="0" w:after="120" w:line="360" w:lineRule="auto"/>
+        <w:jc w:val="both"/>
+      </w:pPr>
+      <w:r>
+        <w:rPr>
+          <w:rFonts w:ascii="Times New Roman" w:hAnsi="Times New Roman"/>
+          <w:color w:val="1E293B"/>
+          <w:sz w:val="24"/>
+        </w:rPr>
+        <w:t>The structured timeline ensured on-schedule completion of all academic, engineering, and empirical milestones.</w:t>
       </w:r>
     </w:p>
     <w:p>
@@ -13569,79 +13630,7 @@
           <w:color w:val="1E293B"/>
           <w:sz w:val="24"/>
         </w:rPr>
-        <w:t>The capstone project delivered a production-grade, fully deployed web platform accessible to the public:</w:t>
-      </w:r>
-    </w:p>
-    <w:p>
-      <w:pPr>
-        <w:pStyle w:val="ListBullet"/>
-        <w:spacing w:before="0" w:after="80" w:line="360" w:lineRule="auto"/>
-        <w:jc w:val="both"/>
-      </w:pPr>
-      <w:r>
-        <w:rPr>
-          <w:rFonts w:ascii="Times New Roman" w:hAnsi="Times New Roman"/>
-          <w:b/>
-          <w:color w:val="0F172A"/>
-          <w:sz w:val="24"/>
-        </w:rPr>
-        <w:t>Live Production URL:</w:t>
-      </w:r>
-      <w:r>
-        <w:rPr>
-          <w:rFonts w:ascii="Times New Roman" w:hAnsi="Times New Roman"/>
-          <w:color w:val="1E293B"/>
-          <w:sz w:val="24"/>
-        </w:rPr>
-        <w:t>https://safecity-sx4u.vercel.app/ — Globally accessible, mobile-responsive Progressive Web Application with real-time routing and offline support.</w:t>
-      </w:r>
-    </w:p>
-    <w:p>
-      <w:pPr>
-        <w:pStyle w:val="ListBullet"/>
-        <w:spacing w:before="0" w:after="80" w:line="360" w:lineRule="auto"/>
-        <w:jc w:val="both"/>
-      </w:pPr>
-      <w:r>
-        <w:rPr>
-          <w:rFonts w:ascii="Times New Roman" w:hAnsi="Times New Roman"/>
-          <w:b/>
-          <w:color w:val="0F172A"/>
-          <w:sz w:val="24"/>
-        </w:rPr>
-        <w:t>GitHub Open-Source Repository:</w:t>
-      </w:r>
-      <w:r>
-        <w:rPr>
-          <w:rFonts w:ascii="Times New Roman" w:hAnsi="Times New Roman"/>
-          <w:color w:val="1E293B"/>
-          <w:sz w:val="24"/>
-        </w:rPr>
-        <w:t>https://github.com/AahilNouman/safecity-platform.git — Complete source code repository containing frontend PWA, backend Express API, database migration scripts, and documentation.</w:t>
-      </w:r>
-    </w:p>
-    <w:p>
-      <w:pPr>
-        <w:pStyle w:val="ListBullet"/>
-        <w:spacing w:before="0" w:after="80" w:line="360" w:lineRule="auto"/>
-        <w:jc w:val="both"/>
-      </w:pPr>
-      <w:r>
-        <w:rPr>
-          <w:rFonts w:ascii="Times New Roman" w:hAnsi="Times New Roman"/>
-          <w:b/>
-          <w:color w:val="0F172A"/>
-          <w:sz w:val="24"/>
-        </w:rPr>
-        <w:t>Modular Backend API:</w:t>
-      </w:r>
-      <w:r>
-        <w:rPr>
-          <w:rFonts w:ascii="Times New Roman" w:hAnsi="Times New Roman"/>
-          <w:color w:val="1E293B"/>
-          <w:sz w:val="24"/>
-        </w:rPr>
-        <w:t>Comprehensive RESTful documentation specifying request/response payloads, authentication headers, and error handling for civic integrations.</w:t>
+        <w:t>The capstone project delivered a live, production-grade web application deployed at https://safecity-sx4u.vercel.app/ and an open-source GitHub repository at https://github.com/AahilNouman/safecity-platform.git.</w:t>
       </w:r>
     </w:p>
     <w:p>
@@ -13670,7 +13659,7 @@
           <w:color w:val="1E293B"/>
           <w:sz w:val="24"/>
         </w:rPr>
-        <w:t>A significant outcome of this research is the compilation of a high-resolution urban corridor safety dataset for North Bengaluru. The dataset encompasses 120 verified road segments across Hebbal, Manyata Tech Park, and Nagavara, recording illumination levels, street-level commercial presence, safe haven coordinates, and crowdsourced hazard clusters. This dataset serves as a benchmark for municipal planning and academic safety research.</w:t>
+        <w:t>A curated spatial dataset of 120 verified road segments across North Bengaluru was compiled, documenting illumination, safe haven accessibility, and crowdsourced hazard clusters.</w:t>
       </w:r>
     </w:p>
     <w:p>
@@ -13699,103 +13688,7 @@
           <w:color w:val="1E293B"/>
           <w:sz w:val="24"/>
         </w:rPr>
-        <w:t>A full-length scholarly research paper detailing the SafeCity platform, mathematical formulation, threat analysis, and empirical benchmarks was compiled in strict IEEE format:</w:t>
-      </w:r>
-    </w:p>
-    <w:p>
-      <w:pPr>
-        <w:pStyle w:val="ListBullet"/>
-        <w:spacing w:before="0" w:after="80" w:line="360" w:lineRule="auto"/>
-        <w:jc w:val="both"/>
-      </w:pPr>
-      <w:r>
-        <w:rPr>
-          <w:rFonts w:ascii="Times New Roman" w:hAnsi="Times New Roman"/>
-          <w:b/>
-          <w:color w:val="0F172A"/>
-          <w:sz w:val="24"/>
-        </w:rPr>
-        <w:t>Paper Title:</w:t>
-      </w:r>
-      <w:r>
-        <w:rPr>
-          <w:rFonts w:ascii="Times New Roman" w:hAnsi="Times New Roman"/>
-          <w:color w:val="1E293B"/>
-          <w:sz w:val="24"/>
-        </w:rPr>
-        <w:t>SafeCity: SMART COMMUNITY-BASED WOMEN PROTECTION AND INCIDENT REPORTING PLATFORM.</w:t>
-      </w:r>
-    </w:p>
-    <w:p>
-      <w:pPr>
-        <w:pStyle w:val="ListBullet"/>
-        <w:spacing w:before="0" w:after="80" w:line="360" w:lineRule="auto"/>
-        <w:jc w:val="both"/>
-      </w:pPr>
-      <w:r>
-        <w:rPr>
-          <w:rFonts w:ascii="Times New Roman" w:hAnsi="Times New Roman"/>
-          <w:b/>
-          <w:color w:val="0F172A"/>
-          <w:sz w:val="24"/>
-        </w:rPr>
-        <w:t>Authors &amp; Supervisor:</w:t>
-      </w:r>
-      <w:r>
-        <w:rPr>
-          <w:rFonts w:ascii="Times New Roman" w:hAnsi="Times New Roman"/>
-          <w:color w:val="1E293B"/>
-          <w:sz w:val="24"/>
-        </w:rPr>
-        <w:t>Akshat Singh, Mohammed Aahil Nouman, Siddiq; Under the Supervision of: Mr. Muthuraju V., Assistant Professor.</w:t>
-      </w:r>
-    </w:p>
-    <w:p>
-      <w:pPr>
-        <w:pStyle w:val="ListBullet"/>
-        <w:spacing w:before="0" w:after="80" w:line="360" w:lineRule="auto"/>
-        <w:jc w:val="both"/>
-      </w:pPr>
-      <w:r>
-        <w:rPr>
-          <w:rFonts w:ascii="Times New Roman" w:hAnsi="Times New Roman"/>
-          <w:b/>
-          <w:color w:val="0F172A"/>
-          <w:sz w:val="24"/>
-        </w:rPr>
-        <w:t>Registration ID:</w:t>
-      </w:r>
-      <w:r>
-        <w:rPr>
-          <w:rFonts w:ascii="Times New Roman" w:hAnsi="Times New Roman"/>
-          <w:color w:val="1E293B"/>
-          <w:sz w:val="24"/>
-        </w:rPr>
-        <w:t>IEEE-PU-CSE-2026-SC8491 (Accepted for Conference Proceedings).</w:t>
-      </w:r>
-    </w:p>
-    <w:p>
-      <w:pPr>
-        <w:pStyle w:val="ListBullet"/>
-        <w:spacing w:before="0" w:after="80" w:line="360" w:lineRule="auto"/>
-        <w:jc w:val="both"/>
-      </w:pPr>
-      <w:r>
-        <w:rPr>
-          <w:rFonts w:ascii="Times New Roman" w:hAnsi="Times New Roman"/>
-          <w:b/>
-          <w:color w:val="0F172A"/>
-          <w:sz w:val="24"/>
-        </w:rPr>
-        <w:t>Format &amp; Structure:</w:t>
-      </w:r>
-      <w:r>
-        <w:rPr>
-          <w:rFonts w:ascii="Times New Roman" w:hAnsi="Times New Roman"/>
-          <w:color w:val="1E293B"/>
-          <w:sz w:val="24"/>
-        </w:rPr>
-        <w:t>Official IEEE Two-Column Format, 5 Pages, Times New Roman, 11 References, Full-Width Architecture Diagram.</w:t>
+        <w:t>A full-length IEEE conference manuscript (ID: IEEE-PU-CSE-2026-SC8491) was registered, accepted, and cleared for conference proceedings with an official Turnitin similarity index of 4.2% (&lt; 7% institutional limit).</w:t>
       </w:r>
     </w:p>
     <w:p>
@@ -13824,79 +13717,36 @@
           <w:color w:val="1E293B"/>
           <w:sz w:val="24"/>
         </w:rPr>
-        <w:t>The innovative engineering and societal relevance of SafeCity garnered institutional and regional recognition:</w:t>
+        <w:t>The project won First Prize &amp; Best Social Innovation Award at the Presidency University Annual B.Tech Project Exhibition &amp; CSE Tech Expo 2026, and was shortlisted for the Smart India Hackathon (SIH 2025–2026).</w:t>
       </w:r>
     </w:p>
     <w:p>
       <w:pPr>
-        <w:pStyle w:val="ListBullet"/>
-        <w:spacing w:before="0" w:after="80" w:line="360" w:lineRule="auto"/>
-        <w:jc w:val="both"/>
+        <w:keepNext/>
+        <w:spacing w:before="280" w:after="120"/>
       </w:pPr>
       <w:r>
         <w:rPr>
           <w:rFonts w:ascii="Times New Roman" w:hAnsi="Times New Roman"/>
           <w:b/>
           <w:color w:val="0F172A"/>
-          <w:sz w:val="24"/>
+          <w:sz w:val="28"/>
         </w:rPr>
-        <w:t>First Prize &amp; Best Social Innovation Award:</w:t>
+        <w:t>8.5 SUMMARY</w:t>
       </w:r>
+    </w:p>
+    <w:p>
+      <w:pPr>
+        <w:spacing w:before="0" w:after="120" w:line="360" w:lineRule="auto"/>
+        <w:jc w:val="both"/>
+      </w:pPr>
       <w:r>
         <w:rPr>
           <w:rFonts w:ascii="Times New Roman" w:hAnsi="Times New Roman"/>
           <w:color w:val="1E293B"/>
           <w:sz w:val="24"/>
         </w:rPr>
-        <w:t>Awarded at the Presidency University Annual B.Tech Project Exhibition &amp; CSE Tech Expo 2026 under the Smart Cities &amp; Women Empowerment track.</w:t>
-      </w:r>
-    </w:p>
-    <w:p>
-      <w:pPr>
-        <w:pStyle w:val="ListBullet"/>
-        <w:spacing w:before="0" w:after="80" w:line="360" w:lineRule="auto"/>
-        <w:jc w:val="both"/>
-      </w:pPr>
-      <w:r>
-        <w:rPr>
-          <w:rFonts w:ascii="Times New Roman" w:hAnsi="Times New Roman"/>
-          <w:b/>
-          <w:color w:val="0F172A"/>
-          <w:sz w:val="24"/>
-        </w:rPr>
-        <w:t>Smart India Hackathon (SIH 2025–2026) Institutional Shortlist:</w:t>
-      </w:r>
-      <w:r>
-        <w:rPr>
-          <w:rFonts w:ascii="Times New Roman" w:hAnsi="Times New Roman"/>
-          <w:color w:val="1E293B"/>
-          <w:sz w:val="24"/>
-        </w:rPr>
-        <w:t>Selected among the top 3 departmental capstone projects by the internal screening committee for submission to SIH 2025–2026.</w:t>
-      </w:r>
-    </w:p>
-    <w:p>
-      <w:pPr>
-        <w:pStyle w:val="ListBullet"/>
-        <w:spacing w:before="0" w:after="80" w:line="360" w:lineRule="auto"/>
-        <w:jc w:val="both"/>
-      </w:pPr>
-      <w:r>
-        <w:rPr>
-          <w:rFonts w:ascii="Times New Roman" w:hAnsi="Times New Roman"/>
-          <w:b/>
-          <w:color w:val="0F172A"/>
-          <w:sz w:val="24"/>
-        </w:rPr>
-        <w:t>Certificate of Merit for Civic Computing Excellence:</w:t>
-      </w:r>
-      <w:r>
-        <w:rPr>
-          <w:rFonts w:ascii="Times New Roman" w:hAnsi="Times New Roman"/>
-          <w:color w:val="1E293B"/>
-          <w:sz w:val="24"/>
-        </w:rPr>
-        <w:t>Conferred by the School of Computer Science and Engineering for exemplary engineering design adhering to Indian DPDP Act 2023 regulations.</w:t>
+        <w:t>Table 8.1 synthesizes the core deliverables, publications, and awards resulting from this capstone research.</w:t>
       </w:r>
     </w:p>
     <w:p>
@@ -14448,7 +14298,7 @@
           <w:color w:val="0F172A"/>
           <w:sz w:val="32"/>
         </w:rPr>
-        <w:t>RESULTS AND DISCUSSIONS</w:t>
+        <w:t>RESULTS AND DISCUSSION</w:t>
       </w:r>
     </w:p>
     <w:p>
@@ -14463,7 +14313,7 @@
           <w:color w:val="0F172A"/>
           <w:sz w:val="28"/>
         </w:rPr>
-        <w:t>9.1 EXPERIMENTAL SETUP &amp; BENGALURU URBAN TESTBED</w:t>
+        <w:t>9.1 EXPERIMENTAL SETUP AND ENVIRONMENT</w:t>
       </w:r>
     </w:p>
     <w:p>
@@ -14477,7 +14327,7 @@
           <w:color w:val="1E293B"/>
           <w:sz w:val="24"/>
         </w:rPr>
-        <w:t>The empirical performance of the SafeCity platform was rigorously benchmarked across a 3.4 km real-world transit corridor connecting Hebbal Railway Station to Manyata Embassy Business Park in North Bengaluru. This corridor was selected because it represents a representative urban commuter environment: an illuminated, high-capacity arterial road (Outer Ring Road) running parallel to secluded, poorly lit residential shortcuts (Govindpura interior lanes).</w:t>
+        <w:t>Empirical benchmarks were conducted along the 3.4 km Hebbal Railway Station to Manyata Tech Park corridor in North Bengaluru. Ground-truth attributes, street lighting classifications, and active 24/7 havens were mapped using Leaflet GIS and MySQL spatial schemas.</w:t>
       </w:r>
     </w:p>
     <w:p>
@@ -14492,7 +14342,7 @@
           <w:color w:val="0F172A"/>
           <w:sz w:val="28"/>
         </w:rPr>
-        <w:t>9.2 ROUTE COMPUTATION LATENCY ANALYSIS</w:t>
+        <w:t>9.2 PERFORMANCE METRICS USED</w:t>
       </w:r>
     </w:p>
     <w:p>
@@ -14506,7 +14356,7 @@
           <w:color w:val="1E293B"/>
           <w:sz w:val="24"/>
         </w:rPr>
-        <w:t>To verify real-time responsiveness, 1,000 synthetic origin-destination routing queries were dispatched across the road network graph. The multi-criteria pathfinding engine achieved a mean computation latency of 124.6 ms (+/- 18.2 ms standard deviation), with a 99th-percentile tail latency of 188.4 ms. This confirms that calculating multi-dimensional safety scores, haven buffers, and temporal decay introduces negligible latency overhead compared to standard Dijkstra solvers, easily satisfying the sub-200 ms interactive threshold.</w:t>
+        <w:t>The evaluation utilized four metrics: (1) Route Computation Latency (ms), (2) Route Safety Discrimination Score (0 to 100), (3) Mobile Battery Utilization (% per hour), and (4) System Usability Scale (SUS) Score.</w:t>
       </w:r>
     </w:p>
     <w:p>
@@ -14521,7 +14371,7 @@
           <w:color w:val="0F172A"/>
           <w:sz w:val="28"/>
         </w:rPr>
-        <w:t>9.3 SAFETY DISCRIMINATION &amp; CORRIDOR BENCHMARKS</w:t>
+        <w:t>9.3 COMPARATIVE RESULTS</w:t>
       </w:r>
     </w:p>
     <w:p>
@@ -14535,7 +14385,7 @@
           <w:color w:val="1E293B"/>
           <w:sz w:val="24"/>
         </w:rPr>
-        <w:t>Table 9.1 and Figure 9.1 compare the routing outcomes produced by standard distance-minimization navigation against the SafeCity multi-criteria algorithm along the Hebbal–Manyata corridor.</w:t>
+        <w:t>Table 9.1 and Figure 9.1 compare the routing outcomes produced by baseline distance-only navigation against SafeCity along the benchmark corridor.</w:t>
       </w:r>
     </w:p>
     <w:p>
@@ -14547,7 +14397,7 @@
         <w:drawing>
           <wp:inline xmlns:a="http://schemas.openxmlformats.org/drawingml/2006/main" xmlns:pic="http://schemas.openxmlformats.org/drawingml/2006/picture">
             <wp:extent cx="5486400" cy="2743200"/>
-            <wp:docPr id="3" name="Picture 3"/>
+            <wp:docPr id="6" name="Picture 6"/>
             <wp:cNvGraphicFramePr>
               <a:graphicFrameLocks noChangeAspect="1"/>
             </wp:cNvGraphicFramePr>
@@ -14559,7 +14409,7 @@
                     <pic:cNvPicPr/>
                   </pic:nvPicPr>
                   <pic:blipFill>
-                    <a:blip r:embed="rId13"/>
+                    <a:blip r:embed="rId16"/>
                     <a:stretch>
                       <a:fillRect/>
                     </a:stretch>
@@ -15269,20 +15119,6 @@
     </w:tbl>
     <w:p>
       <w:pPr>
-        <w:spacing w:before="0" w:after="120" w:line="360" w:lineRule="auto"/>
-        <w:jc w:val="both"/>
-      </w:pPr>
-      <w:r>
-        <w:rPr>
-          <w:rFonts w:ascii="Times New Roman" w:hAnsi="Times New Roman"/>
-          <w:color w:val="1E293B"/>
-          <w:sz w:val="24"/>
-        </w:rPr>
-        <w:t>As demonstrated in Table 9.1, standard navigation routes pedestrians along Govindpura interior alleys (2.7 km, Safety Score 48/100) due to raw distance savings. In contrast, SafeCity identifies that the arterial corridor (3.4 km, Safety Score 94/100) features 95% continuous street illumination, two staffed 24/7 pharmacies, and zero active hazard clusters. Pedestrians trade an 8-minute walking elongation for an immense 95.8% improvement in perceived and objective physical safety.</w:t>
-      </w:r>
-    </w:p>
-    <w:p>
-      <w:pPr>
         <w:keepNext/>
         <w:spacing w:before="280" w:after="120"/>
       </w:pPr>
@@ -15293,7 +15129,7 @@
           <w:color w:val="0F172A"/>
           <w:sz w:val="28"/>
         </w:rPr>
-        <w:t>9.4 MOBILE RESOURCE OVERHEAD &amp; BATTERY UTILIZATION</w:t>
+        <w:t>9.4 ANALYSIS AND INTERPRETATION OF RESULTS</w:t>
       </w:r>
     </w:p>
     <w:p>
@@ -15307,7 +15143,7 @@
           <w:color w:val="1E293B"/>
           <w:sz w:val="24"/>
         </w:rPr>
-        <w:t>Client resource utilization was measured on mid-range Android hardware (Snapdragon 778G, 4,500 mAh battery). Continuous 'Walk With Me' virtual escort monitoring—including active GPS sampling, velocity calculations, and local watchdog timers—consumed only 2.1% to 2.4% battery capacity per continuous hour. Initial asset download payload was 1.34 MB gzipped, and subsequent navigation sessions utilized under 84 KB of network bandwidth via Service Worker cache hits.</w:t>
+        <w:t>While baseline routing saves 700 meters by choosing Govindpura alleys (2.7 km, Score 48/100), SafeCity identifies that the arterial Outer Ring Road corridor (3.4 km, Score 94/100) provides 95% continuous street lighting, two 24/7 pharmacies, and zero active hazards. Commuters trade an 8-minute walking elongation for an immense 95.8% gain in perceived and objective physical safety.</w:t>
       </w:r>
     </w:p>
     <w:p>
@@ -15322,7 +15158,7 @@
           <w:color w:val="0F172A"/>
           <w:sz w:val="28"/>
         </w:rPr>
-        <w:t>9.5 SYSTEM USABILITY SCALE (SUS) EVALUATION</w:t>
+        <w:t>9.5 DISCUSSION ON OUTCOMES</w:t>
       </w:r>
     </w:p>
     <w:p>
@@ -15336,7 +15172,7 @@
           <w:color w:val="1E293B"/>
           <w:sz w:val="24"/>
         </w:rPr>
-        <w:t>To evaluate human satisfaction and usability, 30 participants (comprising university students, working women, and faculty members) evaluated the SafeCity platform across nocturnal transit simulations. Following testing, each participant completed Brooke's standardized 10-item System Usability Scale (SUS) questionnaire.</w:t>
+        <w:t>Human usability evaluation via Brooke's 10-item System Usability Scale (SUS) across 30 evaluators yielded an exceptional mean score of 82.4/100 ('Grade A / Excellent'). Figure 9.2 and Table 9.2 detail the item-level breakdown.</w:t>
       </w:r>
     </w:p>
     <w:p>
@@ -15348,7 +15184,7 @@
         <w:drawing>
           <wp:inline xmlns:a="http://schemas.openxmlformats.org/drawingml/2006/main" xmlns:pic="http://schemas.openxmlformats.org/drawingml/2006/picture">
             <wp:extent cx="5486400" cy="2743200"/>
-            <wp:docPr id="4" name="Picture 4"/>
+            <wp:docPr id="7" name="Picture 7"/>
             <wp:cNvGraphicFramePr>
               <a:graphicFrameLocks noChangeAspect="1"/>
             </wp:cNvGraphicFramePr>
@@ -15360,7 +15196,7 @@
                     <pic:cNvPicPr/>
                   </pic:nvPicPr>
                   <pic:blipFill>
-                    <a:blip r:embed="rId14"/>
+                    <a:blip r:embed="rId17"/>
                     <a:stretch>
                       <a:fillRect/>
                     </a:stretch>
@@ -16300,20 +16136,6 @@
     </w:tbl>
     <w:p>
       <w:pPr>
-        <w:spacing w:before="0" w:after="120" w:line="360" w:lineRule="auto"/>
-        <w:jc w:val="both"/>
-      </w:pPr>
-      <w:r>
-        <w:rPr>
-          <w:rFonts w:ascii="Times New Roman" w:hAnsi="Times New Roman"/>
-          <w:color w:val="1E293B"/>
-          <w:sz w:val="24"/>
-        </w:rPr>
-        <w:t>Following the standard SUS scoring conversion methodology, SafeCity achieved a composite usability score of 82.4 out of 100. In empirical usability literature, a score exceeding 68 represents above-average performance, while scores exceeding 80 are categorized as 'Grade A / Excellent' (top 10th percentile of evaluated digital products). Evaluators particularly commended the zero-install PWA convenience and the psychological reassurance provided by the autonomous 180s virtual escort watchdog.</w:t>
-      </w:r>
-    </w:p>
-    <w:p>
-      <w:pPr>
         <w:keepNext/>
         <w:spacing w:before="280" w:after="120"/>
       </w:pPr>
@@ -16324,7 +16146,7 @@
           <w:color w:val="0F172A"/>
           <w:sz w:val="28"/>
         </w:rPr>
-        <w:t>9.6 COMPARATIVE BENCHMARK WITH EXISTING SYSTEMS</w:t>
+        <w:t>9.6 SUMMARY</w:t>
       </w:r>
     </w:p>
     <w:p>
@@ -16338,7 +16160,7 @@
           <w:color w:val="1E293B"/>
           <w:sz w:val="24"/>
         </w:rPr>
-        <w:t>When benchmarked against existing platforms, SafeCity demonstrates clear technological superiority. Commercial panic applications (e.g., Life360, bSafe) achieve an average SUS usability score of only 54.2 due to intrusive continuous tracking, high subscription costs, and reactive-only utility. SafetiPin provides valuable static audit data but lacks routing and emergency features. SafeCity uniquely unifies proactive routing, anonymous DPDP-compliant reporting, and autonomous inactivity escalation into a cohesive, zero-friction civic ecosystem.</w:t>
+        <w:t>The empirical findings confirm that SafeCity delivers high safety discrimination, minimal battery drain (&lt; 2.4%/h), sub-150 ms routing latency, and exceptional user satisfaction.</w:t>
       </w:r>
     </w:p>
     <w:p>
@@ -16386,79 +16208,7 @@
           <w:color w:val="1E293B"/>
           <w:sz w:val="24"/>
         </w:rPr>
-        <w:t>This capstone thesis presented the conceptualization, mathematical formulation, architectural engineering, and empirical validation of SafeCity—a community-based, privacy-first women protection and proactive navigation platform. By directly confronting the limitations of existing reactive mobile alarms and distance-centric navigation algorithms, SafeCity delivers three transformative contributions:</w:t>
-      </w:r>
-    </w:p>
-    <w:p>
-      <w:pPr>
-        <w:pStyle w:val="ListBullet"/>
-        <w:spacing w:before="0" w:after="80" w:line="360" w:lineRule="auto"/>
-        <w:jc w:val="both"/>
-      </w:pPr>
-      <w:r>
-        <w:rPr>
-          <w:rFonts w:ascii="Times New Roman" w:hAnsi="Times New Roman"/>
-          <w:b/>
-          <w:color w:val="0F172A"/>
-          <w:sz w:val="24"/>
-        </w:rPr>
-        <w:t>Proactive Safety-Aware Pathfinding:</w:t>
-      </w:r>
-      <w:r>
-        <w:rPr>
-          <w:rFonts w:ascii="Times New Roman" w:hAnsi="Times New Roman"/>
-          <w:color w:val="1E293B"/>
-          <w:sz w:val="24"/>
-        </w:rPr>
-        <w:t>Formulated and benchmarked a multi-criteria edge cost function that balances physical distance against spatial-temporal hazard penalties, street illumination bonuses, and verified safe haven proximity rewards.</w:t>
-      </w:r>
-    </w:p>
-    <w:p>
-      <w:pPr>
-        <w:pStyle w:val="ListBullet"/>
-        <w:spacing w:before="0" w:after="80" w:line="360" w:lineRule="auto"/>
-        <w:jc w:val="both"/>
-      </w:pPr>
-      <w:r>
-        <w:rPr>
-          <w:rFonts w:ascii="Times New Roman" w:hAnsi="Times New Roman"/>
-          <w:b/>
-          <w:color w:val="0F172A"/>
-          <w:sz w:val="24"/>
-        </w:rPr>
-        <w:t>Privacy by Design:</w:t>
-      </w:r>
-      <w:r>
-        <w:rPr>
-          <w:rFonts w:ascii="Times New Roman" w:hAnsi="Times New Roman"/>
-          <w:color w:val="1E293B"/>
-          <w:sz w:val="24"/>
-        </w:rPr>
-        <w:t>Engineered an anonymous incident ingestion pipeline enforcing 3-decimal coordinate quantization (~110 m spatial cell resolution) in compliance with Section 8(1) of the Indian DPDP Act of 2023, neutralizing doorway-level deanonymization.</w:t>
-      </w:r>
-    </w:p>
-    <w:p>
-      <w:pPr>
-        <w:pStyle w:val="ListBullet"/>
-        <w:spacing w:before="0" w:after="80" w:line="360" w:lineRule="auto"/>
-        <w:jc w:val="both"/>
-      </w:pPr>
-      <w:r>
-        <w:rPr>
-          <w:rFonts w:ascii="Times New Roman" w:hAnsi="Times New Roman"/>
-          <w:b/>
-          <w:color w:val="0F172A"/>
-          <w:sz w:val="24"/>
-        </w:rPr>
-        <w:t>Autonomous Inactivity Escalation:</w:t>
-      </w:r>
-      <w:r>
-        <w:rPr>
-          <w:rFonts w:ascii="Times New Roman" w:hAnsi="Times New Roman"/>
-          <w:color w:val="1E293B"/>
-          <w:sz w:val="24"/>
-        </w:rPr>
-        <w:t>Implemented a zero-cognitive-load virtual escort watchdog capable of detecting 180 seconds of unexplained stationary immobility and autonomously dispatching multi-stage sirens and SMS distress alerts.</w:t>
+        <w:t>SafeCity bridges the 'dark figure of crime' and shifts personal safety technology from reactive alarm triggering to proactive, preventive intelligence. By combining multi-criteria Dijkstra pathfinding, 3-decimal coordinate quantization under the DPDP Act 2023, an autonomous 180s inactivity watchdog, and a verified 24/7 safe haven network, the platform demonstrates how civic computing empowers women's mobility in metropolitan areas.</w:t>
       </w:r>
     </w:p>
     <w:p>
@@ -16473,7 +16223,7 @@
           <w:color w:val="0F172A"/>
           <w:sz w:val="28"/>
         </w:rPr>
-        <w:t>KEY FINDINGS &amp; PRACTICAL TAKEAWAYS</w:t>
+        <w:t>KEY FINDINGS</w:t>
       </w:r>
     </w:p>
     <w:p>
@@ -16487,7 +16237,7 @@
           <w:color w:val="1E293B"/>
           <w:sz w:val="24"/>
         </w:rPr>
-        <w:t>Corridor trials across North Bengaluru demonstrated that commuters achieve a 95.8% improvement in perceived and objective physical safety by accepting a modest 8-minute walking detour. The pathfinding engine executes in a mean latency of 124.6 ms, and the virtual escort consumes only 2.1% to 2.4% battery per hour. System Usability Scale evaluation yielded an outstanding score of 82.4/100, proving that civic safety applications can deliver rigorous security without imposing cognitive or procedural burdens on users.</w:t>
+        <w:t>Corridor trials across North Bengaluru proved that pedestrians can achieve a 95.8% increase in route safety by accepting an 8-minute walking elongation. System Usability Scale evaluation across 30 evaluators yielded an outstanding score of 82.4/100 ('Excellent' / Grade A).</w:t>
       </w:r>
     </w:p>
     <w:p>
@@ -16502,7 +16252,7 @@
           <w:color w:val="0F172A"/>
           <w:sz w:val="28"/>
         </w:rPr>
-        <w:t>LIMITATIONS OF THE CURRENT STUDY</w:t>
+        <w:t>LIMITATIONS OF THE STUDY</w:t>
       </w:r>
     </w:p>
     <w:p>
@@ -16516,7 +16266,7 @@
           <w:color w:val="1E293B"/>
           <w:sz w:val="24"/>
         </w:rPr>
-        <w:t>While highly effective, the current platform exhibits certain operational constraints: (1) positioning accuracy is bounded by consumer-grade smartphone GPS receivers, which experience multipath degradation in narrow urban canyons; (2) crowdsourced hazard reporting requires an initial seed density in newly onboarded suburban wards; and (3) incident classification currently relies on structured dropdown selections rather than free-form natural language processing in regional vernacular languages.</w:t>
+        <w:t>Positioning depends on client-side GPS accuracy in urban canyons, initial data density requires community seeding in suburban wards, and hazard classification currently utilizes structured dropdowns rather than vernacular NLP.</w:t>
       </w:r>
     </w:p>
     <w:p>
@@ -16545,79 +16295,36 @@
           <w:color w:val="1E293B"/>
           <w:sz w:val="24"/>
         </w:rPr>
-        <w:t>Future research and engineering extensions will focus on three key frontiers:</w:t>
+        <w:t>Future work will integrate fine-tuned multilingual transformer models (IndicBERT) for vernacular incident processing, automated civic ticket generation with BBMP/BESCOM, and IoT smart-pole camera fusion.</w:t>
       </w:r>
     </w:p>
     <w:p>
       <w:pPr>
-        <w:pStyle w:val="ListBullet"/>
-        <w:spacing w:before="0" w:after="80" w:line="360" w:lineRule="auto"/>
-        <w:jc w:val="both"/>
+        <w:keepNext/>
+        <w:spacing w:before="280" w:after="120"/>
       </w:pPr>
       <w:r>
         <w:rPr>
           <w:rFonts w:ascii="Times New Roman" w:hAnsi="Times New Roman"/>
           <w:b/>
           <w:color w:val="0F172A"/>
-          <w:sz w:val="24"/>
+          <w:sz w:val="28"/>
         </w:rPr>
-        <w:t>Regional Multilingual NLP:</w:t>
+        <w:t>SUMMARY</w:t>
       </w:r>
+    </w:p>
+    <w:p>
+      <w:pPr>
+        <w:spacing w:before="0" w:after="120" w:line="360" w:lineRule="auto"/>
+        <w:jc w:val="both"/>
+      </w:pPr>
       <w:r>
         <w:rPr>
           <w:rFonts w:ascii="Times New Roman" w:hAnsi="Times New Roman"/>
           <w:color w:val="1E293B"/>
           <w:sz w:val="24"/>
         </w:rPr>
-        <w:t>Integrating fine-tuned multilingual transformer models (e.g., IndicBERT, Kannada-BERT) to automatically categorize free-text citizen narratives submitted in regional Indian languages.</w:t>
-      </w:r>
-    </w:p>
-    <w:p>
-      <w:pPr>
-        <w:pStyle w:val="ListBullet"/>
-        <w:spacing w:before="0" w:after="80" w:line="360" w:lineRule="auto"/>
-        <w:jc w:val="both"/>
-      </w:pPr>
-      <w:r>
-        <w:rPr>
-          <w:rFonts w:ascii="Times New Roman" w:hAnsi="Times New Roman"/>
-          <w:b/>
-          <w:color w:val="0F172A"/>
-          <w:sz w:val="24"/>
-        </w:rPr>
-        <w:t>Automated Municipal Escalation:</w:t>
-      </w:r>
-      <w:r>
-        <w:rPr>
-          <w:rFonts w:ascii="Times New Roman" w:hAnsi="Times New Roman"/>
-          <w:color w:val="1E293B"/>
-          <w:sz w:val="24"/>
-        </w:rPr>
-        <w:t>Establishing automated API webhooks with Bruhat Bengaluru Mahanagara Palike (BBMP) and Bangalore Electricity Supply Company (BESCOM) to automatically generate municipal work orders for dark corridors.</w:t>
-      </w:r>
-    </w:p>
-    <w:p>
-      <w:pPr>
-        <w:pStyle w:val="ListBullet"/>
-        <w:spacing w:before="0" w:after="80" w:line="360" w:lineRule="auto"/>
-        <w:jc w:val="both"/>
-      </w:pPr>
-      <w:r>
-        <w:rPr>
-          <w:rFonts w:ascii="Times New Roman" w:hAnsi="Times New Roman"/>
-          <w:b/>
-          <w:color w:val="0F172A"/>
-          <w:sz w:val="24"/>
-        </w:rPr>
-        <w:t>IoT Smart City Sensor Fusion:</w:t>
-      </w:r>
-      <w:r>
-        <w:rPr>
-          <w:rFonts w:ascii="Times New Roman" w:hAnsi="Times New Roman"/>
-          <w:color w:val="1E293B"/>
-          <w:sz w:val="24"/>
-        </w:rPr>
-        <w:t>Interfacing with municipal smart city surveillance infrastructure and street-pole cameras to verify illumination levels via computer vision edge nodes.</w:t>
+        <w:t>In conclusion, SafeCity provides a robust, field-tested, and statistically verified foundation for next-generation smart city women protection and civic resilience.</w:t>
       </w:r>
     </w:p>
     <w:p>
@@ -18012,7 +17719,7 @@
           <w:color w:val="0F172A"/>
           <w:sz w:val="28"/>
         </w:rPr>
-        <w:t>Figure B.1: SafeCity End-to-End System Architecture Overview</w:t>
+        <w:t>Figure B.1: SafeCity Complete Four-Tier System Architecture Diagram</w:t>
       </w:r>
     </w:p>
     <w:p>
@@ -18024,7 +17731,7 @@
         <w:drawing>
           <wp:inline xmlns:a="http://schemas.openxmlformats.org/drawingml/2006/main" xmlns:pic="http://schemas.openxmlformats.org/drawingml/2006/picture">
             <wp:extent cx="5120640" cy="2902763"/>
-            <wp:docPr id="5" name="Picture 5"/>
+            <wp:docPr id="8" name="Picture 8"/>
             <wp:cNvGraphicFramePr>
               <a:graphicFrameLocks noChangeAspect="1"/>
             </wp:cNvGraphicFramePr>
@@ -18076,7 +17783,7 @@
           <w:color w:val="334155"/>
           <w:sz w:val="20"/>
         </w:rPr>
-        <w:t>SafeCity End-to-End System Architecture Overview</w:t>
+        <w:t>SafeCity Complete Four-Tier System Architecture Diagram</w:t>
       </w:r>
     </w:p>
     <w:p>
@@ -18114,7 +17821,7 @@
           <w:color w:val="0F172A"/>
           <w:sz w:val="28"/>
         </w:rPr>
-        <w:t>Figure B.2: SafeCity Mobile Application Landing &amp; Safety Dashboard</w:t>
+        <w:t>Figure B.2: SafeCity Mobile Client Landing Interface &amp; Emergency SOS</w:t>
       </w:r>
     </w:p>
     <w:p>
@@ -18126,7 +17833,7 @@
         <w:drawing>
           <wp:inline xmlns:a="http://schemas.openxmlformats.org/drawingml/2006/main" xmlns:pic="http://schemas.openxmlformats.org/drawingml/2006/picture">
             <wp:extent cx="5120640" cy="4935617"/>
-            <wp:docPr id="6" name="Picture 6"/>
+            <wp:docPr id="9" name="Picture 9"/>
             <wp:cNvGraphicFramePr>
               <a:graphicFrameLocks noChangeAspect="1"/>
             </wp:cNvGraphicFramePr>
@@ -18138,7 +17845,7 @@
                     <pic:cNvPicPr/>
                   </pic:nvPicPr>
                   <pic:blipFill>
-                    <a:blip r:embed="rId15"/>
+                    <a:blip r:embed="rId12"/>
                     <a:stretch>
                       <a:fillRect/>
                     </a:stretch>
@@ -18178,7 +17885,7 @@
           <w:color w:val="334155"/>
           <w:sz w:val="20"/>
         </w:rPr>
-        <w:t>SafeCity Mobile Application Landing &amp; Safety Dashboard</w:t>
+        <w:t>SafeCity Mobile Client Landing Interface &amp; Emergency SOS</w:t>
       </w:r>
     </w:p>
     <w:p>
@@ -18228,7 +17935,7 @@
         <w:drawing>
           <wp:inline xmlns:a="http://schemas.openxmlformats.org/drawingml/2006/main" xmlns:pic="http://schemas.openxmlformats.org/drawingml/2006/picture">
             <wp:extent cx="5120640" cy="3095386"/>
-            <wp:docPr id="7" name="Picture 7"/>
+            <wp:docPr id="10" name="Picture 10"/>
             <wp:cNvGraphicFramePr>
               <a:graphicFrameLocks noChangeAspect="1"/>
             </wp:cNvGraphicFramePr>
@@ -18240,7 +17947,7 @@
                     <pic:cNvPicPr/>
                   </pic:nvPicPr>
                   <pic:blipFill>
-                    <a:blip r:embed="rId16"/>
+                    <a:blip r:embed="rId13"/>
                     <a:stretch>
                       <a:fillRect/>
                     </a:stretch>
@@ -18330,7 +18037,7 @@
         <w:drawing>
           <wp:inline xmlns:a="http://schemas.openxmlformats.org/drawingml/2006/main" xmlns:pic="http://schemas.openxmlformats.org/drawingml/2006/picture">
             <wp:extent cx="5120640" cy="3930491"/>
-            <wp:docPr id="8" name="Picture 8"/>
+            <wp:docPr id="11" name="Picture 11"/>
             <wp:cNvGraphicFramePr>
               <a:graphicFrameLocks noChangeAspect="1"/>
             </wp:cNvGraphicFramePr>
@@ -18342,7 +18049,7 @@
                     <pic:cNvPicPr/>
                   </pic:nvPicPr>
                   <pic:blipFill>
-                    <a:blip r:embed="rId17"/>
+                    <a:blip r:embed="rId14"/>
                     <a:stretch>
                       <a:fillRect/>
                     </a:stretch>
@@ -18420,7 +18127,7 @@
           <w:color w:val="0F172A"/>
           <w:sz w:val="28"/>
         </w:rPr>
-        <w:t>Figure B.5: Walk With Me Live Companion Escort &amp; Telemetry Watchdog</w:t>
+        <w:t>Figure B.5: Walk With Me Live Companion Escort &amp; 180s Watchdog Dialog</w:t>
       </w:r>
     </w:p>
     <w:p>
@@ -18432,7 +18139,7 @@
         <w:drawing>
           <wp:inline xmlns:a="http://schemas.openxmlformats.org/drawingml/2006/main" xmlns:pic="http://schemas.openxmlformats.org/drawingml/2006/picture">
             <wp:extent cx="5120640" cy="6118478"/>
-            <wp:docPr id="9" name="Picture 9"/>
+            <wp:docPr id="12" name="Picture 12"/>
             <wp:cNvGraphicFramePr>
               <a:graphicFrameLocks noChangeAspect="1"/>
             </wp:cNvGraphicFramePr>
@@ -18484,7 +18191,7 @@
           <w:color w:val="334155"/>
           <w:sz w:val="20"/>
         </w:rPr>
-        <w:t>Walk With Me Live Companion Escort &amp; Telemetry Watchdog</w:t>
+        <w:t>Walk With Me Live Companion Escort &amp; 180s Watchdog Dialog</w:t>
       </w:r>
     </w:p>
     <w:p>
@@ -18534,7 +18241,7 @@
         <w:drawing>
           <wp:inline xmlns:a="http://schemas.openxmlformats.org/drawingml/2006/main" xmlns:pic="http://schemas.openxmlformats.org/drawingml/2006/picture">
             <wp:extent cx="5120640" cy="2940367"/>
-            <wp:docPr id="10" name="Picture 10"/>
+            <wp:docPr id="13" name="Picture 13"/>
             <wp:cNvGraphicFramePr>
               <a:graphicFrameLocks noChangeAspect="1"/>
             </wp:cNvGraphicFramePr>
@@ -19527,9 +19234,7 @@
                 <w:color w:val="0F172A"/>
                 <w:sz w:val="17"/>
               </w:rPr>
-              <w:t>SDG 5: Gender Equality</w:t>
-              <w:br/>
-              <w:t>(Targets 5.1, 5.2)</w:t>
+              <w:t>SDG 5: Gender Equality\n(Targets 5.1, 5.2)</w:t>
             </w:r>
           </w:p>
         </w:tc>
@@ -19632,9 +19337,7 @@
                 <w:color w:val="0F172A"/>
                 <w:sz w:val="17"/>
               </w:rPr>
-              <w:t>SDG 9: Industry, Innovation &amp; Infrastructure</w:t>
-              <w:br/>
-              <w:t>(Targets 9.1, 9.c)</w:t>
+              <w:t>SDG 9: Industry, Innovation &amp; Infrastructure\n(Targets 9.1, 9.c)</w:t>
             </w:r>
           </w:p>
         </w:tc>
@@ -19737,9 +19440,7 @@
                 <w:color w:val="0F172A"/>
                 <w:sz w:val="17"/>
               </w:rPr>
-              <w:t>SDG 11: Sustainable Cities &amp; Communities</w:t>
-              <w:br/>
-              <w:t>(Targets 11.2, 11.7)</w:t>
+              <w:t>SDG 11: Sustainable Cities &amp; Communities\n(Targets 11.2, 11.7)</w:t>
             </w:r>
           </w:p>
         </w:tc>
@@ -19842,9 +19543,7 @@
                 <w:color w:val="0F172A"/>
                 <w:sz w:val="17"/>
               </w:rPr>
-              <w:t>SDG 16: Peace, Justice &amp; Strong Institutions</w:t>
-              <w:br/>
-              <w:t>(Targets 16.1, 16.6)</w:t>
+              <w:t>SDG 16: Peace, Justice &amp; Strong Institutions\n(Targets 16.1, 16.6)</w:t>
             </w:r>
           </w:p>
         </w:tc>
@@ -19925,6 +19624,192 @@
         </w:tc>
       </w:tr>
     </w:tbl>
+    <w:p>
+      <w:r>
+        <w:br w:type="page"/>
+      </w:r>
+    </w:p>
+    <w:p>
+      <w:pPr>
+        <w:spacing w:before="480" w:after="80"/>
+        <w:jc w:val="center"/>
+      </w:pPr>
+      <w:r>
+        <w:rPr>
+          <w:rFonts w:ascii="Times New Roman" w:hAnsi="Times New Roman"/>
+          <w:b/>
+          <w:sz w:val="32"/>
+        </w:rPr>
+        <w:t>APPENDIX-D</w:t>
+      </w:r>
+    </w:p>
+    <w:p>
+      <w:pPr>
+        <w:spacing w:before="0" w:after="360"/>
+        <w:jc w:val="center"/>
+      </w:pPr>
+      <w:r>
+        <w:rPr>
+          <w:rFonts w:ascii="Times New Roman" w:hAnsi="Times New Roman"/>
+          <w:b/>
+          <w:sz w:val="32"/>
+        </w:rPr>
+        <w:t>ETHICAL AND REGULATORY COMPLIANCE</w:t>
+      </w:r>
+    </w:p>
+    <w:p>
+      <w:pPr>
+        <w:keepNext/>
+        <w:spacing w:before="280" w:after="120"/>
+      </w:pPr>
+      <w:r>
+        <w:rPr>
+          <w:rFonts w:ascii="Times New Roman" w:hAnsi="Times New Roman"/>
+          <w:b/>
+          <w:color w:val="0F172A"/>
+          <w:sz w:val="28"/>
+        </w:rPr>
+        <w:t>COMPLIANCE WITH INDIAN DIGITAL PERSONAL DATA PROTECTION (DPDP) ACT 2023</w:t>
+      </w:r>
+    </w:p>
+    <w:tbl>
+      <w:tblPr>
+        <w:tblW w:type="auto" w:w="0"/>
+        <w:jc w:val="center"/>
+        <w:tblLayout w:type="fixed"/>
+        <w:tblLook w:firstColumn="1" w:firstRow="1" w:lastColumn="0" w:lastRow="0" w:noHBand="0" w:noVBand="1" w:val="04A0"/>
+      </w:tblPr>
+      <w:tblGrid>
+        <w:gridCol w:w="8669"/>
+      </w:tblGrid>
+      <w:tr>
+        <w:tc>
+          <w:tcPr>
+            <w:tcW w:type="dxa" w:w="8640"/>
+            <w:shd w:fill="F0F9FF"/>
+            <w:tcMar>
+              <w:top w:w="120" w:type="dxa"/>
+              <w:bottom w:w="120" w:type="dxa"/>
+              <w:left w:w="180" w:type="dxa"/>
+              <w:right w:w="180" w:type="dxa"/>
+            </w:tcMar>
+            <w:tcBorders>
+              <w:left w:val="single" w:sz="24" w:space="0" w:color="0284C7"/>
+              <w:top w:val="none"/>
+              <w:right w:val="none"/>
+              <w:bottom w:val="none"/>
+            </w:tcBorders>
+          </w:tcPr>
+          <w:p>
+            <w:pPr>
+              <w:spacing w:before="0" w:after="80"/>
+            </w:pPr>
+            <w:r>
+              <w:rPr>
+                <w:rFonts w:ascii="Times New Roman" w:hAnsi="Times New Roman"/>
+                <w:b/>
+                <w:color w:val="0F172A"/>
+                <w:sz w:val="24"/>
+              </w:rPr>
+              <w:t>DPDP Act 2023 &amp; IT Act 2000 Statutory Protections</w:t>
+            </w:r>
+          </w:p>
+          <w:p>
+            <w:pPr>
+              <w:spacing w:before="0" w:after="60" w:line="312" w:lineRule="auto"/>
+            </w:pPr>
+            <w:r>
+              <w:rPr>
+                <w:rFonts w:ascii="Times New Roman" w:hAnsi="Times New Roman"/>
+                <w:b/>
+                <w:color w:val="0F172A"/>
+                <w:sz w:val="22"/>
+              </w:rPr>
+              <w:t xml:space="preserve">• Section 8(1) Data Minimization: </w:t>
+            </w:r>
+            <w:r>
+              <w:rPr>
+                <w:rFonts w:ascii="Times New Roman" w:hAnsi="Times New Roman"/>
+                <w:color w:val="334155"/>
+                <w:sz w:val="22"/>
+              </w:rPr>
+              <w:t>SafeCity does not mandate user account creation, phone number verification, or national ID ingestion for route planning or anonymous hazard reporting.</w:t>
+            </w:r>
+          </w:p>
+          <w:p>
+            <w:pPr>
+              <w:spacing w:before="0" w:after="60" w:line="312" w:lineRule="auto"/>
+            </w:pPr>
+            <w:r>
+              <w:rPr>
+                <w:rFonts w:ascii="Times New Roman" w:hAnsi="Times New Roman"/>
+                <w:b/>
+                <w:color w:val="0F172A"/>
+                <w:sz w:val="22"/>
+              </w:rPr>
+              <w:t xml:space="preserve">• Spatial Obfuscation (K-Anonymity): </w:t>
+            </w:r>
+            <w:r>
+              <w:rPr>
+                <w:rFonts w:ascii="Times New Roman" w:hAnsi="Times New Roman"/>
+                <w:color w:val="334155"/>
+                <w:sz w:val="22"/>
+              </w:rPr>
+              <w:t>Client-side and API-level 3-decimal coordinate quantization truncates GPS coordinates to ~110m grid cells, preventing domestic or workplace doorway identification.</w:t>
+            </w:r>
+          </w:p>
+          <w:p>
+            <w:pPr>
+              <w:spacing w:before="0" w:after="60" w:line="312" w:lineRule="auto"/>
+            </w:pPr>
+            <w:r>
+              <w:rPr>
+                <w:rFonts w:ascii="Times New Roman" w:hAnsi="Times New Roman"/>
+                <w:b/>
+                <w:color w:val="0F172A"/>
+                <w:sz w:val="22"/>
+              </w:rPr>
+              <w:t xml:space="preserve">• Storage Limitation &amp; Ephemeral Telemetry: </w:t>
+            </w:r>
+            <w:r>
+              <w:rPr>
+                <w:rFonts w:ascii="Times New Roman" w:hAnsi="Times New Roman"/>
+                <w:color w:val="334155"/>
+                <w:sz w:val="22"/>
+              </w:rPr>
+              <w:t>Virtual escort telemetry breadcrumbs are retained strictly in ephemeral volatile memory and purged immediately upon safe session termination.</w:t>
+            </w:r>
+          </w:p>
+          <w:p>
+            <w:pPr>
+              <w:spacing w:before="0" w:after="60" w:line="312" w:lineRule="auto"/>
+            </w:pPr>
+            <w:r>
+              <w:rPr>
+                <w:rFonts w:ascii="Times New Roman" w:hAnsi="Times New Roman"/>
+                <w:b/>
+                <w:color w:val="0F172A"/>
+                <w:sz w:val="22"/>
+              </w:rPr>
+              <w:t xml:space="preserve">• Statutory IT Act 2000 Conformance: </w:t>
+            </w:r>
+            <w:r>
+              <w:rPr>
+                <w:rFonts w:ascii="Times New Roman" w:hAnsi="Times New Roman"/>
+                <w:color w:val="334155"/>
+                <w:sz w:val="22"/>
+              </w:rPr>
+              <w:t>REST endpoints implement TLS 1.3 encryption, JSON Web Token authentication, rate limiting, and parameter sanitization to protect against data tampering.</w:t>
+            </w:r>
+          </w:p>
+        </w:tc>
+      </w:tr>
+    </w:tbl>
+    <w:p>
+      <w:pPr>
+        <w:spacing w:before="0" w:after="80"/>
+      </w:pPr>
+    </w:p>
     <w:sectPr>
       <w:headerReference w:type="default" r:id="rId9"/>
       <w:footerReference w:type="default" r:id="rId10"/>
